--- a/docs/deep-dive-manuel-vendeur.docx
+++ b/docs/deep-dive-manuel-vendeur.docx
@@ -2,7 +2,7 @@
 <file path=word/document.xml><?xml version="1.0" encoding="utf-8"?>
 <w:document xmlns:w="http://schemas.openxmlformats.org/wordprocessingml/2006/main" xmlns:m="http://schemas.openxmlformats.org/officeDocument/2006/math" xmlns:r="http://schemas.openxmlformats.org/officeDocument/2006/relationships" xmlns:o="urn:schemas-microsoft-com:office:office" xmlns:v="urn:schemas-microsoft-com:vml" xmlns:w10="urn:schemas-microsoft-com:office:word" xmlns:a="http://schemas.openxmlformats.org/drawingml/2006/main" xmlns:pic="http://schemas.openxmlformats.org/drawingml/2006/picture" xmlns:wp="http://schemas.openxmlformats.org/drawingml/2006/wordprocessingDrawing">
   <w:body>
-    <w:bookmarkStart w:id="104" w:name="manuel-dutilisation--vendeur-pièces"/>
+    <w:bookmarkStart w:id="93" w:name="manuel-dutilisation--vendeur-pièces"/>
     <w:p>
       <w:pPr>
         <w:pStyle w:val="Heading1"/>
@@ -84,7 +84,7 @@
         </w:pict>
       </w:r>
     </w:p>
-    <w:bookmarkStart w:id="20" w:name="table-des-matières"/>
+    <w:bookmarkStart w:id="9" w:name="table-des-matières"/>
     <w:p>
       <w:pPr>
         <w:pStyle w:val="Heading2"/>
@@ -389,8 +389,8 @@
         </w:pict>
       </w:r>
     </w:p>
-    <w:bookmarkEnd w:id="20"/>
-    <w:bookmarkStart w:id="23" w:name="Xfcc00fc1d37f94df108041d709986dc2b69be95"/>
+    <w:bookmarkEnd w:id="9"/>
+    <w:bookmarkStart w:id="12" w:name="Xfcc00fc1d37f94df108041d709986dc2b69be95"/>
     <w:p>
       <w:pPr>
         <w:pStyle w:val="Heading2"/>
@@ -399,7 +399,7 @@
         <w:t xml:space="preserve">1. Accès et connexion</w:t>
       </w:r>
     </w:p>
-    <w:bookmarkStart w:id="21" w:name="comment-se-connecter"/>
+    <w:bookmarkStart w:id="10" w:name="comment-se-connecter"/>
     <w:p>
       <w:pPr>
         <w:pStyle w:val="Heading3"/>
@@ -646,8 +646,8 @@
         <w:t xml:space="preserve">apparaît après 60 secondes d'attente</w:t>
       </w:r>
     </w:p>
-    <w:bookmarkEnd w:id="21"/>
-    <w:bookmarkStart w:id="22" w:name="sécurité"/>
+    <w:bookmarkEnd w:id="10"/>
+    <w:bookmarkStart w:id="11" w:name="sécurité"/>
     <w:p>
       <w:pPr>
         <w:pStyle w:val="Heading3"/>
@@ -709,9 +709,9 @@
         </w:pict>
       </w:r>
     </w:p>
-    <w:bookmarkEnd w:id="22"/>
-    <w:bookmarkEnd w:id="23"/>
-    <w:bookmarkStart w:id="26" w:name="Xa22c2be2b210bf449281c4f1cc96703fbc71567"/>
+    <w:bookmarkEnd w:id="11"/>
+    <w:bookmarkEnd w:id="12"/>
+    <w:bookmarkStart w:id="15" w:name="Xa22c2be2b210bf449281c4f1cc96703fbc71567"/>
     <w:p>
       <w:pPr>
         <w:pStyle w:val="Heading2"/>
@@ -741,7 +741,7 @@
         <w:t xml:space="preserve">, un écran de consentement apparaît et bloque l'accès à l'application tant qu'il n'est pas accepté.</w:t>
       </w:r>
     </w:p>
-    <w:bookmarkStart w:id="24" w:name="ce-qui-est-affiché"/>
+    <w:bookmarkStart w:id="13" w:name="ce-qui-est-affiché"/>
     <w:p>
       <w:pPr>
         <w:pStyle w:val="Heading3"/>
@@ -826,8 +826,8 @@
         <w:t xml:space="preserve">Photos de pièces</w:t>
       </w:r>
     </w:p>
-    <w:bookmarkEnd w:id="24"/>
-    <w:bookmarkStart w:id="25" w:name="action-requise"/>
+    <w:bookmarkEnd w:id="13"/>
+    <w:bookmarkStart w:id="14" w:name="action-requise"/>
     <w:p>
       <w:pPr>
         <w:pStyle w:val="Heading3"/>
@@ -895,9 +895,9 @@
         </w:pict>
       </w:r>
     </w:p>
-    <w:bookmarkEnd w:id="25"/>
-    <w:bookmarkEnd w:id="26"/>
-    <w:bookmarkStart w:id="31" w:name="Xdcc914deeda3876d6363233f4fc675c4521b7be"/>
+    <w:bookmarkEnd w:id="14"/>
+    <w:bookmarkEnd w:id="15"/>
+    <w:bookmarkStart w:id="20" w:name="Xdcc914deeda3876d6363233f4fc675c4521b7be"/>
     <w:p>
       <w:pPr>
         <w:pStyle w:val="Heading2"/>
@@ -928,7 +928,7 @@
         <w:t xml:space="preserve">. Elle peut être assistée par un agent terrain.</w:t>
       </w:r>
     </w:p>
-    <w:bookmarkStart w:id="27" w:name="formulaire-dinscription"/>
+    <w:bookmarkStart w:id="16" w:name="formulaire-dinscription"/>
     <w:p>
       <w:pPr>
         <w:pStyle w:val="Heading3"/>
@@ -1182,8 +1182,8 @@
         </w:tc>
       </w:tr>
     </w:tbl>
-    <w:bookmarkEnd w:id="27"/>
-    <w:bookmarkStart w:id="28" w:name="types-de-vendeur"/>
+    <w:bookmarkEnd w:id="16"/>
+    <w:bookmarkStart w:id="17" w:name="types-de-vendeur"/>
     <w:p>
       <w:pPr>
         <w:pStyle w:val="Heading3"/>
@@ -1403,8 +1403,8 @@
         <w:t xml:space="preserve">.</w:t>
       </w:r>
     </w:p>
-    <w:bookmarkEnd w:id="28"/>
-    <w:bookmarkStart w:id="29" w:name="visibilité-des-documents"/>
+    <w:bookmarkEnd w:id="17"/>
+    <w:bookmarkStart w:id="18" w:name="visibilité-des-documents"/>
     <w:p>
       <w:pPr>
         <w:pStyle w:val="Heading3"/>
@@ -1487,8 +1487,8 @@
         <w:t xml:space="preserve">)</w:t>
       </w:r>
     </w:p>
-    <w:bookmarkEnd w:id="29"/>
-    <w:bookmarkStart w:id="30" w:name="après-linscription"/>
+    <w:bookmarkEnd w:id="18"/>
+    <w:bookmarkStart w:id="19" w:name="après-linscription"/>
     <w:p>
       <w:pPr>
         <w:pStyle w:val="Heading3"/>
@@ -1572,9 +1572,9 @@
         </w:pict>
       </w:r>
     </w:p>
-    <w:bookmarkEnd w:id="30"/>
-    <w:bookmarkEnd w:id="31"/>
-    <w:bookmarkStart w:id="36" w:name="Xfad9bf1463aa8e326c63c1ffe27c569031d175f"/>
+    <w:bookmarkEnd w:id="19"/>
+    <w:bookmarkEnd w:id="20"/>
+    <w:bookmarkStart w:id="25" w:name="Xfad9bf1463aa8e326c63c1ffe27c569031d175f"/>
     <w:p>
       <w:pPr>
         <w:pStyle w:val="Heading2"/>
@@ -1591,7 +1591,7 @@
         <w:t xml:space="preserve">Avant de pouvoir vendre sur Pièces, vous devez signer deux garanties obligatoires qui protègent les acheteurs.</w:t>
       </w:r>
     </w:p>
-    <w:bookmarkStart w:id="32" w:name="les-deux-garanties"/>
+    <w:bookmarkStart w:id="21" w:name="les-deux-garanties"/>
     <w:p>
       <w:pPr>
         <w:pStyle w:val="Heading3"/>
@@ -1706,8 +1706,8 @@
         </w:tc>
       </w:tr>
     </w:tbl>
-    <w:bookmarkEnd w:id="32"/>
-    <w:bookmarkStart w:id="33" w:name="comment-signer"/>
+    <w:bookmarkEnd w:id="21"/>
+    <w:bookmarkStart w:id="22" w:name="comment-signer"/>
     <w:p>
       <w:pPr>
         <w:pStyle w:val="Heading3"/>
@@ -1799,8 +1799,8 @@
         <w:t xml:space="preserve">Les deux garanties sont signées simultanément avec horodatage</w:t>
       </w:r>
     </w:p>
-    <w:bookmarkEnd w:id="33"/>
-    <w:bookmarkStart w:id="34" w:name="résultat"/>
+    <w:bookmarkEnd w:id="22"/>
+    <w:bookmarkStart w:id="23" w:name="résultat"/>
     <w:p>
       <w:pPr>
         <w:pStyle w:val="Heading3"/>
@@ -1893,8 +1893,8 @@
         <w:t xml:space="preserve">"Signée le..."</w:t>
       </w:r>
     </w:p>
-    <w:bookmarkEnd w:id="34"/>
-    <w:bookmarkStart w:id="35" w:name="si-vous-refusez"/>
+    <w:bookmarkEnd w:id="23"/>
+    <w:bookmarkStart w:id="24" w:name="si-vous-refusez"/>
     <w:p>
       <w:pPr>
         <w:pStyle w:val="Heading3"/>
@@ -1978,9 +1978,9 @@
         </w:pict>
       </w:r>
     </w:p>
-    <w:bookmarkEnd w:id="35"/>
-    <w:bookmarkEnd w:id="36"/>
-    <w:bookmarkStart w:id="40" w:name="Xfae6159c77fc5b31cb584c531eb7d03f38d7201"/>
+    <w:bookmarkEnd w:id="24"/>
+    <w:bookmarkEnd w:id="25"/>
+    <w:bookmarkStart w:id="29" w:name="Xfae6159c77fc5b31cb584c531eb7d03f38d7201"/>
     <w:p>
       <w:pPr>
         <w:pStyle w:val="Heading2"/>
@@ -2006,7 +2006,7 @@
         <w:t xml:space="preserve">) est votre page d'accueil en tant que vendeur. Il affiche un résumé de votre activité.</w:t>
       </w:r>
     </w:p>
-    <w:bookmarkStart w:id="37" w:name="indicateurs-affichés"/>
+    <w:bookmarkStart w:id="26" w:name="indicateurs-affichés"/>
     <w:p>
       <w:pPr>
         <w:pStyle w:val="Heading3"/>
@@ -2229,8 +2229,8 @@
         <w:t xml:space="preserve">Ces 4 indicateurs sont présentés en grille 2×2.</w:t>
       </w:r>
     </w:p>
-    <w:bookmarkEnd w:id="37"/>
-    <w:bookmarkStart w:id="38" w:name="accès-rapide"/>
+    <w:bookmarkEnd w:id="26"/>
+    <w:bookmarkStart w:id="27" w:name="accès-rapide"/>
     <w:p>
       <w:pPr>
         <w:pStyle w:val="Heading3"/>
@@ -2313,8 +2313,8 @@
         <w:t xml:space="preserve">— Consultation de vos garanties signées</w:t>
       </w:r>
     </w:p>
-    <w:bookmarkEnd w:id="38"/>
-    <w:bookmarkStart w:id="39" w:name="section-commandes--paiements"/>
+    <w:bookmarkEnd w:id="27"/>
+    <w:bookmarkStart w:id="28" w:name="section-commandes--paiements"/>
     <w:p>
       <w:pPr>
         <w:pStyle w:val="Heading3"/>
@@ -2354,9 +2354,9 @@
         </w:pict>
       </w:r>
     </w:p>
-    <w:bookmarkEnd w:id="39"/>
-    <w:bookmarkEnd w:id="40"/>
-    <w:bookmarkStart w:id="46" w:name="X927c99fa39d280c58fe48d26c22237a42ae809b"/>
+    <w:bookmarkEnd w:id="28"/>
+    <w:bookmarkEnd w:id="29"/>
+    <w:bookmarkStart w:id="35" w:name="X927c99fa39d280c58fe48d26c22237a42ae809b"/>
     <w:p>
       <w:pPr>
         <w:pStyle w:val="Heading2"/>
@@ -2389,7 +2389,7 @@
         <w:t xml:space="preserve">: vous prenez une photo, l'IA identifie la pièce, et vous validez.</w:t>
       </w:r>
     </w:p>
-    <w:bookmarkStart w:id="41" w:name="X8d650b9f262ba7aaa7d043c9e50de8d941b09d2"/>
+    <w:bookmarkStart w:id="30" w:name="X8d650b9f262ba7aaa7d043c9e50de8d941b09d2"/>
     <w:p>
       <w:pPr>
         <w:pStyle w:val="Heading3"/>
@@ -3013,8 +3013,8 @@
         <w:t xml:space="preserve">photo est calculé. Si la photo est de mauvaise qualité, un avertissement s'affiche.</w:t>
       </w:r>
     </w:p>
-    <w:bookmarkEnd w:id="41"/>
-    <w:bookmarkStart w:id="42" w:name="Xda19ecdde7b269849e7cb282e6aff03f7ec8661"/>
+    <w:bookmarkEnd w:id="30"/>
+    <w:bookmarkStart w:id="31" w:name="Xda19ecdde7b269849e7cb282e6aff03f7ec8661"/>
     <w:p>
       <w:pPr>
         <w:pStyle w:val="Heading3"/>
@@ -3750,8 +3750,8 @@
         </w:tc>
       </w:tr>
     </w:tbl>
-    <w:bookmarkEnd w:id="42"/>
-    <w:bookmarkStart w:id="43" w:name="X85fe3c54cd1890f78db210265f6f03a8d9ac92b"/>
+    <w:bookmarkEnd w:id="31"/>
+    <w:bookmarkStart w:id="32" w:name="X85fe3c54cd1890f78db210265f6f03a8d9ac92b"/>
     <w:p>
       <w:pPr>
         <w:pStyle w:val="Heading3"/>
@@ -4015,8 +4015,8 @@
         <w:t xml:space="preserve">Affichage "Page X / Y — N pièces"</w:t>
       </w:r>
     </w:p>
-    <w:bookmarkEnd w:id="43"/>
-    <w:bookmarkStart w:id="44" w:name="Xdbd8b503bd3133c951bfb4cea43adc0c72ed2ad"/>
+    <w:bookmarkEnd w:id="32"/>
+    <w:bookmarkStart w:id="33" w:name="Xdbd8b503bd3133c951bfb4cea43adc0c72ed2ad"/>
     <w:p>
       <w:pPr>
         <w:pStyle w:val="Heading3"/>
@@ -4423,8 +4423,8 @@
         </w:tc>
       </w:tr>
     </w:tbl>
-    <w:bookmarkEnd w:id="44"/>
-    <w:bookmarkStart w:id="45" w:name="X1007a0d989f2fb06fb7c481d4bde5a19c706333"/>
+    <w:bookmarkEnd w:id="33"/>
+    <w:bookmarkStart w:id="34" w:name="X1007a0d989f2fb06fb7c481d4bde5a19c706333"/>
     <w:p>
       <w:pPr>
         <w:pStyle w:val="Heading3"/>
@@ -4526,9 +4526,9 @@
         </w:pict>
       </w:r>
     </w:p>
-    <w:bookmarkEnd w:id="45"/>
-    <w:bookmarkEnd w:id="46"/>
-    <w:bookmarkStart w:id="49" w:name="Xc6cd7e7769a9a7e08adb4b7e0b423a71c5863c2"/>
+    <w:bookmarkEnd w:id="34"/>
+    <w:bookmarkEnd w:id="35"/>
+    <w:bookmarkStart w:id="38" w:name="Xc6cd7e7769a9a7e08adb4b7e0b423a71c5863c2"/>
     <w:p>
       <w:pPr>
         <w:pStyle w:val="Heading2"/>
@@ -4566,7 +4566,7 @@
         <w:t xml:space="preserve">Vous devez configurer les communes d'Abidjan que vous acceptez de desservir.</w:t>
       </w:r>
     </w:p>
-    <w:bookmarkStart w:id="47" w:name="les-13-communes-du-district-dabidjan"/>
+    <w:bookmarkStart w:id="36" w:name="les-13-communes-du-district-dabidjan"/>
     <w:p>
       <w:pPr>
         <w:pStyle w:val="Heading3"/>
@@ -4925,8 +4925,8 @@
         </w:tc>
       </w:tr>
     </w:tbl>
-    <w:bookmarkEnd w:id="47"/>
-    <w:bookmarkStart w:id="48" w:name="comment-configurer"/>
+    <w:bookmarkEnd w:id="36"/>
+    <w:bookmarkStart w:id="37" w:name="comment-configurer"/>
     <w:p>
       <w:pPr>
         <w:pStyle w:val="Heading3"/>
@@ -5058,9 +5058,9 @@
         </w:pict>
       </w:r>
     </w:p>
-    <w:bookmarkEnd w:id="48"/>
-    <w:bookmarkEnd w:id="49"/>
-    <w:bookmarkStart w:id="54" w:name="Xb20527d553f9e2fb700c825dc3548e22cb9c260"/>
+    <w:bookmarkEnd w:id="37"/>
+    <w:bookmarkEnd w:id="38"/>
+    <w:bookmarkStart w:id="43" w:name="Xb20527d553f9e2fb700c825dc3548e22cb9c260"/>
     <w:p>
       <w:pPr>
         <w:pStyle w:val="Heading2"/>
@@ -5069,7 +5069,7 @@
         <w:t xml:space="preserve">8. Gestion des commandes</w:t>
       </w:r>
     </w:p>
-    <w:bookmarkStart w:id="50" w:name="réception-dune-commande"/>
+    <w:bookmarkStart w:id="39" w:name="réception-dune-commande"/>
     <w:p>
       <w:pPr>
         <w:pStyle w:val="Heading3"/>
@@ -5156,8 +5156,8 @@
         <w:t xml:space="preserve">(payée par le propriétaire du véhicule)</w:t>
       </w:r>
     </w:p>
-    <w:bookmarkEnd w:id="50"/>
-    <w:bookmarkStart w:id="51" w:name="confirmer-une-commande"/>
+    <w:bookmarkEnd w:id="39"/>
+    <w:bookmarkStart w:id="40" w:name="confirmer-une-commande"/>
     <w:p>
       <w:pPr>
         <w:pStyle w:val="Heading3"/>
@@ -5275,8 +5275,8 @@
         <w:t xml:space="preserve">est ajouté à l'historique</w:t>
       </w:r>
     </w:p>
-    <w:bookmarkEnd w:id="51"/>
-    <w:bookmarkStart w:id="52" w:name="détail-dune-commande"/>
+    <w:bookmarkEnd w:id="40"/>
+    <w:bookmarkStart w:id="41" w:name="détail-dune-commande"/>
     <w:p>
       <w:pPr>
         <w:pStyle w:val="Heading3"/>
@@ -5527,8 +5527,8 @@
         </w:tc>
       </w:tr>
     </w:tbl>
-    <w:bookmarkEnd w:id="52"/>
-    <w:bookmarkStart w:id="53" w:name="informations-par-article"/>
+    <w:bookmarkEnd w:id="41"/>
+    <w:bookmarkStart w:id="42" w:name="informations-par-article"/>
     <w:p>
       <w:pPr>
         <w:pStyle w:val="Heading3"/>
@@ -5744,9 +5744,9 @@
         </w:pict>
       </w:r>
     </w:p>
-    <w:bookmarkEnd w:id="53"/>
-    <w:bookmarkEnd w:id="54"/>
-    <w:bookmarkStart w:id="60" w:name="Xde59d9f407f073a86f750db6069fc704dae1332"/>
+    <w:bookmarkEnd w:id="42"/>
+    <w:bookmarkEnd w:id="43"/>
+    <w:bookmarkStart w:id="49" w:name="Xde59d9f407f073a86f750db6069fc704dae1332"/>
     <w:p>
       <w:pPr>
         <w:pStyle w:val="Heading2"/>
@@ -5763,7 +5763,7 @@
         <w:t xml:space="preserve">Après votre confirmation, un administrateur crée une livraison et assigne un livreur.</w:t>
       </w:r>
     </w:p>
-    <w:bookmarkStart w:id="55" w:name="statuts-de-livraison"/>
+    <w:bookmarkStart w:id="44" w:name="statuts-de-livraison"/>
     <w:p>
       <w:pPr>
         <w:pStyle w:val="Heading3"/>
@@ -5950,8 +5950,8 @@
         </w:tc>
       </w:tr>
     </w:tbl>
-    <w:bookmarkEnd w:id="55"/>
-    <w:bookmarkStart w:id="56" w:name="modes-de-livraison"/>
+    <w:bookmarkEnd w:id="44"/>
+    <w:bookmarkStart w:id="45" w:name="modes-de-livraison"/>
     <w:p>
       <w:pPr>
         <w:pStyle w:val="Heading3"/>
@@ -6054,8 +6054,8 @@
         </w:tc>
       </w:tr>
     </w:tbl>
-    <w:bookmarkEnd w:id="56"/>
-    <w:bookmarkStart w:id="57" w:name="suivi-en-temps-réel"/>
+    <w:bookmarkEnd w:id="45"/>
+    <w:bookmarkStart w:id="46" w:name="suivi-en-temps-réel"/>
     <w:p>
       <w:pPr>
         <w:pStyle w:val="Heading3"/>
@@ -6093,8 +6093,8 @@
         <w:t xml:space="preserve">) qui sont mises à jour en temps réel.</w:t>
       </w:r>
     </w:p>
-    <w:bookmarkEnd w:id="57"/>
-    <w:bookmarkStart w:id="58" w:name="cas-du-client-absent"/>
+    <w:bookmarkEnd w:id="46"/>
+    <w:bookmarkStart w:id="47" w:name="cas-du-client-absent"/>
     <w:p>
       <w:pPr>
         <w:pStyle w:val="Heading3"/>
@@ -6126,8 +6126,8 @@
         <w:t xml:space="preserve">est activé. Le livreur suit le protocole de gestion du client absent.</w:t>
       </w:r>
     </w:p>
-    <w:bookmarkEnd w:id="58"/>
-    <w:bookmarkStart w:id="59" w:name="paiement-à-la-livraison-cod"/>
+    <w:bookmarkEnd w:id="47"/>
+    <w:bookmarkStart w:id="48" w:name="paiement-à-la-livraison-cod"/>
     <w:p>
       <w:pPr>
         <w:pStyle w:val="Heading3"/>
@@ -6180,9 +6180,9 @@
         </w:pict>
       </w:r>
     </w:p>
-    <w:bookmarkEnd w:id="59"/>
-    <w:bookmarkEnd w:id="60"/>
-    <w:bookmarkStart w:id="65" w:name="Xb5f89c6986b54589aae939974eb526a14e675f9"/>
+    <w:bookmarkEnd w:id="48"/>
+    <w:bookmarkEnd w:id="49"/>
+    <w:bookmarkStart w:id="54" w:name="Xb5f89c6986b54589aae939974eb526a14e675f9"/>
     <w:p>
       <w:pPr>
         <w:pStyle w:val="Heading2"/>
@@ -6191,7 +6191,7 @@
         <w:t xml:space="preserve">10. Paiements et escrow</w:t>
       </w:r>
     </w:p>
-    <w:bookmarkStart w:id="61" w:name="système-descrow-séquestre"/>
+    <w:bookmarkStart w:id="50" w:name="système-descrow-séquestre"/>
     <w:p>
       <w:pPr>
         <w:pStyle w:val="Heading3"/>
@@ -6458,8 +6458,8 @@
         </w:tc>
       </w:tr>
     </w:tbl>
-    <w:bookmarkEnd w:id="61"/>
-    <w:bookmarkStart w:id="62" w:name="quand-les-fonds-sont-ils-libérés-"/>
+    <w:bookmarkEnd w:id="50"/>
+    <w:bookmarkStart w:id="51" w:name="quand-les-fonds-sont-ils-libérés-"/>
     <w:p>
       <w:pPr>
         <w:pStyle w:val="Heading3"/>
@@ -6512,8 +6512,8 @@
         <w:t xml:space="preserve">: Par un administrateur en cas de résolution de litige en votre faveur</w:t>
       </w:r>
     </w:p>
-    <w:bookmarkEnd w:id="62"/>
-    <w:bookmarkStart w:id="63" w:name="méthodes-de-paiement-acceptées"/>
+    <w:bookmarkEnd w:id="51"/>
+    <w:bookmarkStart w:id="52" w:name="méthodes-de-paiement-acceptées"/>
     <w:p>
       <w:pPr>
         <w:pStyle w:val="Heading3"/>
@@ -6672,8 +6672,8 @@
         </w:tc>
       </w:tr>
     </w:tbl>
-    <w:bookmarkEnd w:id="63"/>
-    <w:bookmarkStart w:id="64" w:name="consulter-le-statut-escrow"/>
+    <w:bookmarkEnd w:id="52"/>
+    <w:bookmarkStart w:id="53" w:name="consulter-le-statut-escrow"/>
     <w:p>
       <w:pPr>
         <w:pStyle w:val="Heading3"/>
@@ -6697,9 +6697,9 @@
         </w:pict>
       </w:r>
     </w:p>
-    <w:bookmarkEnd w:id="64"/>
-    <w:bookmarkEnd w:id="65"/>
-    <w:bookmarkStart w:id="70" w:name="X4f90259336bf2b88e62762597b76572e24f25b8"/>
+    <w:bookmarkEnd w:id="53"/>
+    <w:bookmarkEnd w:id="54"/>
+    <w:bookmarkStart w:id="59" w:name="X4f90259336bf2b88e62762597b76572e24f25b8"/>
     <w:p>
       <w:pPr>
         <w:pStyle w:val="Heading2"/>
@@ -6708,7 +6708,7 @@
         <w:t xml:space="preserve">11. Avis clients et réputation</w:t>
       </w:r>
     </w:p>
-    <w:bookmarkStart w:id="66" w:name="qui-peut-laisser-un-avis-"/>
+    <w:bookmarkStart w:id="55" w:name="qui-peut-laisser-un-avis-"/>
     <w:p>
       <w:pPr>
         <w:pStyle w:val="Heading3"/>
@@ -6780,8 +6780,8 @@
         <w:t xml:space="preserve">.</w:t>
       </w:r>
     </w:p>
-    <w:bookmarkEnd w:id="66"/>
-    <w:bookmarkStart w:id="67" w:name="format-des-avis"/>
+    <w:bookmarkEnd w:id="55"/>
+    <w:bookmarkStart w:id="56" w:name="format-des-avis"/>
     <w:p>
       <w:pPr>
         <w:pStyle w:val="Heading3"/>
@@ -6884,8 +6884,8 @@
         </w:tc>
       </w:tr>
     </w:tbl>
-    <w:bookmarkEnd w:id="67"/>
-    <w:bookmarkStart w:id="68" w:name="consulter-vos-avis"/>
+    <w:bookmarkEnd w:id="56"/>
+    <w:bookmarkStart w:id="57" w:name="consulter-vos-avis"/>
     <w:p>
       <w:pPr>
         <w:pStyle w:val="Heading3"/>
@@ -6971,8 +6971,8 @@
         <w:t xml:space="preserve">d'avis</w:t>
       </w:r>
     </w:p>
-    <w:bookmarkEnd w:id="68"/>
-    <w:bookmarkStart w:id="69" w:name="impact-sur-votre-activité"/>
+    <w:bookmarkEnd w:id="57"/>
+    <w:bookmarkStart w:id="58" w:name="impact-sur-votre-activité"/>
     <w:p>
       <w:pPr>
         <w:pStyle w:val="Heading3"/>
@@ -6996,9 +6996,9 @@
         </w:pict>
       </w:r>
     </w:p>
-    <w:bookmarkEnd w:id="69"/>
-    <w:bookmarkEnd w:id="70"/>
-    <w:bookmarkStart w:id="74" w:name="X220e425c1c552195d409ef1a920dbfb789e4b6d"/>
+    <w:bookmarkEnd w:id="58"/>
+    <w:bookmarkEnd w:id="59"/>
+    <w:bookmarkStart w:id="63" w:name="X220e425c1c552195d409ef1a920dbfb789e4b6d"/>
     <w:p>
       <w:pPr>
         <w:pStyle w:val="Heading2"/>
@@ -7007,7 +7007,7 @@
         <w:t xml:space="preserve">12. Litiges</w:t>
       </w:r>
     </w:p>
-    <w:bookmarkStart w:id="71" w:name="ouverture-dun-litige"/>
+    <w:bookmarkStart w:id="60" w:name="ouverture-dun-litige"/>
     <w:p>
       <w:pPr>
         <w:pStyle w:val="Heading3"/>
@@ -7053,8 +7053,8 @@
         <w:t xml:space="preserve">ouvrir de litige directement.</w:t>
       </w:r>
     </w:p>
-    <w:bookmarkEnd w:id="71"/>
-    <w:bookmarkStart w:id="72" w:name="résolution"/>
+    <w:bookmarkEnd w:id="60"/>
+    <w:bookmarkStart w:id="61" w:name="résolution"/>
     <w:p>
       <w:pPr>
         <w:pStyle w:val="Heading3"/>
@@ -7181,8 +7181,8 @@
         </w:tc>
       </w:tr>
     </w:tbl>
-    <w:bookmarkEnd w:id="72"/>
-    <w:bookmarkStart w:id="73" w:name="statuts-dun-litige"/>
+    <w:bookmarkEnd w:id="61"/>
+    <w:bookmarkStart w:id="62" w:name="statuts-dun-litige"/>
     <w:p>
       <w:pPr>
         <w:pStyle w:val="Heading3"/>
@@ -7376,9 +7376,9 @@
         </w:pict>
       </w:r>
     </w:p>
-    <w:bookmarkEnd w:id="73"/>
-    <w:bookmarkEnd w:id="74"/>
-    <w:bookmarkStart w:id="77" w:name="Xa0829b37c8bcbebe7912b88ffeb9c3cc48eafb3"/>
+    <w:bookmarkEnd w:id="62"/>
+    <w:bookmarkEnd w:id="63"/>
+    <w:bookmarkStart w:id="66" w:name="Xa0829b37c8bcbebe7912b88ffeb9c3cc48eafb3"/>
     <w:p>
       <w:pPr>
         <w:pStyle w:val="Heading2"/>
@@ -7387,7 +7387,7 @@
         <w:t xml:space="preserve">13. Notifications</w:t>
       </w:r>
     </w:p>
-    <w:bookmarkStart w:id="75" w:name="notifications-automatiques"/>
+    <w:bookmarkStart w:id="64" w:name="notifications-automatiques"/>
     <w:p>
       <w:pPr>
         <w:pStyle w:val="Heading3"/>
@@ -7524,8 +7524,8 @@
         </w:tc>
       </w:tr>
     </w:tbl>
-    <w:bookmarkEnd w:id="75"/>
-    <w:bookmarkStart w:id="76" w:name="préférences-de-notification"/>
+    <w:bookmarkEnd w:id="64"/>
+    <w:bookmarkStart w:id="65" w:name="préférences-de-notification"/>
     <w:p>
       <w:pPr>
         <w:pStyle w:val="Heading3"/>
@@ -7724,9 +7724,9 @@
         </w:pict>
       </w:r>
     </w:p>
-    <w:bookmarkEnd w:id="76"/>
-    <w:bookmarkEnd w:id="77"/>
-    <w:bookmarkStart w:id="84" w:name="Xac1fa1a637c7fad1691efecb9b5d15151ca1e3e"/>
+    <w:bookmarkEnd w:id="65"/>
+    <w:bookmarkEnd w:id="66"/>
+    <w:bookmarkStart w:id="73" w:name="Xac1fa1a637c7fad1691efecb9b5d15151ca1e3e"/>
     <w:p>
       <w:pPr>
         <w:pStyle w:val="Heading2"/>
@@ -7735,7 +7735,7 @@
         <w:t xml:space="preserve">14. Profil et gestion du compte</w:t>
       </w:r>
     </w:p>
-    <w:bookmarkStart w:id="78" w:name="page-profil"/>
+    <w:bookmarkStart w:id="67" w:name="page-profil"/>
     <w:p>
       <w:pPr>
         <w:pStyle w:val="Heading3"/>
@@ -7839,8 +7839,8 @@
         <w:t xml:space="preserve">: Le rôle actuellement sélectionné</w:t>
       </w:r>
     </w:p>
-    <w:bookmarkEnd w:id="78"/>
-    <w:bookmarkStart w:id="79" w:name="changement-de-contexte"/>
+    <w:bookmarkEnd w:id="67"/>
+    <w:bookmarkStart w:id="68" w:name="changement-de-contexte"/>
     <w:p>
       <w:pPr>
         <w:pStyle w:val="Heading3"/>
@@ -7881,8 +7881,8 @@
         <w:t xml:space="preserve">Le changement est immédiat et met à jour l'interface</w:t>
       </w:r>
     </w:p>
-    <w:bookmarkEnd w:id="79"/>
-    <w:bookmarkStart w:id="80" w:name="les-6-rôles-du-système"/>
+    <w:bookmarkEnd w:id="68"/>
+    <w:bookmarkStart w:id="69" w:name="les-6-rôles-du-système"/>
     <w:p>
       <w:pPr>
         <w:pStyle w:val="Heading3"/>
@@ -8077,8 +8077,8 @@
         </w:tc>
       </w:tr>
     </w:tbl>
-    <w:bookmarkEnd w:id="80"/>
-    <w:bookmarkStart w:id="81" w:name="données-personnelles"/>
+    <w:bookmarkEnd w:id="69"/>
+    <w:bookmarkStart w:id="70" w:name="données-personnelles"/>
     <w:p>
       <w:pPr>
         <w:pStyle w:val="Heading3"/>
@@ -8176,8 +8176,8 @@
         <w:t xml:space="preserve">La date de création du compte</w:t>
       </w:r>
     </w:p>
-    <w:bookmarkEnd w:id="81"/>
-    <w:bookmarkStart w:id="82" w:name="suppression-des-données"/>
+    <w:bookmarkEnd w:id="70"/>
+    <w:bookmarkStart w:id="71" w:name="suppression-des-données"/>
     <w:p>
       <w:pPr>
         <w:pStyle w:val="Heading3"/>
@@ -8223,8 +8223,8 @@
         <w:t xml:space="preserve">. La demande est enregistrée et traitée par l'équipe.</w:t>
       </w:r>
     </w:p>
-    <w:bookmarkEnd w:id="82"/>
-    <w:bookmarkStart w:id="83" w:name="déconnexion"/>
+    <w:bookmarkEnd w:id="71"/>
+    <w:bookmarkStart w:id="72" w:name="déconnexion"/>
     <w:p>
       <w:pPr>
         <w:pStyle w:val="Heading3"/>
@@ -8264,9 +8264,9 @@
         </w:pict>
       </w:r>
     </w:p>
-    <w:bookmarkEnd w:id="83"/>
-    <w:bookmarkEnd w:id="84"/>
-    <w:bookmarkStart w:id="86" w:name="Xf047febe9a7c61571496df7f39af2d8d43deaa3"/>
+    <w:bookmarkEnd w:id="72"/>
+    <w:bookmarkEnd w:id="73"/>
+    <w:bookmarkStart w:id="75" w:name="Xf047febe9a7c61571496df7f39af2d8d43deaa3"/>
     <w:p>
       <w:pPr>
         <w:pStyle w:val="Heading2"/>
@@ -8738,7 +8738,7 @@
         <w:t xml:space="preserve">└───────────┘</w:t>
       </w:r>
     </w:p>
-    <w:bookmarkStart w:id="85" w:name="résumé-de-vos-actions-dans-le-cycle"/>
+    <w:bookmarkStart w:id="74" w:name="résumé-de-vos-actions-dans-le-cycle"/>
     <w:p>
       <w:pPr>
         <w:pStyle w:val="Heading3"/>
@@ -8888,9 +8888,9 @@
         </w:pict>
       </w:r>
     </w:p>
-    <w:bookmarkEnd w:id="85"/>
-    <w:bookmarkEnd w:id="86"/>
-    <w:bookmarkStart w:id="92" w:name="X2b778d52802892545de175fbdf4da5534178752"/>
+    <w:bookmarkEnd w:id="74"/>
+    <w:bookmarkEnd w:id="75"/>
+    <w:bookmarkStart w:id="81" w:name="X2b778d52802892545de175fbdf4da5534178752"/>
     <w:p>
       <w:pPr>
         <w:pStyle w:val="Heading2"/>
@@ -8899,7 +8899,7 @@
         <w:t xml:space="preserve">16. Référence rapide des endpoints</w:t>
       </w:r>
     </w:p>
-    <w:bookmarkStart w:id="87" w:name="endpoints-vendeur"/>
+    <w:bookmarkStart w:id="76" w:name="endpoints-vendeur"/>
     <w:p>
       <w:pPr>
         <w:pStyle w:val="Heading3"/>
@@ -9224,8 +9224,8 @@
         </w:tc>
       </w:tr>
     </w:tbl>
-    <w:bookmarkEnd w:id="87"/>
-    <w:bookmarkStart w:id="88" w:name="endpoints-catalogue"/>
+    <w:bookmarkEnd w:id="76"/>
+    <w:bookmarkStart w:id="77" w:name="endpoints-catalogue"/>
     <w:p>
       <w:pPr>
         <w:pStyle w:val="Heading3"/>
@@ -9512,8 +9512,8 @@
         </w:tc>
       </w:tr>
     </w:tbl>
-    <w:bookmarkEnd w:id="88"/>
-    <w:bookmarkStart w:id="89" w:name="endpoints-commandes-et-paiements"/>
+    <w:bookmarkEnd w:id="77"/>
+    <w:bookmarkStart w:id="78" w:name="endpoints-commandes-et-paiements"/>
     <w:p>
       <w:pPr>
         <w:pStyle w:val="Heading3"/>
@@ -9724,8 +9724,8 @@
         </w:tc>
       </w:tr>
     </w:tbl>
-    <w:bookmarkEnd w:id="89"/>
-    <w:bookmarkStart w:id="90" w:name="endpoints-profil"/>
+    <w:bookmarkEnd w:id="78"/>
+    <w:bookmarkStart w:id="79" w:name="endpoints-profil"/>
     <w:p>
       <w:pPr>
         <w:pStyle w:val="Heading3"/>
@@ -9898,8 +9898,8 @@
         </w:tc>
       </w:tr>
     </w:tbl>
-    <w:bookmarkEnd w:id="90"/>
-    <w:bookmarkStart w:id="91" w:name="codes-derreur-fréquents"/>
+    <w:bookmarkEnd w:id="79"/>
+    <w:bookmarkStart w:id="80" w:name="codes-derreur-fréquents"/>
     <w:p>
       <w:pPr>
         <w:pStyle w:val="Heading3"/>
@@ -10459,9 +10459,9 @@
         </w:pict>
       </w:r>
     </w:p>
-    <w:bookmarkEnd w:id="91"/>
-    <w:bookmarkEnd w:id="92"/>
-    <w:bookmarkStart w:id="103" w:name="X3db6a90c60cda6a286f6d906c74452b2e3dfb34"/>
+    <w:bookmarkEnd w:id="80"/>
+    <w:bookmarkEnd w:id="81"/>
+    <w:bookmarkStart w:id="92" w:name="X3db6a90c60cda6a286f6d906c74452b2e3dfb34"/>
     <w:p>
       <w:pPr>
         <w:pStyle w:val="Heading2"/>
@@ -10470,7 +10470,7 @@
         <w:t xml:space="preserve">17. FAQ vendeur</w:t>
       </w:r>
     </w:p>
-    <w:bookmarkStart w:id="93" w:name="q1--comment-devenir-vendeur-sur-pièces-"/>
+    <w:bookmarkStart w:id="82" w:name="q1--comment-devenir-vendeur-sur-pièces-"/>
     <w:p>
       <w:pPr>
         <w:pStyle w:val="Heading3"/>
@@ -10496,8 +10496,8 @@
         <w:t xml:space="preserve">). Remplissez le formulaire KYC avec votre document d'identité (CNI pour les vendeurs informels, RCCM pour les commerces enregistrés), puis signez les deux garanties obligatoires pour activer votre profil.</w:t>
       </w:r>
     </w:p>
-    <w:bookmarkEnd w:id="93"/>
-    <w:bookmarkStart w:id="94" w:name="X9265d016901d5f9cb164e5297337b1dbeb2eeb8"/>
+    <w:bookmarkEnd w:id="82"/>
+    <w:bookmarkStart w:id="83" w:name="X9265d016901d5f9cb164e5297337b1dbeb2eeb8"/>
     <w:p>
       <w:pPr>
         <w:pStyle w:val="Heading3"/>
@@ -10546,8 +10546,8 @@
         <w:t xml:space="preserve">garantit le fonctionnement minimum de la pièce d'occasion.</w:t>
       </w:r>
     </w:p>
-    <w:bookmarkEnd w:id="94"/>
-    <w:bookmarkStart w:id="95" w:name="Xc1abd1506e6a7aca67b1f89bf7f626d730aa5e8"/>
+    <w:bookmarkEnd w:id="83"/>
+    <w:bookmarkStart w:id="84" w:name="Xc1abd1506e6a7aca67b1f89bf7f626d730aa5e8"/>
     <w:p>
       <w:pPr>
         <w:pStyle w:val="Heading3"/>
@@ -10564,8 +10564,8 @@
         <w:t xml:space="preserve">Lorsque vous prenez une photo, notre intelligence artificielle (Google Gemini) analyse l'image pour identifier le nom, la catégorie, la référence OEM, la compatibilité véhicule et proposer un prix. Vous pouvez corriger ou compléter toutes ces informations avant de publier.</w:t>
       </w:r>
     </w:p>
-    <w:bookmarkEnd w:id="95"/>
-    <w:bookmarkStart w:id="96" w:name="q4--que-faire-si-lia-se-trompe-"/>
+    <w:bookmarkEnd w:id="84"/>
+    <w:bookmarkStart w:id="85" w:name="q4--que-faire-si-lia-se-trompe-"/>
     <w:p>
       <w:pPr>
         <w:pStyle w:val="Heading3"/>
@@ -10582,8 +10582,8 @@
         <w:t xml:space="preserve">L'IA affiche un score de confiance. Si l'identification est incorrecte, corrigez simplement les champs sur la page de détail de la fiche avant de publier. L'IA apprend de vos corrections.</w:t>
       </w:r>
     </w:p>
-    <w:bookmarkEnd w:id="96"/>
-    <w:bookmarkStart w:id="97" w:name="X335809b0800048a1d8904be33642d665178b86e"/>
+    <w:bookmarkEnd w:id="85"/>
+    <w:bookmarkStart w:id="86" w:name="X335809b0800048a1d8904be33642d665178b86e"/>
     <w:p>
       <w:pPr>
         <w:pStyle w:val="Heading3"/>
@@ -10613,8 +10613,8 @@
         <w:t xml:space="preserve">.</w:t>
       </w:r>
     </w:p>
-    <w:bookmarkEnd w:id="97"/>
-    <w:bookmarkStart w:id="98" w:name="X41dd8f615df9afa46588123f576700fb53e70d9"/>
+    <w:bookmarkEnd w:id="86"/>
+    <w:bookmarkStart w:id="87" w:name="X41dd8f615df9afa46588123f576700fb53e70d9"/>
     <w:p>
       <w:pPr>
         <w:pStyle w:val="Heading3"/>
@@ -10647,8 +10647,8 @@
         <w:t xml:space="preserve">après réception de la notification pour confirmer une commande. Au-delà, la commande risque d'être annulée.</w:t>
       </w:r>
     </w:p>
-    <w:bookmarkEnd w:id="98"/>
-    <w:bookmarkStart w:id="99" w:name="q7--quand-vais-je-recevoir-mon-paiement-"/>
+    <w:bookmarkEnd w:id="87"/>
+    <w:bookmarkStart w:id="88" w:name="q7--quand-vais-je-recevoir-mon-paiement-"/>
     <w:p>
       <w:pPr>
         <w:pStyle w:val="Heading3"/>
@@ -10681,8 +10681,8 @@
         <w:t xml:space="preserve">après la livraison confirmée, sauf si un litige est ouvert. En cas de litige résolu en votre faveur, les fonds sont libérés par l'administrateur.</w:t>
       </w:r>
     </w:p>
-    <w:bookmarkEnd w:id="99"/>
-    <w:bookmarkStart w:id="100" w:name="q8--puis-je-vendre-en-dehors-dabidjan-"/>
+    <w:bookmarkEnd w:id="88"/>
+    <w:bookmarkStart w:id="89" w:name="q8--puis-je-vendre-en-dehors-dabidjan-"/>
     <w:p>
       <w:pPr>
         <w:pStyle w:val="Heading3"/>
@@ -10712,8 +10712,8 @@
         <w:t xml:space="preserve">. La couverture géographique sera étendue dans les prochaines versions.</w:t>
       </w:r>
     </w:p>
-    <w:bookmarkEnd w:id="100"/>
-    <w:bookmarkStart w:id="101" w:name="X2ea282088abf089e5f204534da8b1f12c7812f6"/>
+    <w:bookmarkEnd w:id="89"/>
+    <w:bookmarkStart w:id="90" w:name="X2ea282088abf089e5f204534da8b1f12c7812f6"/>
     <w:p>
       <w:pPr>
         <w:pStyle w:val="Heading3"/>
@@ -10730,8 +10730,8 @@
         <w:t xml:space="preserve">L'acheteur peut ouvrir un litige. Un administrateur examine la situation et tranche en votre faveur (fonds libérés) ou en faveur de l'acheteur (remboursement). Vous ne pouvez pas ouvrir de litige vous-même.</w:t>
       </w:r>
     </w:p>
-    <w:bookmarkEnd w:id="101"/>
-    <w:bookmarkStart w:id="102" w:name="q10--comment-améliorer-ma-note-vendeur-"/>
+    <w:bookmarkEnd w:id="90"/>
+    <w:bookmarkStart w:id="91" w:name="q10--comment-améliorer-ma-note-vendeur-"/>
     <w:p>
       <w:pPr>
         <w:pStyle w:val="Heading3"/>
@@ -10819,10 +10819,14 @@
         <w:t xml:space="preserve">Document généré le 2026-03-01 — Pièces v1.0</w:t>
       </w:r>
     </w:p>
-    <w:bookmarkEnd w:id="102"/>
-    <w:bookmarkEnd w:id="103"/>
-    <w:bookmarkEnd w:id="104"/>
-    <w:sectPr/>
+    <w:bookmarkEnd w:id="91"/>
+    <w:bookmarkEnd w:id="92"/>
+    <w:bookmarkEnd w:id="93"/>
+    <w:sectPr>
+      <w:footnotePr>
+        <w:numRestart w:val="eachSect"/>
+      </w:footnotePr>
+    </w:sectPr>
   </w:body>
 </w:document>
 </file>
@@ -11382,10 +11386,10 @@
   <w:docDefaults>
     <w:rPrDefault>
       <w:rPr>
-        <w:rFonts w:asciiTheme="minorHAnsi" w:cstheme="minorBidi" w:eastAsiaTheme="minorHAnsi" w:hAnsiTheme="minorHAnsi"/>
+        <w:rFonts w:asciiTheme="minorHAnsi" w:cstheme="minorBidi" w:eastAsiaTheme="minorEastAsia" w:hAnsiTheme="minorHAnsi"/>
         <w:sz w:val="24"/>
         <w:szCs w:val="24"/>
-        <w:lang w:bidi="ar-SA" w:eastAsia="en-US" w:val="en-US"/>
+        <w:lang w:bidi="ar-SA" w:eastAsia="zh-CN" w:val="en-US"/>
       </w:rPr>
     </w:rPrDefault>
     <w:pPrDefault>
@@ -11437,8 +11441,6 @@
     </w:pPr>
     <w:rPr>
       <w:rFonts w:asciiTheme="majorHAnsi" w:cstheme="majorBidi" w:eastAsiaTheme="majorEastAsia" w:hAnsiTheme="majorHAnsi"/>
-      <w:spacing w:val="-10"/>
-      <w:kern w:val="28"/>
       <w:sz w:val="56"/>
       <w:szCs w:val="56"/>
     </w:rPr>
@@ -11451,8 +11453,6 @@
     <w:rsid w:val="00A10FD9"/>
     <w:rPr>
       <w:rFonts w:asciiTheme="majorHAnsi" w:cstheme="majorBidi" w:eastAsiaTheme="majorEastAsia" w:hAnsiTheme="majorHAnsi"/>
-      <w:spacing w:val="-10"/>
-      <w:kern w:val="28"/>
       <w:sz w:val="56"/>
       <w:szCs w:val="56"/>
     </w:rPr>
@@ -11493,23 +11493,31 @@
   </w:style>
   <w:style w:customStyle="1" w:styleId="Author" w:type="paragraph">
     <w:name w:val="Author"/>
+    <w:basedOn w:val="Title"/>
     <w:next w:val="BodyText"/>
     <w:qFormat/>
     <w:pPr>
       <w:keepNext/>
       <w:keepLines/>
-      <w:jc w:val="center"/>
     </w:pPr>
+    <w:rPr>
+      <w:sz w:val="24"/>
+      <w:szCs w:val="24"/>
+    </w:rPr>
   </w:style>
   <w:style w:styleId="Date" w:type="paragraph">
     <w:name w:val="Date"/>
+    <w:basedOn w:val="Title"/>
     <w:next w:val="BodyText"/>
     <w:qFormat/>
     <w:pPr>
       <w:keepNext/>
       <w:keepLines/>
-      <w:jc w:val="center"/>
     </w:pPr>
+    <w:rPr>
+      <w:sz w:val="24"/>
+      <w:szCs w:val="24"/>
+    </w:rPr>
   </w:style>
   <w:style w:customStyle="1" w:styleId="AbstractTitle" w:type="paragraph">
     <w:name w:val="Abstract Title"/>
@@ -11922,13 +11930,6 @@
       </w:tblCellMar>
     </w:tblPr>
     <w:tblStylePr w:type="firstRow">
-      <w:tblPr>
-        <w:jc w:val="left"/>
-        <w:tblInd w:type="dxa" w:w="0"/>
-      </w:tblPr>
-      <w:trPr>
-        <w:jc w:val="left"/>
-      </w:trPr>
       <w:tcPr>
         <w:tcBorders>
           <w:bottom w:val="single"/>

--- a/docs/deep-dive-manuel-vendeur.docx
+++ b/docs/deep-dive-manuel-vendeur.docx
@@ -2,7 +2,7 @@
 <file path=word/document.xml><?xml version="1.0" encoding="utf-8"?>
 <w:document xmlns:w="http://schemas.openxmlformats.org/wordprocessingml/2006/main" xmlns:m="http://schemas.openxmlformats.org/officeDocument/2006/math" xmlns:r="http://schemas.openxmlformats.org/officeDocument/2006/relationships" xmlns:o="urn:schemas-microsoft-com:office:office" xmlns:v="urn:schemas-microsoft-com:vml" xmlns:w10="urn:schemas-microsoft-com:office:word" xmlns:a="http://schemas.openxmlformats.org/drawingml/2006/main" xmlns:pic="http://schemas.openxmlformats.org/drawingml/2006/picture" xmlns:wp="http://schemas.openxmlformats.org/drawingml/2006/wordprocessingDrawing">
   <w:body>
-    <w:bookmarkStart w:id="93" w:name="manuel-dutilisation--vendeur-pièces"/>
+    <w:bookmarkStart w:id="105" w:name="manuel-dutilisation--vendeur-pièces"/>
     <w:p>
       <w:pPr>
         <w:pStyle w:val="Heading1"/>
@@ -84,7 +84,7 @@
         </w:pict>
       </w:r>
     </w:p>
-    <w:bookmarkStart w:id="9" w:name="table-des-matières"/>
+    <w:bookmarkStart w:id="20" w:name="table-des-matières"/>
     <w:p>
       <w:pPr>
         <w:pStyle w:val="Heading2"/>
@@ -254,12 +254,12 @@
           <w:numId w:val="1001"/>
         </w:numPr>
       </w:pPr>
-      <w:hyperlink w:anchor="Xb5f89c6986b54589aae939974eb526a14e675f9">
+      <w:hyperlink w:anchor="X8ea3a05f927f5adf93d4d3b82309ac4d6e80639">
         <w:r>
           <w:rPr>
             <w:rStyle w:val="Hyperlink"/>
           </w:rPr>
-          <w:t xml:space="preserve">Paiements et escrow</w:t>
+          <w:t xml:space="preserve">Paiements</w:t>
         </w:r>
       </w:hyperlink>
     </w:p>
@@ -389,8 +389,8 @@
         </w:pict>
       </w:r>
     </w:p>
-    <w:bookmarkEnd w:id="9"/>
-    <w:bookmarkStart w:id="12" w:name="Xfcc00fc1d37f94df108041d709986dc2b69be95"/>
+    <w:bookmarkEnd w:id="20"/>
+    <w:bookmarkStart w:id="23" w:name="Xfcc00fc1d37f94df108041d709986dc2b69be95"/>
     <w:p>
       <w:pPr>
         <w:pStyle w:val="Heading2"/>
@@ -399,7 +399,7 @@
         <w:t xml:space="preserve">1. Accès et connexion</w:t>
       </w:r>
     </w:p>
-    <w:bookmarkStart w:id="10" w:name="comment-se-connecter"/>
+    <w:bookmarkStart w:id="21" w:name="comment-se-connecter"/>
     <w:p>
       <w:pPr>
         <w:pStyle w:val="Heading3"/>
@@ -646,8 +646,8 @@
         <w:t xml:space="preserve">apparaît après 60 secondes d'attente</w:t>
       </w:r>
     </w:p>
-    <w:bookmarkEnd w:id="10"/>
-    <w:bookmarkStart w:id="11" w:name="sécurité"/>
+    <w:bookmarkEnd w:id="21"/>
+    <w:bookmarkStart w:id="22" w:name="sécurité"/>
     <w:p>
       <w:pPr>
         <w:pStyle w:val="Heading3"/>
@@ -709,9 +709,9 @@
         </w:pict>
       </w:r>
     </w:p>
-    <w:bookmarkEnd w:id="11"/>
-    <w:bookmarkEnd w:id="12"/>
-    <w:bookmarkStart w:id="15" w:name="Xa22c2be2b210bf449281c4f1cc96703fbc71567"/>
+    <w:bookmarkEnd w:id="22"/>
+    <w:bookmarkEnd w:id="23"/>
+    <w:bookmarkStart w:id="26" w:name="Xa22c2be2b210bf449281c4f1cc96703fbc71567"/>
     <w:p>
       <w:pPr>
         <w:pStyle w:val="Heading2"/>
@@ -741,7 +741,7 @@
         <w:t xml:space="preserve">, un écran de consentement apparaît et bloque l'accès à l'application tant qu'il n'est pas accepté.</w:t>
       </w:r>
     </w:p>
-    <w:bookmarkStart w:id="13" w:name="ce-qui-est-affiché"/>
+    <w:bookmarkStart w:id="24" w:name="ce-qui-est-affiché"/>
     <w:p>
       <w:pPr>
         <w:pStyle w:val="Heading3"/>
@@ -826,8 +826,8 @@
         <w:t xml:space="preserve">Photos de pièces</w:t>
       </w:r>
     </w:p>
-    <w:bookmarkEnd w:id="13"/>
-    <w:bookmarkStart w:id="14" w:name="action-requise"/>
+    <w:bookmarkEnd w:id="24"/>
+    <w:bookmarkStart w:id="25" w:name="action-requise"/>
     <w:p>
       <w:pPr>
         <w:pStyle w:val="Heading3"/>
@@ -895,9 +895,9 @@
         </w:pict>
       </w:r>
     </w:p>
-    <w:bookmarkEnd w:id="14"/>
-    <w:bookmarkEnd w:id="15"/>
-    <w:bookmarkStart w:id="20" w:name="Xdcc914deeda3876d6363233f4fc675c4521b7be"/>
+    <w:bookmarkEnd w:id="25"/>
+    <w:bookmarkEnd w:id="26"/>
+    <w:bookmarkStart w:id="31" w:name="Xdcc914deeda3876d6363233f4fc675c4521b7be"/>
     <w:p>
       <w:pPr>
         <w:pStyle w:val="Heading2"/>
@@ -928,7 +928,7 @@
         <w:t xml:space="preserve">. Elle peut être assistée par un agent terrain.</w:t>
       </w:r>
     </w:p>
-    <w:bookmarkStart w:id="16" w:name="formulaire-dinscription"/>
+    <w:bookmarkStart w:id="27" w:name="formulaire-dinscription"/>
     <w:p>
       <w:pPr>
         <w:pStyle w:val="Heading3"/>
@@ -1182,8 +1182,8 @@
         </w:tc>
       </w:tr>
     </w:tbl>
-    <w:bookmarkEnd w:id="16"/>
-    <w:bookmarkStart w:id="17" w:name="types-de-vendeur"/>
+    <w:bookmarkEnd w:id="27"/>
+    <w:bookmarkStart w:id="28" w:name="types-de-vendeur"/>
     <w:p>
       <w:pPr>
         <w:pStyle w:val="Heading3"/>
@@ -1403,8 +1403,8 @@
         <w:t xml:space="preserve">.</w:t>
       </w:r>
     </w:p>
-    <w:bookmarkEnd w:id="17"/>
-    <w:bookmarkStart w:id="18" w:name="visibilité-des-documents"/>
+    <w:bookmarkEnd w:id="28"/>
+    <w:bookmarkStart w:id="29" w:name="visibilité-des-documents"/>
     <w:p>
       <w:pPr>
         <w:pStyle w:val="Heading3"/>
@@ -1487,8 +1487,8 @@
         <w:t xml:space="preserve">)</w:t>
       </w:r>
     </w:p>
-    <w:bookmarkEnd w:id="18"/>
-    <w:bookmarkStart w:id="19" w:name="après-linscription"/>
+    <w:bookmarkEnd w:id="29"/>
+    <w:bookmarkStart w:id="30" w:name="après-linscription"/>
     <w:p>
       <w:pPr>
         <w:pStyle w:val="Heading3"/>
@@ -1572,9 +1572,9 @@
         </w:pict>
       </w:r>
     </w:p>
-    <w:bookmarkEnd w:id="19"/>
-    <w:bookmarkEnd w:id="20"/>
-    <w:bookmarkStart w:id="25" w:name="Xfad9bf1463aa8e326c63c1ffe27c569031d175f"/>
+    <w:bookmarkEnd w:id="30"/>
+    <w:bookmarkEnd w:id="31"/>
+    <w:bookmarkStart w:id="36" w:name="Xfad9bf1463aa8e326c63c1ffe27c569031d175f"/>
     <w:p>
       <w:pPr>
         <w:pStyle w:val="Heading2"/>
@@ -1591,7 +1591,7 @@
         <w:t xml:space="preserve">Avant de pouvoir vendre sur Pièces, vous devez signer deux garanties obligatoires qui protègent les acheteurs.</w:t>
       </w:r>
     </w:p>
-    <w:bookmarkStart w:id="21" w:name="les-deux-garanties"/>
+    <w:bookmarkStart w:id="32" w:name="les-deux-garanties"/>
     <w:p>
       <w:pPr>
         <w:pStyle w:val="Heading3"/>
@@ -1706,8 +1706,8 @@
         </w:tc>
       </w:tr>
     </w:tbl>
-    <w:bookmarkEnd w:id="21"/>
-    <w:bookmarkStart w:id="22" w:name="comment-signer"/>
+    <w:bookmarkEnd w:id="32"/>
+    <w:bookmarkStart w:id="33" w:name="comment-signer"/>
     <w:p>
       <w:pPr>
         <w:pStyle w:val="Heading3"/>
@@ -1799,8 +1799,8 @@
         <w:t xml:space="preserve">Les deux garanties sont signées simultanément avec horodatage</w:t>
       </w:r>
     </w:p>
-    <w:bookmarkEnd w:id="22"/>
-    <w:bookmarkStart w:id="23" w:name="résultat"/>
+    <w:bookmarkEnd w:id="33"/>
+    <w:bookmarkStart w:id="34" w:name="résultat"/>
     <w:p>
       <w:pPr>
         <w:pStyle w:val="Heading3"/>
@@ -1893,8 +1893,8 @@
         <w:t xml:space="preserve">"Signée le..."</w:t>
       </w:r>
     </w:p>
-    <w:bookmarkEnd w:id="23"/>
-    <w:bookmarkStart w:id="24" w:name="si-vous-refusez"/>
+    <w:bookmarkEnd w:id="34"/>
+    <w:bookmarkStart w:id="35" w:name="si-vous-refusez"/>
     <w:p>
       <w:pPr>
         <w:pStyle w:val="Heading3"/>
@@ -1978,9 +1978,9 @@
         </w:pict>
       </w:r>
     </w:p>
-    <w:bookmarkEnd w:id="24"/>
-    <w:bookmarkEnd w:id="25"/>
-    <w:bookmarkStart w:id="29" w:name="Xfae6159c77fc5b31cb584c531eb7d03f38d7201"/>
+    <w:bookmarkEnd w:id="35"/>
+    <w:bookmarkEnd w:id="36"/>
+    <w:bookmarkStart w:id="40" w:name="Xfae6159c77fc5b31cb584c531eb7d03f38d7201"/>
     <w:p>
       <w:pPr>
         <w:pStyle w:val="Heading2"/>
@@ -2006,7 +2006,7 @@
         <w:t xml:space="preserve">) est votre page d'accueil en tant que vendeur. Il affiche un résumé de votre activité.</w:t>
       </w:r>
     </w:p>
-    <w:bookmarkStart w:id="26" w:name="indicateurs-affichés"/>
+    <w:bookmarkStart w:id="37" w:name="indicateurs-affichés"/>
     <w:p>
       <w:pPr>
         <w:pStyle w:val="Heading3"/>
@@ -2229,8 +2229,8 @@
         <w:t xml:space="preserve">Ces 4 indicateurs sont présentés en grille 2×2.</w:t>
       </w:r>
     </w:p>
-    <w:bookmarkEnd w:id="26"/>
-    <w:bookmarkStart w:id="27" w:name="accès-rapide"/>
+    <w:bookmarkEnd w:id="37"/>
+    <w:bookmarkStart w:id="38" w:name="accès-rapide"/>
     <w:p>
       <w:pPr>
         <w:pStyle w:val="Heading3"/>
@@ -2313,8 +2313,8 @@
         <w:t xml:space="preserve">— Consultation de vos garanties signées</w:t>
       </w:r>
     </w:p>
-    <w:bookmarkEnd w:id="27"/>
-    <w:bookmarkStart w:id="28" w:name="section-commandes--paiements"/>
+    <w:bookmarkEnd w:id="38"/>
+    <w:bookmarkStart w:id="39" w:name="section-commandes--paiements"/>
     <w:p>
       <w:pPr>
         <w:pStyle w:val="Heading3"/>
@@ -2354,9 +2354,9 @@
         </w:pict>
       </w:r>
     </w:p>
-    <w:bookmarkEnd w:id="28"/>
-    <w:bookmarkEnd w:id="29"/>
-    <w:bookmarkStart w:id="35" w:name="X927c99fa39d280c58fe48d26c22237a42ae809b"/>
+    <w:bookmarkEnd w:id="39"/>
+    <w:bookmarkEnd w:id="40"/>
+    <w:bookmarkStart w:id="46" w:name="X927c99fa39d280c58fe48d26c22237a42ae809b"/>
     <w:p>
       <w:pPr>
         <w:pStyle w:val="Heading2"/>
@@ -2389,7 +2389,7 @@
         <w:t xml:space="preserve">: vous prenez une photo, l'IA identifie la pièce, et vous validez.</w:t>
       </w:r>
     </w:p>
-    <w:bookmarkStart w:id="30" w:name="X8d650b9f262ba7aaa7d043c9e50de8d941b09d2"/>
+    <w:bookmarkStart w:id="41" w:name="X8d650b9f262ba7aaa7d043c9e50de8d941b09d2"/>
     <w:p>
       <w:pPr>
         <w:pStyle w:val="Heading3"/>
@@ -3013,8 +3013,8 @@
         <w:t xml:space="preserve">photo est calculé. Si la photo est de mauvaise qualité, un avertissement s'affiche.</w:t>
       </w:r>
     </w:p>
-    <w:bookmarkEnd w:id="30"/>
-    <w:bookmarkStart w:id="31" w:name="Xda19ecdde7b269849e7cb282e6aff03f7ec8661"/>
+    <w:bookmarkEnd w:id="41"/>
+    <w:bookmarkStart w:id="42" w:name="Xda19ecdde7b269849e7cb282e6aff03f7ec8661"/>
     <w:p>
       <w:pPr>
         <w:pStyle w:val="Heading3"/>
@@ -3750,8 +3750,8 @@
         </w:tc>
       </w:tr>
     </w:tbl>
-    <w:bookmarkEnd w:id="31"/>
-    <w:bookmarkStart w:id="32" w:name="X85fe3c54cd1890f78db210265f6f03a8d9ac92b"/>
+    <w:bookmarkEnd w:id="42"/>
+    <w:bookmarkStart w:id="43" w:name="X85fe3c54cd1890f78db210265f6f03a8d9ac92b"/>
     <w:p>
       <w:pPr>
         <w:pStyle w:val="Heading3"/>
@@ -4015,8 +4015,8 @@
         <w:t xml:space="preserve">Affichage "Page X / Y — N pièces"</w:t>
       </w:r>
     </w:p>
-    <w:bookmarkEnd w:id="32"/>
-    <w:bookmarkStart w:id="33" w:name="Xdbd8b503bd3133c951bfb4cea43adc0c72ed2ad"/>
+    <w:bookmarkEnd w:id="43"/>
+    <w:bookmarkStart w:id="44" w:name="Xdbd8b503bd3133c951bfb4cea43adc0c72ed2ad"/>
     <w:p>
       <w:pPr>
         <w:pStyle w:val="Heading3"/>
@@ -4423,8 +4423,8 @@
         </w:tc>
       </w:tr>
     </w:tbl>
-    <w:bookmarkEnd w:id="33"/>
-    <w:bookmarkStart w:id="34" w:name="X1007a0d989f2fb06fb7c481d4bde5a19c706333"/>
+    <w:bookmarkEnd w:id="44"/>
+    <w:bookmarkStart w:id="45" w:name="X1007a0d989f2fb06fb7c481d4bde5a19c706333"/>
     <w:p>
       <w:pPr>
         <w:pStyle w:val="Heading3"/>
@@ -4526,9 +4526,9 @@
         </w:pict>
       </w:r>
     </w:p>
-    <w:bookmarkEnd w:id="34"/>
-    <w:bookmarkEnd w:id="35"/>
-    <w:bookmarkStart w:id="38" w:name="Xc6cd7e7769a9a7e08adb4b7e0b423a71c5863c2"/>
+    <w:bookmarkEnd w:id="45"/>
+    <w:bookmarkEnd w:id="46"/>
+    <w:bookmarkStart w:id="49" w:name="Xc6cd7e7769a9a7e08adb4b7e0b423a71c5863c2"/>
     <w:p>
       <w:pPr>
         <w:pStyle w:val="Heading2"/>
@@ -4566,7 +4566,7 @@
         <w:t xml:space="preserve">Vous devez configurer les communes d'Abidjan que vous acceptez de desservir.</w:t>
       </w:r>
     </w:p>
-    <w:bookmarkStart w:id="36" w:name="les-13-communes-du-district-dabidjan"/>
+    <w:bookmarkStart w:id="47" w:name="les-13-communes-du-district-dabidjan"/>
     <w:p>
       <w:pPr>
         <w:pStyle w:val="Heading3"/>
@@ -4925,8 +4925,8 @@
         </w:tc>
       </w:tr>
     </w:tbl>
-    <w:bookmarkEnd w:id="36"/>
-    <w:bookmarkStart w:id="37" w:name="comment-configurer"/>
+    <w:bookmarkEnd w:id="47"/>
+    <w:bookmarkStart w:id="48" w:name="comment-configurer"/>
     <w:p>
       <w:pPr>
         <w:pStyle w:val="Heading3"/>
@@ -5058,9 +5058,9 @@
         </w:pict>
       </w:r>
     </w:p>
-    <w:bookmarkEnd w:id="37"/>
-    <w:bookmarkEnd w:id="38"/>
-    <w:bookmarkStart w:id="43" w:name="Xb20527d553f9e2fb700c825dc3548e22cb9c260"/>
+    <w:bookmarkEnd w:id="48"/>
+    <w:bookmarkEnd w:id="49"/>
+    <w:bookmarkStart w:id="54" w:name="Xb20527d553f9e2fb700c825dc3548e22cb9c260"/>
     <w:p>
       <w:pPr>
         <w:pStyle w:val="Heading2"/>
@@ -5069,7 +5069,7 @@
         <w:t xml:space="preserve">8. Gestion des commandes</w:t>
       </w:r>
     </w:p>
-    <w:bookmarkStart w:id="39" w:name="réception-dune-commande"/>
+    <w:bookmarkStart w:id="50" w:name="réception-dune-commande"/>
     <w:p>
       <w:pPr>
         <w:pStyle w:val="Heading3"/>
@@ -5156,8 +5156,8 @@
         <w:t xml:space="preserve">(payée par le propriétaire du véhicule)</w:t>
       </w:r>
     </w:p>
-    <w:bookmarkEnd w:id="39"/>
-    <w:bookmarkStart w:id="40" w:name="confirmer-une-commande"/>
+    <w:bookmarkEnd w:id="50"/>
+    <w:bookmarkStart w:id="51" w:name="confirmer-une-commande"/>
     <w:p>
       <w:pPr>
         <w:pStyle w:val="Heading3"/>
@@ -5275,8 +5275,8 @@
         <w:t xml:space="preserve">est ajouté à l'historique</w:t>
       </w:r>
     </w:p>
-    <w:bookmarkEnd w:id="40"/>
-    <w:bookmarkStart w:id="41" w:name="détail-dune-commande"/>
+    <w:bookmarkEnd w:id="51"/>
+    <w:bookmarkStart w:id="52" w:name="détail-dune-commande"/>
     <w:p>
       <w:pPr>
         <w:pStyle w:val="Heading3"/>
@@ -5527,8 +5527,8 @@
         </w:tc>
       </w:tr>
     </w:tbl>
-    <w:bookmarkEnd w:id="41"/>
-    <w:bookmarkStart w:id="42" w:name="informations-par-article"/>
+    <w:bookmarkEnd w:id="52"/>
+    <w:bookmarkStart w:id="53" w:name="informations-par-article"/>
     <w:p>
       <w:pPr>
         <w:pStyle w:val="Heading3"/>
@@ -5744,9 +5744,9 @@
         </w:pict>
       </w:r>
     </w:p>
-    <w:bookmarkEnd w:id="42"/>
-    <w:bookmarkEnd w:id="43"/>
-    <w:bookmarkStart w:id="49" w:name="Xde59d9f407f073a86f750db6069fc704dae1332"/>
+    <w:bookmarkEnd w:id="53"/>
+    <w:bookmarkEnd w:id="54"/>
+    <w:bookmarkStart w:id="60" w:name="Xde59d9f407f073a86f750db6069fc704dae1332"/>
     <w:p>
       <w:pPr>
         <w:pStyle w:val="Heading2"/>
@@ -5763,7 +5763,7 @@
         <w:t xml:space="preserve">Après votre confirmation, un administrateur crée une livraison et assigne un livreur.</w:t>
       </w:r>
     </w:p>
-    <w:bookmarkStart w:id="44" w:name="statuts-de-livraison"/>
+    <w:bookmarkStart w:id="55" w:name="statuts-de-livraison"/>
     <w:p>
       <w:pPr>
         <w:pStyle w:val="Heading3"/>
@@ -5950,8 +5950,8 @@
         </w:tc>
       </w:tr>
     </w:tbl>
-    <w:bookmarkEnd w:id="44"/>
-    <w:bookmarkStart w:id="45" w:name="modes-de-livraison"/>
+    <w:bookmarkEnd w:id="55"/>
+    <w:bookmarkStart w:id="56" w:name="modes-de-livraison"/>
     <w:p>
       <w:pPr>
         <w:pStyle w:val="Heading3"/>
@@ -6054,8 +6054,8 @@
         </w:tc>
       </w:tr>
     </w:tbl>
-    <w:bookmarkEnd w:id="45"/>
-    <w:bookmarkStart w:id="46" w:name="suivi-en-temps-réel"/>
+    <w:bookmarkEnd w:id="56"/>
+    <w:bookmarkStart w:id="57" w:name="suivi-en-temps-réel"/>
     <w:p>
       <w:pPr>
         <w:pStyle w:val="Heading3"/>
@@ -6093,8 +6093,8 @@
         <w:t xml:space="preserve">) qui sont mises à jour en temps réel.</w:t>
       </w:r>
     </w:p>
-    <w:bookmarkEnd w:id="46"/>
-    <w:bookmarkStart w:id="47" w:name="cas-du-client-absent"/>
+    <w:bookmarkEnd w:id="57"/>
+    <w:bookmarkStart w:id="58" w:name="cas-du-client-absent"/>
     <w:p>
       <w:pPr>
         <w:pStyle w:val="Heading3"/>
@@ -6126,8 +6126,8 @@
         <w:t xml:space="preserve">est activé. Le livreur suit le protocole de gestion du client absent.</w:t>
       </w:r>
     </w:p>
-    <w:bookmarkEnd w:id="47"/>
-    <w:bookmarkStart w:id="48" w:name="paiement-à-la-livraison-cod"/>
+    <w:bookmarkEnd w:id="58"/>
+    <w:bookmarkStart w:id="59" w:name="paiement-à-la-livraison-cod"/>
     <w:p>
       <w:pPr>
         <w:pStyle w:val="Heading3"/>
@@ -6180,24 +6180,24 @@
         </w:pict>
       </w:r>
     </w:p>
-    <w:bookmarkEnd w:id="48"/>
-    <w:bookmarkEnd w:id="49"/>
-    <w:bookmarkStart w:id="54" w:name="Xb5f89c6986b54589aae939974eb526a14e675f9"/>
+    <w:bookmarkEnd w:id="59"/>
+    <w:bookmarkEnd w:id="60"/>
+    <w:bookmarkStart w:id="66" w:name="X8ea3a05f927f5adf93d4d3b82309ac4d6e80639"/>
     <w:p>
       <w:pPr>
         <w:pStyle w:val="Heading2"/>
       </w:pPr>
       <w:r>
-        <w:t xml:space="preserve">10. Paiements et escrow</w:t>
-      </w:r>
-    </w:p>
-    <w:bookmarkStart w:id="50" w:name="système-descrow-séquestre"/>
+        <w:t xml:space="preserve">10. Paiements</w:t>
+      </w:r>
+    </w:p>
+    <w:bookmarkStart w:id="61" w:name="le-paiement-direct"/>
     <w:p>
       <w:pPr>
         <w:pStyle w:val="Heading3"/>
       </w:pPr>
       <w:r>
-        <w:t xml:space="preserve">Système d'escrow (séquestre)</w:t>
+        <w:t xml:space="preserve">Le paiement direct</w:t>
       </w:r>
     </w:p>
     <w:p>
@@ -6205,267 +6205,7 @@
         <w:pStyle w:val="FirstParagraph"/>
       </w:pPr>
       <w:r>
-        <w:t xml:space="preserve">Pour protéger acheteurs et vendeurs, les paiements sont gérés via un système d'escrow :</w:t>
-      </w:r>
-    </w:p>
-    <w:p>
-      <w:pPr>
-        <w:pStyle w:val="SourceCode"/>
-      </w:pPr>
-      <w:r>
-        <w:rPr>
-          <w:rStyle w:val="VerbatimChar"/>
-        </w:rPr>
-        <w:t xml:space="preserve">Paiement acheteur</w:t>
-      </w:r>
-      <w:r>
-        <w:br/>
-      </w:r>
-      <w:r>
-        <w:rPr>
-          <w:rStyle w:val="VerbatimChar"/>
-        </w:rPr>
-        <w:t xml:space="preserve">       │</w:t>
-      </w:r>
-      <w:r>
-        <w:br/>
-      </w:r>
-      <w:r>
-        <w:rPr>
-          <w:rStyle w:val="VerbatimChar"/>
-        </w:rPr>
-        <w:t xml:space="preserve">       ▼</w:t>
-      </w:r>
-      <w:r>
-        <w:br/>
-      </w:r>
-      <w:r>
-        <w:rPr>
-          <w:rStyle w:val="VerbatimChar"/>
-        </w:rPr>
-        <w:t xml:space="preserve">   ┌─────────┐</w:t>
-      </w:r>
-      <w:r>
-        <w:br/>
-      </w:r>
-      <w:r>
-        <w:rPr>
-          <w:rStyle w:val="VerbatimChar"/>
-        </w:rPr>
-        <w:t xml:space="preserve">   │  HELD   │ ← Fonds en séquestre</w:t>
-      </w:r>
-      <w:r>
-        <w:br/>
-      </w:r>
-      <w:r>
-        <w:rPr>
-          <w:rStyle w:val="VerbatimChar"/>
-        </w:rPr>
-        <w:t xml:space="preserve">   └────┬────┘</w:t>
-      </w:r>
-      <w:r>
-        <w:br/>
-      </w:r>
-      <w:r>
-        <w:rPr>
-          <w:rStyle w:val="VerbatimChar"/>
-        </w:rPr>
-        <w:t xml:space="preserve">        │</w:t>
-      </w:r>
-      <w:r>
-        <w:br/>
-      </w:r>
-      <w:r>
-        <w:rPr>
-          <w:rStyle w:val="VerbatimChar"/>
-        </w:rPr>
-        <w:t xml:space="preserve">   ┌────┴────────────────┐</w:t>
-      </w:r>
-      <w:r>
-        <w:br/>
-      </w:r>
-      <w:r>
-        <w:rPr>
-          <w:rStyle w:val="VerbatimChar"/>
-        </w:rPr>
-        <w:t xml:space="preserve">   │                     │</w:t>
-      </w:r>
-      <w:r>
-        <w:br/>
-      </w:r>
-      <w:r>
-        <w:rPr>
-          <w:rStyle w:val="VerbatimChar"/>
-        </w:rPr>
-        <w:t xml:space="preserve">   ▼                     ▼</w:t>
-      </w:r>
-      <w:r>
-        <w:br/>
-      </w:r>
-      <w:r>
-        <w:rPr>
-          <w:rStyle w:val="VerbatimChar"/>
-        </w:rPr>
-        <w:t xml:space="preserve">┌──────────┐      ┌───────────┐</w:t>
-      </w:r>
-      <w:r>
-        <w:br/>
-      </w:r>
-      <w:r>
-        <w:rPr>
-          <w:rStyle w:val="VerbatimChar"/>
-        </w:rPr>
-        <w:t xml:space="preserve">│ RELEASED │      │ REFUNDED  │</w:t>
-      </w:r>
-      <w:r>
-        <w:br/>
-      </w:r>
-      <w:r>
-        <w:rPr>
-          <w:rStyle w:val="VerbatimChar"/>
-        </w:rPr>
-        <w:t xml:space="preserve">│ (vendeur)│      │ (acheteur)│</w:t>
-      </w:r>
-      <w:r>
-        <w:br/>
-      </w:r>
-      <w:r>
-        <w:rPr>
-          <w:rStyle w:val="VerbatimChar"/>
-        </w:rPr>
-        <w:t xml:space="preserve">└──────────┘      └───────────┘</w:t>
-      </w:r>
-    </w:p>
-    <w:tbl>
-      <w:tblPr>
-        <w:tblStyle w:val="Table"/>
-        <w:tblW w:type="auto" w:w="0"/>
-        <w:tblLook w:firstRow="1" w:lastRow="0" w:firstColumn="0" w:lastColumn="0" w:noHBand="0" w:noVBand="0" w:val="0020"/>
-      </w:tblPr>
-      <w:tblGrid>
-        <w:gridCol w:w="3960"/>
-        <w:gridCol w:w="3960"/>
-      </w:tblGrid>
-      <w:tr>
-        <w:trPr>
-          <w:tblHeader w:val="on"/>
-        </w:trPr>
-        <w:tc>
-          <w:tcPr/>
-          <w:p>
-            <w:pPr>
-              <w:pStyle w:val="Compact"/>
-            </w:pPr>
-            <w:r>
-              <w:t xml:space="preserve">Statut</w:t>
-            </w:r>
-          </w:p>
-        </w:tc>
-        <w:tc>
-          <w:tcPr/>
-          <w:p>
-            <w:pPr>
-              <w:pStyle w:val="Compact"/>
-            </w:pPr>
-            <w:r>
-              <w:t xml:space="preserve">Signification</w:t>
-            </w:r>
-          </w:p>
-        </w:tc>
-      </w:tr>
-      <w:tr>
-        <w:tc>
-          <w:tcPr/>
-          <w:p>
-            <w:pPr>
-              <w:pStyle w:val="Compact"/>
-            </w:pPr>
-            <w:r>
-              <w:rPr>
-                <w:b/>
-                <w:bCs/>
-              </w:rPr>
-              <w:t xml:space="preserve">HELD</w:t>
-            </w:r>
-          </w:p>
-        </w:tc>
-        <w:tc>
-          <w:tcPr/>
-          <w:p>
-            <w:pPr>
-              <w:pStyle w:val="Compact"/>
-            </w:pPr>
-            <w:r>
-              <w:t xml:space="preserve">Paiement reçu, fonds retenus en séquestre</w:t>
-            </w:r>
-          </w:p>
-        </w:tc>
-      </w:tr>
-      <w:tr>
-        <w:tc>
-          <w:tcPr/>
-          <w:p>
-            <w:pPr>
-              <w:pStyle w:val="Compact"/>
-            </w:pPr>
-            <w:r>
-              <w:rPr>
-                <w:b/>
-                <w:bCs/>
-              </w:rPr>
-              <w:t xml:space="preserve">RELEASED</w:t>
-            </w:r>
-          </w:p>
-        </w:tc>
-        <w:tc>
-          <w:tcPr/>
-          <w:p>
-            <w:pPr>
-              <w:pStyle w:val="Compact"/>
-            </w:pPr>
-            <w:r>
-              <w:t xml:space="preserve">Fonds libérés en votre faveur après livraison réussie</w:t>
-            </w:r>
-          </w:p>
-        </w:tc>
-      </w:tr>
-      <w:tr>
-        <w:tc>
-          <w:tcPr/>
-          <w:p>
-            <w:pPr>
-              <w:pStyle w:val="Compact"/>
-            </w:pPr>
-            <w:r>
-              <w:rPr>
-                <w:b/>
-                <w:bCs/>
-              </w:rPr>
-              <w:t xml:space="preserve">REFUNDED</w:t>
-            </w:r>
-          </w:p>
-        </w:tc>
-        <w:tc>
-          <w:tcPr/>
-          <w:p>
-            <w:pPr>
-              <w:pStyle w:val="Compact"/>
-            </w:pPr>
-            <w:r>
-              <w:t xml:space="preserve">Fonds remboursés à l'acheteur (en cas de litige)</w:t>
-            </w:r>
-          </w:p>
-        </w:tc>
-      </w:tr>
-    </w:tbl>
-    <w:bookmarkEnd w:id="50"/>
-    <w:bookmarkStart w:id="51" w:name="quand-les-fonds-sont-ils-libérés-"/>
-    <w:p>
-      <w:pPr>
-        <w:pStyle w:val="Heading3"/>
-      </w:pPr>
-      <w:r>
-        <w:t xml:space="preserve">Quand les fonds sont-ils libérés ?</w:t>
+        <w:t xml:space="preserve">Votre argent ne stationne pas chez Pièces. Le principe tient en trois phrases :</w:t>
       </w:r>
     </w:p>
     <w:p>
@@ -6481,13 +6221,13 @@
           <w:b/>
           <w:bCs/>
         </w:rPr>
-        <w:t xml:space="preserve">Automatiquement</w:t>
-      </w:r>
-      <w:r>
-        <w:t xml:space="preserve"> </w:t>
-      </w:r>
-      <w:r>
-        <w:t xml:space="preserve">: 48 heures après la livraison confirmée, si aucun litige n'est ouvert</w:t>
+        <w:t xml:space="preserve">L'acheteur paie au choix</w:t>
+      </w:r>
+      <w:r>
+        <w:t xml:space="preserve"> </w:t>
+      </w:r>
+      <w:r>
+        <w:t xml:space="preserve">: en ligne au moment de la commande, ou au livreur à la remise de la pièce. Les deux modes sont proposés, aucun n'est un mode dégradé.</w:t>
       </w:r>
     </w:p>
     <w:p>
@@ -6503,416 +6243,13 @@
           <w:b/>
           <w:bCs/>
         </w:rPr>
-        <w:t xml:space="preserve">Manuellement</w:t>
-      </w:r>
-      <w:r>
-        <w:t xml:space="preserve"> </w:t>
-      </w:r>
-      <w:r>
-        <w:t xml:space="preserve">: Par un administrateur en cas de résolution de litige en votre faveur</w:t>
-      </w:r>
-    </w:p>
-    <w:bookmarkEnd w:id="51"/>
-    <w:bookmarkStart w:id="52" w:name="méthodes-de-paiement-acceptées"/>
-    <w:p>
-      <w:pPr>
-        <w:pStyle w:val="Heading3"/>
-      </w:pPr>
-      <w:r>
-        <w:t xml:space="preserve">Méthodes de paiement acceptées</w:t>
-      </w:r>
-    </w:p>
-    <w:tbl>
-      <w:tblPr>
-        <w:tblStyle w:val="Table"/>
-        <w:tblW w:type="auto" w:w="0"/>
-        <w:tblLook w:firstRow="1" w:lastRow="0" w:firstColumn="0" w:lastColumn="0" w:noHBand="0" w:noVBand="0" w:val="0020"/>
-      </w:tblPr>
-      <w:tblGrid>
-        <w:gridCol w:w="3960"/>
-        <w:gridCol w:w="3960"/>
-      </w:tblGrid>
-      <w:tr>
-        <w:trPr>
-          <w:tblHeader w:val="on"/>
-        </w:trPr>
-        <w:tc>
-          <w:tcPr/>
-          <w:p>
-            <w:pPr>
-              <w:pStyle w:val="Compact"/>
-            </w:pPr>
-            <w:r>
-              <w:t xml:space="preserve">Méthode</w:t>
-            </w:r>
-          </w:p>
-        </w:tc>
-        <w:tc>
-          <w:tcPr/>
-          <w:p>
-            <w:pPr>
-              <w:pStyle w:val="Compact"/>
-            </w:pPr>
-            <w:r>
-              <w:t xml:space="preserve">Type</w:t>
-            </w:r>
-          </w:p>
-        </w:tc>
-      </w:tr>
-      <w:tr>
-        <w:tc>
-          <w:tcPr/>
-          <w:p>
-            <w:pPr>
-              <w:pStyle w:val="Compact"/>
-            </w:pPr>
-            <w:r>
-              <w:rPr>
-                <w:b/>
-                <w:bCs/>
-              </w:rPr>
-              <w:t xml:space="preserve">Orange Money</w:t>
-            </w:r>
-          </w:p>
-        </w:tc>
-        <w:tc>
-          <w:tcPr/>
-          <w:p>
-            <w:pPr>
-              <w:pStyle w:val="Compact"/>
-            </w:pPr>
-            <w:r>
-              <w:t xml:space="preserve">Mobile money</w:t>
-            </w:r>
-          </w:p>
-        </w:tc>
-      </w:tr>
-      <w:tr>
-        <w:tc>
-          <w:tcPr/>
-          <w:p>
-            <w:pPr>
-              <w:pStyle w:val="Compact"/>
-            </w:pPr>
-            <w:r>
-              <w:rPr>
-                <w:b/>
-                <w:bCs/>
-              </w:rPr>
-              <w:t xml:space="preserve">MTN MoMo</w:t>
-            </w:r>
-          </w:p>
-        </w:tc>
-        <w:tc>
-          <w:tcPr/>
-          <w:p>
-            <w:pPr>
-              <w:pStyle w:val="Compact"/>
-            </w:pPr>
-            <w:r>
-              <w:t xml:space="preserve">Mobile money</w:t>
-            </w:r>
-          </w:p>
-        </w:tc>
-      </w:tr>
-      <w:tr>
-        <w:tc>
-          <w:tcPr/>
-          <w:p>
-            <w:pPr>
-              <w:pStyle w:val="Compact"/>
-            </w:pPr>
-            <w:r>
-              <w:rPr>
-                <w:b/>
-                <w:bCs/>
-              </w:rPr>
-              <w:t xml:space="preserve">Wave</w:t>
-            </w:r>
-          </w:p>
-        </w:tc>
-        <w:tc>
-          <w:tcPr/>
-          <w:p>
-            <w:pPr>
-              <w:pStyle w:val="Compact"/>
-            </w:pPr>
-            <w:r>
-              <w:t xml:space="preserve">Mobile money</w:t>
-            </w:r>
-          </w:p>
-        </w:tc>
-      </w:tr>
-      <w:tr>
-        <w:tc>
-          <w:tcPr/>
-          <w:p>
-            <w:pPr>
-              <w:pStyle w:val="Compact"/>
-            </w:pPr>
-            <w:r>
-              <w:rPr>
-                <w:b/>
-                <w:bCs/>
-              </w:rPr>
-              <w:t xml:space="preserve">COD</w:t>
-            </w:r>
-          </w:p>
-        </w:tc>
-        <w:tc>
-          <w:tcPr/>
-          <w:p>
-            <w:pPr>
-              <w:pStyle w:val="Compact"/>
-            </w:pPr>
-            <w:r>
-              <w:t xml:space="preserve">Paiement à la livraison (max 75 000 FCFA)</w:t>
-            </w:r>
-          </w:p>
-        </w:tc>
-      </w:tr>
-    </w:tbl>
-    <w:bookmarkEnd w:id="52"/>
-    <w:bookmarkStart w:id="53" w:name="consulter-le-statut-escrow"/>
-    <w:p>
-      <w:pPr>
-        <w:pStyle w:val="Heading3"/>
-      </w:pPr>
-      <w:r>
-        <w:t xml:space="preserve">Consulter le statut escrow</w:t>
-      </w:r>
-    </w:p>
-    <w:p>
-      <w:pPr>
-        <w:pStyle w:val="FirstParagraph"/>
-      </w:pPr>
-      <w:r>
-        <w:t xml:space="preserve">Vous pouvez vérifier le statut du paiement d'une commande : montant, statut (HELD/RELEASED/REFUNDED), dates de libération ou remboursement.</w:t>
-      </w:r>
-    </w:p>
-    <w:p>
-      <w:r>
-        <w:pict>
-          <v:rect style="width:0;height:1.5pt" o:hralign="center" o:hrstd="t" o:hr="t"/>
-        </w:pict>
-      </w:r>
-    </w:p>
-    <w:bookmarkEnd w:id="53"/>
-    <w:bookmarkEnd w:id="54"/>
-    <w:bookmarkStart w:id="59" w:name="X4f90259336bf2b88e62762597b76572e24f25b8"/>
-    <w:p>
-      <w:pPr>
-        <w:pStyle w:val="Heading2"/>
-      </w:pPr>
-      <w:r>
-        <w:t xml:space="preserve">11. Avis clients et réputation</w:t>
-      </w:r>
-    </w:p>
-    <w:bookmarkStart w:id="55" w:name="qui-peut-laisser-un-avis-"/>
-    <w:p>
-      <w:pPr>
-        <w:pStyle w:val="Heading3"/>
-      </w:pPr>
-      <w:r>
-        <w:t xml:space="preserve">Qui peut laisser un avis ?</w:t>
-      </w:r>
-    </w:p>
-    <w:p>
-      <w:pPr>
-        <w:pStyle w:val="FirstParagraph"/>
-      </w:pPr>
-      <w:r>
-        <w:t xml:space="preserve">Seul l'</w:t>
-      </w:r>
-      <w:r>
-        <w:rPr>
-          <w:b/>
-          <w:bCs/>
-        </w:rPr>
-        <w:t xml:space="preserve">acheteur</w:t>
-      </w:r>
-      <w:r>
-        <w:t xml:space="preserve"> </w:t>
-      </w:r>
-      <w:r>
-        <w:t xml:space="preserve">(initiateur de la commande) peut évaluer un vendeur, et uniquement si la commande est au statut</w:t>
-      </w:r>
-      <w:r>
-        <w:t xml:space="preserve"> </w:t>
-      </w:r>
-      <w:r>
-        <w:rPr>
-          <w:b/>
-          <w:bCs/>
-        </w:rPr>
-        <w:t xml:space="preserve">DELIVERED</w:t>
-      </w:r>
-      <w:r>
-        <w:t xml:space="preserve">,</w:t>
-      </w:r>
-      <w:r>
-        <w:t xml:space="preserve"> </w:t>
-      </w:r>
-      <w:r>
-        <w:rPr>
-          <w:b/>
-          <w:bCs/>
-        </w:rPr>
-        <w:t xml:space="preserve">CONFIRMED</w:t>
-      </w:r>
-      <w:r>
-        <w:t xml:space="preserve"> </w:t>
-      </w:r>
-      <w:r>
-        <w:t xml:space="preserve">ou</w:t>
-      </w:r>
-      <w:r>
-        <w:t xml:space="preserve"> </w:t>
-      </w:r>
-      <w:r>
-        <w:rPr>
-          <w:b/>
-          <w:bCs/>
-        </w:rPr>
-        <w:t xml:space="preserve">COMPLETED</w:t>
-      </w:r>
-      <w:r>
-        <w:t xml:space="preserve">.</w:t>
-      </w:r>
-    </w:p>
-    <w:bookmarkEnd w:id="55"/>
-    <w:bookmarkStart w:id="56" w:name="format-des-avis"/>
-    <w:p>
-      <w:pPr>
-        <w:pStyle w:val="Heading3"/>
-      </w:pPr>
-      <w:r>
-        <w:t xml:space="preserve">Format des avis</w:t>
-      </w:r>
-    </w:p>
-    <w:tbl>
-      <w:tblPr>
-        <w:tblStyle w:val="Table"/>
-        <w:tblW w:type="auto" w:w="0"/>
-        <w:tblLook w:firstRow="1" w:lastRow="0" w:firstColumn="0" w:lastColumn="0" w:noHBand="0" w:noVBand="0" w:val="0020"/>
-      </w:tblPr>
-      <w:tblGrid>
-        <w:gridCol w:w="3960"/>
-        <w:gridCol w:w="3960"/>
-      </w:tblGrid>
-      <w:tr>
-        <w:trPr>
-          <w:tblHeader w:val="on"/>
-        </w:trPr>
-        <w:tc>
-          <w:tcPr/>
-          <w:p>
-            <w:pPr>
-              <w:pStyle w:val="Compact"/>
-            </w:pPr>
-            <w:r>
-              <w:t xml:space="preserve">Champ</w:t>
-            </w:r>
-          </w:p>
-        </w:tc>
-        <w:tc>
-          <w:tcPr/>
-          <w:p>
-            <w:pPr>
-              <w:pStyle w:val="Compact"/>
-            </w:pPr>
-            <w:r>
-              <w:t xml:space="preserve">Règle</w:t>
-            </w:r>
-          </w:p>
-        </w:tc>
-      </w:tr>
-      <w:tr>
-        <w:tc>
-          <w:tcPr/>
-          <w:p>
-            <w:pPr>
-              <w:pStyle w:val="Compact"/>
-            </w:pPr>
-            <w:r>
-              <w:rPr>
-                <w:b/>
-                <w:bCs/>
-              </w:rPr>
-              <w:t xml:space="preserve">Note</w:t>
-            </w:r>
-          </w:p>
-        </w:tc>
-        <w:tc>
-          <w:tcPr/>
-          <w:p>
-            <w:pPr>
-              <w:pStyle w:val="Compact"/>
-            </w:pPr>
-            <w:r>
-              <w:t xml:space="preserve">De 1 à 5 étoiles</w:t>
-            </w:r>
-          </w:p>
-        </w:tc>
-      </w:tr>
-      <w:tr>
-        <w:tc>
-          <w:tcPr/>
-          <w:p>
-            <w:pPr>
-              <w:pStyle w:val="Compact"/>
-            </w:pPr>
-            <w:r>
-              <w:rPr>
-                <w:b/>
-                <w:bCs/>
-              </w:rPr>
-              <w:t xml:space="preserve">Commentaire</w:t>
-            </w:r>
-          </w:p>
-        </w:tc>
-        <w:tc>
-          <w:tcPr/>
-          <w:p>
-            <w:pPr>
-              <w:pStyle w:val="Compact"/>
-            </w:pPr>
-            <w:r>
-              <w:t xml:space="preserve">Jusqu'à 1 000 caractères (optionnel)</w:t>
-            </w:r>
-          </w:p>
-        </w:tc>
-      </w:tr>
-    </w:tbl>
-    <w:bookmarkEnd w:id="56"/>
-    <w:bookmarkStart w:id="57" w:name="consulter-vos-avis"/>
-    <w:p>
-      <w:pPr>
-        <w:pStyle w:val="Heading3"/>
-      </w:pPr>
-      <w:r>
-        <w:t xml:space="preserve">Consulter vos avis</w:t>
-      </w:r>
-    </w:p>
-    <w:p>
-      <w:pPr>
-        <w:pStyle w:val="FirstParagraph"/>
-      </w:pPr>
-      <w:r>
-        <w:t xml:space="preserve">Les avis sont</w:t>
-      </w:r>
-      <w:r>
-        <w:t xml:space="preserve"> </w:t>
-      </w:r>
-      <w:r>
-        <w:rPr>
-          <w:b/>
-          <w:bCs/>
-        </w:rPr>
-        <w:t xml:space="preserve">publics</w:t>
-      </w:r>
-      <w:r>
-        <w:t xml:space="preserve">. N'importe qui peut consulter vos avis via votre profil vendeur :</w:t>
+        <w:t xml:space="preserve">Aucune pièce n'est remise sans être payée.</w:t>
+      </w:r>
+      <w:r>
+        <w:t xml:space="preserve"> </w:t>
+      </w:r>
+      <w:r>
+        <w:t xml:space="preserve">Pas de paiement, pas de livraison : la pièce vous revient. Il n'y a pas de troisième issue.</w:t>
       </w:r>
     </w:p>
     <w:p>
@@ -6920,19 +6257,7 @@
         <w:pStyle w:val="Compact"/>
         <w:numPr>
           <w:ilvl w:val="0"/>
-          <w:numId w:val="1027"/>
-        </w:numPr>
-      </w:pPr>
-      <w:r>
-        <w:t xml:space="preserve">Liste des 50 avis les plus récents</w:t>
-      </w:r>
-    </w:p>
-    <w:p>
-      <w:pPr>
-        <w:pStyle w:val="Compact"/>
-        <w:numPr>
-          <w:ilvl w:val="0"/>
-          <w:numId w:val="1027"/>
+          <w:numId w:val="1026"/>
         </w:numPr>
       </w:pPr>
       <w:r>
@@ -6940,45 +6265,79 @@
           <w:b/>
           <w:bCs/>
         </w:rPr>
-        <w:t xml:space="preserve">Note moyenne</w:t>
-      </w:r>
-      <w:r>
-        <w:t xml:space="preserve"> </w:t>
-      </w:r>
-      <w:r>
-        <w:t xml:space="preserve">calculée (arrondie à 1 décimale)</w:t>
-      </w:r>
-    </w:p>
-    <w:p>
-      <w:pPr>
-        <w:pStyle w:val="Compact"/>
-        <w:numPr>
-          <w:ilvl w:val="0"/>
-          <w:numId w:val="1027"/>
-        </w:numPr>
-      </w:pPr>
-      <w:r>
-        <w:rPr>
-          <w:b/>
-          <w:bCs/>
-        </w:rPr>
-        <w:t xml:space="preserve">Nombre total</w:t>
-      </w:r>
-      <w:r>
-        <w:t xml:space="preserve"> </w:t>
-      </w:r>
-      <w:r>
-        <w:t xml:space="preserve">d'avis</w:t>
-      </w:r>
-    </w:p>
-    <w:bookmarkEnd w:id="57"/>
-    <w:bookmarkStart w:id="58" w:name="impact-sur-votre-activité"/>
+        <w:t xml:space="preserve">Vous êtes payé immédiatement</w:t>
+      </w:r>
+      <w:r>
+        <w:t xml:space="preserve">, dès l'encaissement, commission déduite. Il n'y a ni fonds bloqués, ni délai de reversement, ni attente de 48 heures.</w:t>
+      </w:r>
+    </w:p>
+    <w:p>
+      <w:pPr>
+        <w:pStyle w:val="SourceCode"/>
+      </w:pPr>
+      <w:r>
+        <w:rPr>
+          <w:rStyle w:val="VerbatimChar"/>
+        </w:rPr>
+        <w:t xml:space="preserve">Acheteur                    Pièces                     Vous</w:t>
+      </w:r>
+      <w:r>
+        <w:br/>
+      </w:r>
+      <w:r>
+        <w:br/>
+      </w:r>
+      <w:r>
+        <w:rPr>
+          <w:rStyle w:val="VerbatimChar"/>
+        </w:rPr>
+        <w:t xml:space="preserve">Paie en ligne ────────────► Encaissé ────────────────► Payé immédiatement</w:t>
+      </w:r>
+      <w:r>
+        <w:br/>
+      </w:r>
+      <w:r>
+        <w:rPr>
+          <w:rStyle w:val="VerbatimChar"/>
+        </w:rPr>
+        <w:t xml:space="preserve">   OU                                                  (commission déduite)</w:t>
+      </w:r>
+      <w:r>
+        <w:br/>
+      </w:r>
+      <w:r>
+        <w:rPr>
+          <w:rStyle w:val="VerbatimChar"/>
+        </w:rPr>
+        <w:t xml:space="preserve">Paie au livreur ──────────► Encaissé à la remise ────► Payé immédiatement</w:t>
+      </w:r>
+      <w:r>
+        <w:br/>
+      </w:r>
+      <w:r>
+        <w:rPr>
+          <w:rStyle w:val="VerbatimChar"/>
+        </w:rPr>
+        <w:t xml:space="preserve">   │</w:t>
+      </w:r>
+      <w:r>
+        <w:br/>
+      </w:r>
+      <w:r>
+        <w:rPr>
+          <w:rStyle w:val="VerbatimChar"/>
+        </w:rPr>
+        <w:t xml:space="preserve">   └── ne paie pas ───────► Pas de remise ───────────► La pièce vous revient</w:t>
+      </w:r>
+    </w:p>
+    <w:bookmarkEnd w:id="61"/>
+    <w:bookmarkStart w:id="62" w:name="quand-suis-je-payé-"/>
     <w:p>
       <w:pPr>
         <w:pStyle w:val="Heading3"/>
       </w:pPr>
       <w:r>
-        <w:t xml:space="preserve">Impact sur votre activité</w:t>
+        <w:t xml:space="preserve">Quand suis-je payé ?</w:t>
       </w:r>
     </w:p>
     <w:p>
@@ -6986,414 +6345,17 @@
         <w:pStyle w:val="FirstParagraph"/>
       </w:pPr>
       <w:r>
-        <w:t xml:space="preserve">Une bonne réputation augmente la confiance des acheteurs. Les avis sont visibles par les mécaniciens lorsqu'ils parcourent le catalogue.</w:t>
-      </w:r>
-    </w:p>
-    <w:p>
-      <w:r>
-        <w:pict>
-          <v:rect style="width:0;height:1.5pt" o:hralign="center" o:hrstd="t" o:hr="t"/>
-        </w:pict>
-      </w:r>
-    </w:p>
-    <w:bookmarkEnd w:id="58"/>
-    <w:bookmarkEnd w:id="59"/>
-    <w:bookmarkStart w:id="63" w:name="X220e425c1c552195d409ef1a920dbfb789e4b6d"/>
-    <w:p>
-      <w:pPr>
-        <w:pStyle w:val="Heading2"/>
-      </w:pPr>
-      <w:r>
-        <w:t xml:space="preserve">12. Litiges</w:t>
-      </w:r>
-    </w:p>
-    <w:bookmarkStart w:id="60" w:name="ouverture-dun-litige"/>
+        <w:t xml:space="preserve">Dès l'encaissement. Si l'acheteur paie en ligne à la commande, votre part part à ce moment-là ; s'il paie au livreur, elle part à la remise. Aucun délai d'attente ne s'intercale.</w:t>
+      </w:r>
+    </w:p>
+    <w:bookmarkEnd w:id="62"/>
+    <w:bookmarkStart w:id="63" w:name="méthodes-de-paiement-acceptées"/>
     <w:p>
       <w:pPr>
         <w:pStyle w:val="Heading3"/>
       </w:pPr>
       <w:r>
-        <w:t xml:space="preserve">Ouverture d'un litige</w:t>
-      </w:r>
-    </w:p>
-    <w:p>
-      <w:pPr>
-        <w:pStyle w:val="FirstParagraph"/>
-      </w:pPr>
-      <w:r>
-        <w:t xml:space="preserve">Un litige peut être ouvert par l'</w:t>
-      </w:r>
-      <w:r>
-        <w:rPr>
-          <w:b/>
-          <w:bCs/>
-        </w:rPr>
-        <w:t xml:space="preserve">acheteur</w:t>
-      </w:r>
-      <w:r>
-        <w:t xml:space="preserve"> </w:t>
-      </w:r>
-      <w:r>
-        <w:t xml:space="preserve">(initiateur de la commande). En tant que vendeur, vous ne pouvez</w:t>
-      </w:r>
-      <w:r>
-        <w:t xml:space="preserve"> </w:t>
-      </w:r>
-      <w:r>
-        <w:rPr>
-          <w:b/>
-          <w:bCs/>
-        </w:rPr>
-        <w:t xml:space="preserve">pas</w:t>
-      </w:r>
-      <w:r>
-        <w:t xml:space="preserve"> </w:t>
-      </w:r>
-      <w:r>
-        <w:t xml:space="preserve">ouvrir de litige directement.</w:t>
-      </w:r>
-    </w:p>
-    <w:bookmarkEnd w:id="60"/>
-    <w:bookmarkStart w:id="61" w:name="résolution"/>
-    <w:p>
-      <w:pPr>
-        <w:pStyle w:val="Heading3"/>
-      </w:pPr>
-      <w:r>
-        <w:t xml:space="preserve">Résolution</w:t>
-      </w:r>
-    </w:p>
-    <w:p>
-      <w:pPr>
-        <w:pStyle w:val="FirstParagraph"/>
-      </w:pPr>
-      <w:r>
-        <w:t xml:space="preserve">Les litiges sont résolus par un</w:t>
-      </w:r>
-      <w:r>
-        <w:t xml:space="preserve"> </w:t>
-      </w:r>
-      <w:r>
-        <w:rPr>
-          <w:b/>
-          <w:bCs/>
-        </w:rPr>
-        <w:t xml:space="preserve">administrateur</w:t>
-      </w:r>
-      <w:r>
-        <w:t xml:space="preserve"> </w:t>
-      </w:r>
-      <w:r>
-        <w:t xml:space="preserve">qui tranche en faveur de l'une des parties :</w:t>
-      </w:r>
-    </w:p>
-    <w:tbl>
-      <w:tblPr>
-        <w:tblStyle w:val="Table"/>
-        <w:tblW w:type="auto" w:w="0"/>
-        <w:tblLook w:firstRow="1" w:lastRow="0" w:firstColumn="0" w:lastColumn="0" w:noHBand="0" w:noVBand="0" w:val="0020"/>
-      </w:tblPr>
-      <w:tblGrid>
-        <w:gridCol w:w="3960"/>
-        <w:gridCol w:w="3960"/>
-      </w:tblGrid>
-      <w:tr>
-        <w:trPr>
-          <w:tblHeader w:val="on"/>
-        </w:trPr>
-        <w:tc>
-          <w:tcPr/>
-          <w:p>
-            <w:pPr>
-              <w:pStyle w:val="Compact"/>
-            </w:pPr>
-            <w:r>
-              <w:t xml:space="preserve">Résolution</w:t>
-            </w:r>
-          </w:p>
-        </w:tc>
-        <w:tc>
-          <w:tcPr/>
-          <w:p>
-            <w:pPr>
-              <w:pStyle w:val="Compact"/>
-            </w:pPr>
-            <w:r>
-              <w:t xml:space="preserve">Effet</w:t>
-            </w:r>
-          </w:p>
-        </w:tc>
-      </w:tr>
-      <w:tr>
-        <w:tc>
-          <w:tcPr/>
-          <w:p>
-            <w:pPr>
-              <w:pStyle w:val="Compact"/>
-            </w:pPr>
-            <w:r>
-              <w:rPr>
-                <w:b/>
-                <w:bCs/>
-              </w:rPr>
-              <w:t xml:space="preserve">RESOLVED_BUYER</w:t>
-            </w:r>
-          </w:p>
-        </w:tc>
-        <w:tc>
-          <w:tcPr/>
-          <w:p>
-            <w:pPr>
-              <w:pStyle w:val="Compact"/>
-            </w:pPr>
-            <w:r>
-              <w:t xml:space="preserve">En faveur de l'acheteur → remboursement (escrow → REFUNDED)</w:t>
-            </w:r>
-          </w:p>
-        </w:tc>
-      </w:tr>
-      <w:tr>
-        <w:tc>
-          <w:tcPr/>
-          <w:p>
-            <w:pPr>
-              <w:pStyle w:val="Compact"/>
-            </w:pPr>
-            <w:r>
-              <w:rPr>
-                <w:b/>
-                <w:bCs/>
-              </w:rPr>
-              <w:t xml:space="preserve">RESOLVED_SELLER</w:t>
-            </w:r>
-          </w:p>
-        </w:tc>
-        <w:tc>
-          <w:tcPr/>
-          <w:p>
-            <w:pPr>
-              <w:pStyle w:val="Compact"/>
-            </w:pPr>
-            <w:r>
-              <w:t xml:space="preserve">En faveur du vendeur → fonds libérés (escrow → RELEASED)</w:t>
-            </w:r>
-          </w:p>
-        </w:tc>
-      </w:tr>
-    </w:tbl>
-    <w:bookmarkEnd w:id="61"/>
-    <w:bookmarkStart w:id="62" w:name="statuts-dun-litige"/>
-    <w:p>
-      <w:pPr>
-        <w:pStyle w:val="Heading3"/>
-      </w:pPr>
-      <w:r>
-        <w:t xml:space="preserve">Statuts d'un litige</w:t>
-      </w:r>
-    </w:p>
-    <w:tbl>
-      <w:tblPr>
-        <w:tblStyle w:val="Table"/>
-        <w:tblW w:type="auto" w:w="0"/>
-        <w:tblLook w:firstRow="1" w:lastRow="0" w:firstColumn="0" w:lastColumn="0" w:noHBand="0" w:noVBand="0" w:val="0020"/>
-      </w:tblPr>
-      <w:tblGrid>
-        <w:gridCol w:w="3960"/>
-        <w:gridCol w:w="3960"/>
-      </w:tblGrid>
-      <w:tr>
-        <w:trPr>
-          <w:tblHeader w:val="on"/>
-        </w:trPr>
-        <w:tc>
-          <w:tcPr/>
-          <w:p>
-            <w:pPr>
-              <w:pStyle w:val="Compact"/>
-            </w:pPr>
-            <w:r>
-              <w:t xml:space="preserve">Statut</w:t>
-            </w:r>
-          </w:p>
-        </w:tc>
-        <w:tc>
-          <w:tcPr/>
-          <w:p>
-            <w:pPr>
-              <w:pStyle w:val="Compact"/>
-            </w:pPr>
-            <w:r>
-              <w:t xml:space="preserve">Description</w:t>
-            </w:r>
-          </w:p>
-        </w:tc>
-      </w:tr>
-      <w:tr>
-        <w:tc>
-          <w:tcPr/>
-          <w:p>
-            <w:pPr>
-              <w:pStyle w:val="Compact"/>
-            </w:pPr>
-            <w:r>
-              <w:rPr>
-                <w:b/>
-                <w:bCs/>
-              </w:rPr>
-              <w:t xml:space="preserve">OPEN</w:t>
-            </w:r>
-          </w:p>
-        </w:tc>
-        <w:tc>
-          <w:tcPr/>
-          <w:p>
-            <w:pPr>
-              <w:pStyle w:val="Compact"/>
-            </w:pPr>
-            <w:r>
-              <w:t xml:space="preserve">Litige ouvert par l'acheteur</w:t>
-            </w:r>
-          </w:p>
-        </w:tc>
-      </w:tr>
-      <w:tr>
-        <w:tc>
-          <w:tcPr/>
-          <w:p>
-            <w:pPr>
-              <w:pStyle w:val="Compact"/>
-            </w:pPr>
-            <w:r>
-              <w:rPr>
-                <w:b/>
-                <w:bCs/>
-              </w:rPr>
-              <w:t xml:space="preserve">UNDER_REVIEW</w:t>
-            </w:r>
-          </w:p>
-        </w:tc>
-        <w:tc>
-          <w:tcPr/>
-          <w:p>
-            <w:pPr>
-              <w:pStyle w:val="Compact"/>
-            </w:pPr>
-            <w:r>
-              <w:t xml:space="preserve">En cours d'examen par l'administrateur</w:t>
-            </w:r>
-          </w:p>
-        </w:tc>
-      </w:tr>
-      <w:tr>
-        <w:tc>
-          <w:tcPr/>
-          <w:p>
-            <w:pPr>
-              <w:pStyle w:val="Compact"/>
-            </w:pPr>
-            <w:r>
-              <w:rPr>
-                <w:b/>
-                <w:bCs/>
-              </w:rPr>
-              <w:t xml:space="preserve">RESOLVED_BUYER</w:t>
-            </w:r>
-          </w:p>
-        </w:tc>
-        <w:tc>
-          <w:tcPr/>
-          <w:p>
-            <w:pPr>
-              <w:pStyle w:val="Compact"/>
-            </w:pPr>
-            <w:r>
-              <w:t xml:space="preserve">Résolu en faveur de l'acheteur</w:t>
-            </w:r>
-          </w:p>
-        </w:tc>
-      </w:tr>
-      <w:tr>
-        <w:tc>
-          <w:tcPr/>
-          <w:p>
-            <w:pPr>
-              <w:pStyle w:val="Compact"/>
-            </w:pPr>
-            <w:r>
-              <w:rPr>
-                <w:b/>
-                <w:bCs/>
-              </w:rPr>
-              <w:t xml:space="preserve">RESOLVED_SELLER</w:t>
-            </w:r>
-          </w:p>
-        </w:tc>
-        <w:tc>
-          <w:tcPr/>
-          <w:p>
-            <w:pPr>
-              <w:pStyle w:val="Compact"/>
-            </w:pPr>
-            <w:r>
-              <w:t xml:space="preserve">Résolu en faveur du vendeur</w:t>
-            </w:r>
-          </w:p>
-        </w:tc>
-      </w:tr>
-      <w:tr>
-        <w:tc>
-          <w:tcPr/>
-          <w:p>
-            <w:pPr>
-              <w:pStyle w:val="Compact"/>
-            </w:pPr>
-            <w:r>
-              <w:rPr>
-                <w:b/>
-                <w:bCs/>
-              </w:rPr>
-              <w:t xml:space="preserve">CLOSED</w:t>
-            </w:r>
-          </w:p>
-        </w:tc>
-        <w:tc>
-          <w:tcPr/>
-          <w:p>
-            <w:pPr>
-              <w:pStyle w:val="Compact"/>
-            </w:pPr>
-            <w:r>
-              <w:t xml:space="preserve">Litige clôturé</w:t>
-            </w:r>
-          </w:p>
-        </w:tc>
-      </w:tr>
-    </w:tbl>
-    <w:p>
-      <w:r>
-        <w:pict>
-          <v:rect style="width:0;height:1.5pt" o:hralign="center" o:hrstd="t" o:hr="t"/>
-        </w:pict>
-      </w:r>
-    </w:p>
-    <w:bookmarkEnd w:id="62"/>
-    <w:bookmarkEnd w:id="63"/>
-    <w:bookmarkStart w:id="66" w:name="Xa0829b37c8bcbebe7912b88ffeb9c3cc48eafb3"/>
-    <w:p>
-      <w:pPr>
-        <w:pStyle w:val="Heading2"/>
-      </w:pPr>
-      <w:r>
-        <w:t xml:space="preserve">13. Notifications</w:t>
-      </w:r>
-    </w:p>
-    <w:bookmarkStart w:id="64" w:name="notifications-automatiques"/>
-    <w:p>
-      <w:pPr>
-        <w:pStyle w:val="Heading3"/>
-      </w:pPr>
-      <w:r>
-        <w:t xml:space="preserve">Notifications automatiques</w:t>
+        <w:t xml:space="preserve">Méthodes de paiement acceptées</w:t>
       </w:r>
     </w:p>
     <w:tbl>
@@ -7418,29 +6380,29 @@
               <w:pStyle w:val="Compact"/>
             </w:pPr>
             <w:r>
-              <w:t xml:space="preserve">Événement</w:t>
-            </w:r>
-          </w:p>
-        </w:tc>
-        <w:tc>
-          <w:tcPr/>
-          <w:p>
-            <w:pPr>
-              <w:pStyle w:val="Compact"/>
-            </w:pPr>
-            <w:r>
-              <w:t xml:space="preserve">Message</w:t>
-            </w:r>
-          </w:p>
-        </w:tc>
-        <w:tc>
-          <w:tcPr/>
-          <w:p>
-            <w:pPr>
-              <w:pStyle w:val="Compact"/>
-            </w:pPr>
-            <w:r>
-              <w:t xml:space="preserve">Canal</w:t>
+              <w:t xml:space="preserve">Méthode</w:t>
+            </w:r>
+          </w:p>
+        </w:tc>
+        <w:tc>
+          <w:tcPr/>
+          <w:p>
+            <w:pPr>
+              <w:pStyle w:val="Compact"/>
+            </w:pPr>
+            <w:r>
+              <w:t xml:space="preserve">Type</w:t>
+            </w:r>
+          </w:p>
+        </w:tc>
+        <w:tc>
+          <w:tcPr/>
+          <w:p>
+            <w:pPr>
+              <w:pStyle w:val="Compact"/>
+            </w:pPr>
+            <w:r>
+              <w:t xml:space="preserve">Moment de l'encaissement</w:t>
             </w:r>
           </w:p>
         </w:tc>
@@ -7457,29 +6419,29 @@
                 <w:b/>
                 <w:bCs/>
               </w:rPr>
-              <w:t xml:space="preserve">Nouvelle commande</w:t>
-            </w:r>
-          </w:p>
-        </w:tc>
-        <w:tc>
-          <w:tcPr/>
-          <w:p>
-            <w:pPr>
-              <w:pStyle w:val="Compact"/>
-            </w:pPr>
-            <w:r>
-              <w:t xml:space="preserve">"Nouvelle commande {ID} : {N} pièce(s). Confirmez dans les 45 minutes."</w:t>
-            </w:r>
-          </w:p>
-        </w:tc>
-        <w:tc>
-          <w:tcPr/>
-          <w:p>
-            <w:pPr>
-              <w:pStyle w:val="Compact"/>
-            </w:pPr>
-            <w:r>
-              <w:t xml:space="preserve">WhatsApp</w:t>
+              <w:t xml:space="preserve">Orange Money</w:t>
+            </w:r>
+          </w:p>
+        </w:tc>
+        <w:tc>
+          <w:tcPr/>
+          <w:p>
+            <w:pPr>
+              <w:pStyle w:val="Compact"/>
+            </w:pPr>
+            <w:r>
+              <w:t xml:space="preserve">Mobile money</w:t>
+            </w:r>
+          </w:p>
+        </w:tc>
+        <w:tc>
+          <w:tcPr/>
+          <w:p>
+            <w:pPr>
+              <w:pStyle w:val="Compact"/>
+            </w:pPr>
+            <w:r>
+              <w:t xml:space="preserve">En ligne à la commande, ou au livreur</w:t>
             </w:r>
           </w:p>
         </w:tc>
@@ -7496,42 +6458,164 @@
                 <w:b/>
                 <w:bCs/>
               </w:rPr>
-              <w:t xml:space="preserve">Stock critique</w:t>
-            </w:r>
-          </w:p>
-        </w:tc>
-        <w:tc>
-          <w:tcPr/>
-          <w:p>
-            <w:pPr>
-              <w:pStyle w:val="Compact"/>
-            </w:pPr>
-            <w:r>
-              <w:t xml:space="preserve">"Stock critique : "{nom}" est en rupture. Mettez à jour votre catalogue."</w:t>
-            </w:r>
-          </w:p>
-        </w:tc>
-        <w:tc>
-          <w:tcPr/>
-          <w:p>
-            <w:pPr>
-              <w:pStyle w:val="Compact"/>
-            </w:pPr>
-            <w:r>
-              <w:t xml:space="preserve">WhatsApp</w:t>
+              <w:t xml:space="preserve">MTN MoMo</w:t>
+            </w:r>
+          </w:p>
+        </w:tc>
+        <w:tc>
+          <w:tcPr/>
+          <w:p>
+            <w:pPr>
+              <w:pStyle w:val="Compact"/>
+            </w:pPr>
+            <w:r>
+              <w:t xml:space="preserve">Mobile money</w:t>
+            </w:r>
+          </w:p>
+        </w:tc>
+        <w:tc>
+          <w:tcPr/>
+          <w:p>
+            <w:pPr>
+              <w:pStyle w:val="Compact"/>
+            </w:pPr>
+            <w:r>
+              <w:t xml:space="preserve">En ligne à la commande, ou au livreur</w:t>
+            </w:r>
+          </w:p>
+        </w:tc>
+      </w:tr>
+      <w:tr>
+        <w:tc>
+          <w:tcPr/>
+          <w:p>
+            <w:pPr>
+              <w:pStyle w:val="Compact"/>
+            </w:pPr>
+            <w:r>
+              <w:rPr>
+                <w:b/>
+                <w:bCs/>
+              </w:rPr>
+              <w:t xml:space="preserve">Wave</w:t>
+            </w:r>
+          </w:p>
+        </w:tc>
+        <w:tc>
+          <w:tcPr/>
+          <w:p>
+            <w:pPr>
+              <w:pStyle w:val="Compact"/>
+            </w:pPr>
+            <w:r>
+              <w:t xml:space="preserve">Mobile money</w:t>
+            </w:r>
+          </w:p>
+        </w:tc>
+        <w:tc>
+          <w:tcPr/>
+          <w:p>
+            <w:pPr>
+              <w:pStyle w:val="Compact"/>
+            </w:pPr>
+            <w:r>
+              <w:t xml:space="preserve">En ligne à la commande, ou au livreur</w:t>
+            </w:r>
+          </w:p>
+        </w:tc>
+      </w:tr>
+      <w:tr>
+        <w:tc>
+          <w:tcPr/>
+          <w:p>
+            <w:pPr>
+              <w:pStyle w:val="Compact"/>
+            </w:pPr>
+            <w:r>
+              <w:rPr>
+                <w:b/>
+                <w:bCs/>
+              </w:rPr>
+              <w:t xml:space="preserve">Espèces</w:t>
+            </w:r>
+          </w:p>
+        </w:tc>
+        <w:tc>
+          <w:tcPr/>
+          <w:p>
+            <w:pPr>
+              <w:pStyle w:val="Compact"/>
+            </w:pPr>
+            <w:r>
+              <w:t xml:space="preserve">Paiement à la remise (max 75 000 FCFA)</w:t>
+            </w:r>
+          </w:p>
+        </w:tc>
+        <w:tc>
+          <w:tcPr/>
+          <w:p>
+            <w:pPr>
+              <w:pStyle w:val="Compact"/>
+            </w:pPr>
+            <w:r>
+              <w:t xml:space="preserve">Au livreur</w:t>
             </w:r>
           </w:p>
         </w:tc>
       </w:tr>
     </w:tbl>
+    <w:bookmarkEnd w:id="63"/>
+    <w:bookmarkStart w:id="64" w:name="en-cas-de-retour-ou-de-litige"/>
+    <w:p>
+      <w:pPr>
+        <w:pStyle w:val="Heading3"/>
+      </w:pPr>
+      <w:r>
+        <w:t xml:space="preserve">En cas de retour ou de litige</w:t>
+      </w:r>
+    </w:p>
+    <w:p>
+      <w:pPr>
+        <w:pStyle w:val="FirstParagraph"/>
+      </w:pPr>
+      <w:r>
+        <w:t xml:space="preserve">Il n'y a pas de fonds à débloquer : le remboursement est une</w:t>
+      </w:r>
+      <w:r>
+        <w:t xml:space="preserve"> </w:t>
+      </w:r>
+      <w:r>
+        <w:rPr>
+          <w:b/>
+          <w:bCs/>
+        </w:rPr>
+        <w:t xml:space="preserve">reprise traitée par Pièces avec vous</w:t>
+      </w:r>
+      <w:r>
+        <w:t xml:space="preserve">, dans les limites du contrat d'adhésion — retour sous 48 h si la pièce ne correspond pas à l'annonce. Quand le retour est justifié,</w:t>
+      </w:r>
+      <w:r>
+        <w:t xml:space="preserve"> </w:t>
+      </w:r>
+      <w:r>
+        <w:rPr>
+          <w:b/>
+          <w:bCs/>
+        </w:rPr>
+        <w:t xml:space="preserve">la commission n'est pas due</w:t>
+      </w:r>
+      <w:r>
+        <w:t xml:space="preserve">.</w:t>
+      </w:r>
+    </w:p>
     <w:bookmarkEnd w:id="64"/>
-    <w:bookmarkStart w:id="65" w:name="préférences-de-notification"/>
+    <w:bookmarkStart w:id="65" w:name="consulter-le-statut-de-paiement"/>
     <w:p>
       <w:pPr>
         <w:pStyle w:val="Heading3"/>
       </w:pPr>
       <w:r>
-        <w:t xml:space="preserve">Préférences de notification</w:t>
+        <w:t xml:space="preserve">Consulter le statut de paiement</w:t>
       </w:r>
     </w:p>
     <w:p>
@@ -7539,7 +6623,713 @@
         <w:pStyle w:val="FirstParagraph"/>
       </w:pPr>
       <w:r>
-        <w:t xml:space="preserve">Vous pouvez configurer vos canaux de notification :</w:t>
+        <w:t xml:space="preserve">Vous pouvez vérifier à tout moment le statut du paiement d'une commande : montant, encaissement, date de versement de votre part.</w:t>
+      </w:r>
+    </w:p>
+    <w:p>
+      <w:r>
+        <w:pict>
+          <v:rect style="width:0;height:1.5pt" o:hralign="center" o:hrstd="t" o:hr="t"/>
+        </w:pict>
+      </w:r>
+    </w:p>
+    <w:bookmarkEnd w:id="65"/>
+    <w:bookmarkEnd w:id="66"/>
+    <w:bookmarkStart w:id="71" w:name="X4f90259336bf2b88e62762597b76572e24f25b8"/>
+    <w:p>
+      <w:pPr>
+        <w:pStyle w:val="Heading2"/>
+      </w:pPr>
+      <w:r>
+        <w:t xml:space="preserve">11. Avis clients et réputation</w:t>
+      </w:r>
+    </w:p>
+    <w:bookmarkStart w:id="67" w:name="qui-peut-laisser-un-avis-"/>
+    <w:p>
+      <w:pPr>
+        <w:pStyle w:val="Heading3"/>
+      </w:pPr>
+      <w:r>
+        <w:t xml:space="preserve">Qui peut laisser un avis ?</w:t>
+      </w:r>
+    </w:p>
+    <w:p>
+      <w:pPr>
+        <w:pStyle w:val="FirstParagraph"/>
+      </w:pPr>
+      <w:r>
+        <w:t xml:space="preserve">Seul l'</w:t>
+      </w:r>
+      <w:r>
+        <w:rPr>
+          <w:b/>
+          <w:bCs/>
+        </w:rPr>
+        <w:t xml:space="preserve">acheteur</w:t>
+      </w:r>
+      <w:r>
+        <w:t xml:space="preserve"> </w:t>
+      </w:r>
+      <w:r>
+        <w:t xml:space="preserve">(initiateur de la commande) peut évaluer un vendeur, et uniquement si la commande est au statut</w:t>
+      </w:r>
+      <w:r>
+        <w:t xml:space="preserve"> </w:t>
+      </w:r>
+      <w:r>
+        <w:rPr>
+          <w:b/>
+          <w:bCs/>
+        </w:rPr>
+        <w:t xml:space="preserve">DELIVERED</w:t>
+      </w:r>
+      <w:r>
+        <w:t xml:space="preserve">,</w:t>
+      </w:r>
+      <w:r>
+        <w:t xml:space="preserve"> </w:t>
+      </w:r>
+      <w:r>
+        <w:rPr>
+          <w:b/>
+          <w:bCs/>
+        </w:rPr>
+        <w:t xml:space="preserve">CONFIRMED</w:t>
+      </w:r>
+      <w:r>
+        <w:t xml:space="preserve"> </w:t>
+      </w:r>
+      <w:r>
+        <w:t xml:space="preserve">ou</w:t>
+      </w:r>
+      <w:r>
+        <w:t xml:space="preserve"> </w:t>
+      </w:r>
+      <w:r>
+        <w:rPr>
+          <w:b/>
+          <w:bCs/>
+        </w:rPr>
+        <w:t xml:space="preserve">COMPLETED</w:t>
+      </w:r>
+      <w:r>
+        <w:t xml:space="preserve">.</w:t>
+      </w:r>
+    </w:p>
+    <w:bookmarkEnd w:id="67"/>
+    <w:bookmarkStart w:id="68" w:name="format-des-avis"/>
+    <w:p>
+      <w:pPr>
+        <w:pStyle w:val="Heading3"/>
+      </w:pPr>
+      <w:r>
+        <w:t xml:space="preserve">Format des avis</w:t>
+      </w:r>
+    </w:p>
+    <w:tbl>
+      <w:tblPr>
+        <w:tblStyle w:val="Table"/>
+        <w:tblW w:type="auto" w:w="0"/>
+        <w:tblLook w:firstRow="1" w:lastRow="0" w:firstColumn="0" w:lastColumn="0" w:noHBand="0" w:noVBand="0" w:val="0020"/>
+      </w:tblPr>
+      <w:tblGrid>
+        <w:gridCol w:w="3960"/>
+        <w:gridCol w:w="3960"/>
+      </w:tblGrid>
+      <w:tr>
+        <w:trPr>
+          <w:tblHeader w:val="on"/>
+        </w:trPr>
+        <w:tc>
+          <w:tcPr/>
+          <w:p>
+            <w:pPr>
+              <w:pStyle w:val="Compact"/>
+            </w:pPr>
+            <w:r>
+              <w:t xml:space="preserve">Champ</w:t>
+            </w:r>
+          </w:p>
+        </w:tc>
+        <w:tc>
+          <w:tcPr/>
+          <w:p>
+            <w:pPr>
+              <w:pStyle w:val="Compact"/>
+            </w:pPr>
+            <w:r>
+              <w:t xml:space="preserve">Règle</w:t>
+            </w:r>
+          </w:p>
+        </w:tc>
+      </w:tr>
+      <w:tr>
+        <w:tc>
+          <w:tcPr/>
+          <w:p>
+            <w:pPr>
+              <w:pStyle w:val="Compact"/>
+            </w:pPr>
+            <w:r>
+              <w:rPr>
+                <w:b/>
+                <w:bCs/>
+              </w:rPr>
+              <w:t xml:space="preserve">Note</w:t>
+            </w:r>
+          </w:p>
+        </w:tc>
+        <w:tc>
+          <w:tcPr/>
+          <w:p>
+            <w:pPr>
+              <w:pStyle w:val="Compact"/>
+            </w:pPr>
+            <w:r>
+              <w:t xml:space="preserve">De 1 à 5 étoiles</w:t>
+            </w:r>
+          </w:p>
+        </w:tc>
+      </w:tr>
+      <w:tr>
+        <w:tc>
+          <w:tcPr/>
+          <w:p>
+            <w:pPr>
+              <w:pStyle w:val="Compact"/>
+            </w:pPr>
+            <w:r>
+              <w:rPr>
+                <w:b/>
+                <w:bCs/>
+              </w:rPr>
+              <w:t xml:space="preserve">Commentaire</w:t>
+            </w:r>
+          </w:p>
+        </w:tc>
+        <w:tc>
+          <w:tcPr/>
+          <w:p>
+            <w:pPr>
+              <w:pStyle w:val="Compact"/>
+            </w:pPr>
+            <w:r>
+              <w:t xml:space="preserve">Jusqu'à 1 000 caractères (optionnel)</w:t>
+            </w:r>
+          </w:p>
+        </w:tc>
+      </w:tr>
+    </w:tbl>
+    <w:bookmarkEnd w:id="68"/>
+    <w:bookmarkStart w:id="69" w:name="consulter-vos-avis"/>
+    <w:p>
+      <w:pPr>
+        <w:pStyle w:val="Heading3"/>
+      </w:pPr>
+      <w:r>
+        <w:t xml:space="preserve">Consulter vos avis</w:t>
+      </w:r>
+    </w:p>
+    <w:p>
+      <w:pPr>
+        <w:pStyle w:val="FirstParagraph"/>
+      </w:pPr>
+      <w:r>
+        <w:t xml:space="preserve">Les avis sont</w:t>
+      </w:r>
+      <w:r>
+        <w:t xml:space="preserve"> </w:t>
+      </w:r>
+      <w:r>
+        <w:rPr>
+          <w:b/>
+          <w:bCs/>
+        </w:rPr>
+        <w:t xml:space="preserve">publics</w:t>
+      </w:r>
+      <w:r>
+        <w:t xml:space="preserve">. N'importe qui peut consulter vos avis via votre profil vendeur :</w:t>
+      </w:r>
+    </w:p>
+    <w:p>
+      <w:pPr>
+        <w:pStyle w:val="Compact"/>
+        <w:numPr>
+          <w:ilvl w:val="0"/>
+          <w:numId w:val="1027"/>
+        </w:numPr>
+      </w:pPr>
+      <w:r>
+        <w:t xml:space="preserve">Liste des 50 avis les plus récents</w:t>
+      </w:r>
+    </w:p>
+    <w:p>
+      <w:pPr>
+        <w:pStyle w:val="Compact"/>
+        <w:numPr>
+          <w:ilvl w:val="0"/>
+          <w:numId w:val="1027"/>
+        </w:numPr>
+      </w:pPr>
+      <w:r>
+        <w:rPr>
+          <w:b/>
+          <w:bCs/>
+        </w:rPr>
+        <w:t xml:space="preserve">Note moyenne</w:t>
+      </w:r>
+      <w:r>
+        <w:t xml:space="preserve"> </w:t>
+      </w:r>
+      <w:r>
+        <w:t xml:space="preserve">calculée (arrondie à 1 décimale)</w:t>
+      </w:r>
+    </w:p>
+    <w:p>
+      <w:pPr>
+        <w:pStyle w:val="Compact"/>
+        <w:numPr>
+          <w:ilvl w:val="0"/>
+          <w:numId w:val="1027"/>
+        </w:numPr>
+      </w:pPr>
+      <w:r>
+        <w:rPr>
+          <w:b/>
+          <w:bCs/>
+        </w:rPr>
+        <w:t xml:space="preserve">Nombre total</w:t>
+      </w:r>
+      <w:r>
+        <w:t xml:space="preserve"> </w:t>
+      </w:r>
+      <w:r>
+        <w:t xml:space="preserve">d'avis</w:t>
+      </w:r>
+    </w:p>
+    <w:bookmarkEnd w:id="69"/>
+    <w:bookmarkStart w:id="70" w:name="impact-sur-votre-activité"/>
+    <w:p>
+      <w:pPr>
+        <w:pStyle w:val="Heading3"/>
+      </w:pPr>
+      <w:r>
+        <w:t xml:space="preserve">Impact sur votre activité</w:t>
+      </w:r>
+    </w:p>
+    <w:p>
+      <w:pPr>
+        <w:pStyle w:val="FirstParagraph"/>
+      </w:pPr>
+      <w:r>
+        <w:t xml:space="preserve">Une bonne réputation augmente la confiance des acheteurs. Les avis sont visibles par les mécaniciens lorsqu'ils parcourent le catalogue.</w:t>
+      </w:r>
+    </w:p>
+    <w:p>
+      <w:r>
+        <w:pict>
+          <v:rect style="width:0;height:1.5pt" o:hralign="center" o:hrstd="t" o:hr="t"/>
+        </w:pict>
+      </w:r>
+    </w:p>
+    <w:bookmarkEnd w:id="70"/>
+    <w:bookmarkEnd w:id="71"/>
+    <w:bookmarkStart w:id="75" w:name="X220e425c1c552195d409ef1a920dbfb789e4b6d"/>
+    <w:p>
+      <w:pPr>
+        <w:pStyle w:val="Heading2"/>
+      </w:pPr>
+      <w:r>
+        <w:t xml:space="preserve">12. Litiges</w:t>
+      </w:r>
+    </w:p>
+    <w:bookmarkStart w:id="72" w:name="ouverture-dun-litige"/>
+    <w:p>
+      <w:pPr>
+        <w:pStyle w:val="Heading3"/>
+      </w:pPr>
+      <w:r>
+        <w:t xml:space="preserve">Ouverture d'un litige</w:t>
+      </w:r>
+    </w:p>
+    <w:p>
+      <w:pPr>
+        <w:pStyle w:val="FirstParagraph"/>
+      </w:pPr>
+      <w:r>
+        <w:t xml:space="preserve">Un litige peut être ouvert par l'</w:t>
+      </w:r>
+      <w:r>
+        <w:rPr>
+          <w:b/>
+          <w:bCs/>
+        </w:rPr>
+        <w:t xml:space="preserve">acheteur</w:t>
+      </w:r>
+      <w:r>
+        <w:t xml:space="preserve"> </w:t>
+      </w:r>
+      <w:r>
+        <w:t xml:space="preserve">(initiateur de la commande). En tant que vendeur, vous ne pouvez</w:t>
+      </w:r>
+      <w:r>
+        <w:t xml:space="preserve"> </w:t>
+      </w:r>
+      <w:r>
+        <w:rPr>
+          <w:b/>
+          <w:bCs/>
+        </w:rPr>
+        <w:t xml:space="preserve">pas</w:t>
+      </w:r>
+      <w:r>
+        <w:t xml:space="preserve"> </w:t>
+      </w:r>
+      <w:r>
+        <w:t xml:space="preserve">ouvrir de litige directement.</w:t>
+      </w:r>
+    </w:p>
+    <w:bookmarkEnd w:id="72"/>
+    <w:bookmarkStart w:id="73" w:name="résolution"/>
+    <w:p>
+      <w:pPr>
+        <w:pStyle w:val="Heading3"/>
+      </w:pPr>
+      <w:r>
+        <w:t xml:space="preserve">Résolution</w:t>
+      </w:r>
+    </w:p>
+    <w:p>
+      <w:pPr>
+        <w:pStyle w:val="FirstParagraph"/>
+      </w:pPr>
+      <w:r>
+        <w:t xml:space="preserve">Les litiges sont résolus par un</w:t>
+      </w:r>
+      <w:r>
+        <w:t xml:space="preserve"> </w:t>
+      </w:r>
+      <w:r>
+        <w:rPr>
+          <w:b/>
+          <w:bCs/>
+        </w:rPr>
+        <w:t xml:space="preserve">administrateur</w:t>
+      </w:r>
+      <w:r>
+        <w:t xml:space="preserve"> </w:t>
+      </w:r>
+      <w:r>
+        <w:t xml:space="preserve">qui tranche en faveur de l'une des parties :</w:t>
+      </w:r>
+    </w:p>
+    <w:tbl>
+      <w:tblPr>
+        <w:tblStyle w:val="Table"/>
+        <w:tblW w:type="auto" w:w="0"/>
+        <w:tblLook w:firstRow="1" w:lastRow="0" w:firstColumn="0" w:lastColumn="0" w:noHBand="0" w:noVBand="0" w:val="0020"/>
+      </w:tblPr>
+      <w:tblGrid>
+        <w:gridCol w:w="3960"/>
+        <w:gridCol w:w="3960"/>
+      </w:tblGrid>
+      <w:tr>
+        <w:trPr>
+          <w:tblHeader w:val="on"/>
+        </w:trPr>
+        <w:tc>
+          <w:tcPr/>
+          <w:p>
+            <w:pPr>
+              <w:pStyle w:val="Compact"/>
+            </w:pPr>
+            <w:r>
+              <w:t xml:space="preserve">Résolution</w:t>
+            </w:r>
+          </w:p>
+        </w:tc>
+        <w:tc>
+          <w:tcPr/>
+          <w:p>
+            <w:pPr>
+              <w:pStyle w:val="Compact"/>
+            </w:pPr>
+            <w:r>
+              <w:t xml:space="preserve">Effet</w:t>
+            </w:r>
+          </w:p>
+        </w:tc>
+      </w:tr>
+      <w:tr>
+        <w:tc>
+          <w:tcPr/>
+          <w:p>
+            <w:pPr>
+              <w:pStyle w:val="Compact"/>
+            </w:pPr>
+            <w:r>
+              <w:rPr>
+                <w:b/>
+                <w:bCs/>
+              </w:rPr>
+              <w:t xml:space="preserve">RESOLVED_BUYER</w:t>
+            </w:r>
+          </w:p>
+        </w:tc>
+        <w:tc>
+          <w:tcPr/>
+          <w:p>
+            <w:pPr>
+              <w:pStyle w:val="Compact"/>
+            </w:pPr>
+            <w:r>
+              <w:t xml:space="preserve">En faveur de l'acheteur → reprise de la pièce et remboursement, commission non due</w:t>
+            </w:r>
+          </w:p>
+        </w:tc>
+      </w:tr>
+      <w:tr>
+        <w:tc>
+          <w:tcPr/>
+          <w:p>
+            <w:pPr>
+              <w:pStyle w:val="Compact"/>
+            </w:pPr>
+            <w:r>
+              <w:rPr>
+                <w:b/>
+                <w:bCs/>
+              </w:rPr>
+              <w:t xml:space="preserve">RESOLVED_SELLER</w:t>
+            </w:r>
+          </w:p>
+        </w:tc>
+        <w:tc>
+          <w:tcPr/>
+          <w:p>
+            <w:pPr>
+              <w:pStyle w:val="Compact"/>
+            </w:pPr>
+            <w:r>
+              <w:t xml:space="preserve">En faveur du vendeur → la vente est définitive, votre paiement reste acquis</w:t>
+            </w:r>
+          </w:p>
+        </w:tc>
+      </w:tr>
+    </w:tbl>
+    <w:bookmarkEnd w:id="73"/>
+    <w:bookmarkStart w:id="74" w:name="statuts-dun-litige"/>
+    <w:p>
+      <w:pPr>
+        <w:pStyle w:val="Heading3"/>
+      </w:pPr>
+      <w:r>
+        <w:t xml:space="preserve">Statuts d'un litige</w:t>
+      </w:r>
+    </w:p>
+    <w:tbl>
+      <w:tblPr>
+        <w:tblStyle w:val="Table"/>
+        <w:tblW w:type="auto" w:w="0"/>
+        <w:tblLook w:firstRow="1" w:lastRow="0" w:firstColumn="0" w:lastColumn="0" w:noHBand="0" w:noVBand="0" w:val="0020"/>
+      </w:tblPr>
+      <w:tblGrid>
+        <w:gridCol w:w="3960"/>
+        <w:gridCol w:w="3960"/>
+      </w:tblGrid>
+      <w:tr>
+        <w:trPr>
+          <w:tblHeader w:val="on"/>
+        </w:trPr>
+        <w:tc>
+          <w:tcPr/>
+          <w:p>
+            <w:pPr>
+              <w:pStyle w:val="Compact"/>
+            </w:pPr>
+            <w:r>
+              <w:t xml:space="preserve">Statut</w:t>
+            </w:r>
+          </w:p>
+        </w:tc>
+        <w:tc>
+          <w:tcPr/>
+          <w:p>
+            <w:pPr>
+              <w:pStyle w:val="Compact"/>
+            </w:pPr>
+            <w:r>
+              <w:t xml:space="preserve">Description</w:t>
+            </w:r>
+          </w:p>
+        </w:tc>
+      </w:tr>
+      <w:tr>
+        <w:tc>
+          <w:tcPr/>
+          <w:p>
+            <w:pPr>
+              <w:pStyle w:val="Compact"/>
+            </w:pPr>
+            <w:r>
+              <w:rPr>
+                <w:b/>
+                <w:bCs/>
+              </w:rPr>
+              <w:t xml:space="preserve">OPEN</w:t>
+            </w:r>
+          </w:p>
+        </w:tc>
+        <w:tc>
+          <w:tcPr/>
+          <w:p>
+            <w:pPr>
+              <w:pStyle w:val="Compact"/>
+            </w:pPr>
+            <w:r>
+              <w:t xml:space="preserve">Litige ouvert par l'acheteur</w:t>
+            </w:r>
+          </w:p>
+        </w:tc>
+      </w:tr>
+      <w:tr>
+        <w:tc>
+          <w:tcPr/>
+          <w:p>
+            <w:pPr>
+              <w:pStyle w:val="Compact"/>
+            </w:pPr>
+            <w:r>
+              <w:rPr>
+                <w:b/>
+                <w:bCs/>
+              </w:rPr>
+              <w:t xml:space="preserve">UNDER_REVIEW</w:t>
+            </w:r>
+          </w:p>
+        </w:tc>
+        <w:tc>
+          <w:tcPr/>
+          <w:p>
+            <w:pPr>
+              <w:pStyle w:val="Compact"/>
+            </w:pPr>
+            <w:r>
+              <w:t xml:space="preserve">En cours d'examen par l'administrateur</w:t>
+            </w:r>
+          </w:p>
+        </w:tc>
+      </w:tr>
+      <w:tr>
+        <w:tc>
+          <w:tcPr/>
+          <w:p>
+            <w:pPr>
+              <w:pStyle w:val="Compact"/>
+            </w:pPr>
+            <w:r>
+              <w:rPr>
+                <w:b/>
+                <w:bCs/>
+              </w:rPr>
+              <w:t xml:space="preserve">RESOLVED_BUYER</w:t>
+            </w:r>
+          </w:p>
+        </w:tc>
+        <w:tc>
+          <w:tcPr/>
+          <w:p>
+            <w:pPr>
+              <w:pStyle w:val="Compact"/>
+            </w:pPr>
+            <w:r>
+              <w:t xml:space="preserve">Résolu en faveur de l'acheteur</w:t>
+            </w:r>
+          </w:p>
+        </w:tc>
+      </w:tr>
+      <w:tr>
+        <w:tc>
+          <w:tcPr/>
+          <w:p>
+            <w:pPr>
+              <w:pStyle w:val="Compact"/>
+            </w:pPr>
+            <w:r>
+              <w:rPr>
+                <w:b/>
+                <w:bCs/>
+              </w:rPr>
+              <w:t xml:space="preserve">RESOLVED_SELLER</w:t>
+            </w:r>
+          </w:p>
+        </w:tc>
+        <w:tc>
+          <w:tcPr/>
+          <w:p>
+            <w:pPr>
+              <w:pStyle w:val="Compact"/>
+            </w:pPr>
+            <w:r>
+              <w:t xml:space="preserve">Résolu en faveur du vendeur</w:t>
+            </w:r>
+          </w:p>
+        </w:tc>
+      </w:tr>
+      <w:tr>
+        <w:tc>
+          <w:tcPr/>
+          <w:p>
+            <w:pPr>
+              <w:pStyle w:val="Compact"/>
+            </w:pPr>
+            <w:r>
+              <w:rPr>
+                <w:b/>
+                <w:bCs/>
+              </w:rPr>
+              <w:t xml:space="preserve">CLOSED</w:t>
+            </w:r>
+          </w:p>
+        </w:tc>
+        <w:tc>
+          <w:tcPr/>
+          <w:p>
+            <w:pPr>
+              <w:pStyle w:val="Compact"/>
+            </w:pPr>
+            <w:r>
+              <w:t xml:space="preserve">Litige clôturé</w:t>
+            </w:r>
+          </w:p>
+        </w:tc>
+      </w:tr>
+    </w:tbl>
+    <w:p>
+      <w:r>
+        <w:pict>
+          <v:rect style="width:0;height:1.5pt" o:hralign="center" o:hrstd="t" o:hr="t"/>
+        </w:pict>
+      </w:r>
+    </w:p>
+    <w:bookmarkEnd w:id="74"/>
+    <w:bookmarkEnd w:id="75"/>
+    <w:bookmarkStart w:id="78" w:name="Xa0829b37c8bcbebe7912b88ffeb9c3cc48eafb3"/>
+    <w:p>
+      <w:pPr>
+        <w:pStyle w:val="Heading2"/>
+      </w:pPr>
+      <w:r>
+        <w:t xml:space="preserve">13. Notifications</w:t>
+      </w:r>
+    </w:p>
+    <w:bookmarkStart w:id="76" w:name="notifications-automatiques"/>
+    <w:p>
+      <w:pPr>
+        <w:pStyle w:val="Heading3"/>
+      </w:pPr>
+      <w:r>
+        <w:t xml:space="preserve">Notifications automatiques</w:t>
       </w:r>
     </w:p>
     <w:tbl>
@@ -7564,29 +7354,29 @@
               <w:pStyle w:val="Compact"/>
             </w:pPr>
             <w:r>
+              <w:t xml:space="preserve">Événement</w:t>
+            </w:r>
+          </w:p>
+        </w:tc>
+        <w:tc>
+          <w:tcPr/>
+          <w:p>
+            <w:pPr>
+              <w:pStyle w:val="Compact"/>
+            </w:pPr>
+            <w:r>
+              <w:t xml:space="preserve">Message</w:t>
+            </w:r>
+          </w:p>
+        </w:tc>
+        <w:tc>
+          <w:tcPr/>
+          <w:p>
+            <w:pPr>
+              <w:pStyle w:val="Compact"/>
+            </w:pPr>
+            <w:r>
               <w:t xml:space="preserve">Canal</w:t>
-            </w:r>
-          </w:p>
-        </w:tc>
-        <w:tc>
-          <w:tcPr/>
-          <w:p>
-            <w:pPr>
-              <w:pStyle w:val="Compact"/>
-            </w:pPr>
-            <w:r>
-              <w:t xml:space="preserve">Statut</w:t>
-            </w:r>
-          </w:p>
-        </w:tc>
-        <w:tc>
-          <w:tcPr/>
-          <w:p>
-            <w:pPr>
-              <w:pStyle w:val="Compact"/>
-            </w:pPr>
-            <w:r>
-              <w:t xml:space="preserve">Par défaut</w:t>
             </w:r>
           </w:p>
         </w:tc>
@@ -7603,29 +7393,29 @@
                 <w:b/>
                 <w:bCs/>
               </w:rPr>
+              <w:t xml:space="preserve">Nouvelle commande</w:t>
+            </w:r>
+          </w:p>
+        </w:tc>
+        <w:tc>
+          <w:tcPr/>
+          <w:p>
+            <w:pPr>
+              <w:pStyle w:val="Compact"/>
+            </w:pPr>
+            <w:r>
+              <w:t xml:space="preserve">"Nouvelle commande {ID} : {N} pièce(s). Confirmez dans les 45 minutes."</w:t>
+            </w:r>
+          </w:p>
+        </w:tc>
+        <w:tc>
+          <w:tcPr/>
+          <w:p>
+            <w:pPr>
+              <w:pStyle w:val="Compact"/>
+            </w:pPr>
+            <w:r>
               <w:t xml:space="preserve">WhatsApp</w:t>
-            </w:r>
-          </w:p>
-        </w:tc>
-        <w:tc>
-          <w:tcPr/>
-          <w:p>
-            <w:pPr>
-              <w:pStyle w:val="Compact"/>
-            </w:pPr>
-            <w:r>
-              <w:t xml:space="preserve">Actif</w:t>
-            </w:r>
-          </w:p>
-        </w:tc>
-        <w:tc>
-          <w:tcPr/>
-          <w:p>
-            <w:pPr>
-              <w:pStyle w:val="Compact"/>
-            </w:pPr>
-            <w:r>
-              <w:t xml:space="preserve">✅ Activé</w:t>
             </w:r>
           </w:p>
         </w:tc>
@@ -7642,106 +7432,42 @@
                 <w:b/>
                 <w:bCs/>
               </w:rPr>
-              <w:t xml:space="preserve">SMS</w:t>
-            </w:r>
-          </w:p>
-        </w:tc>
-        <w:tc>
-          <w:tcPr/>
-          <w:p>
-            <w:pPr>
-              <w:pStyle w:val="Compact"/>
-            </w:pPr>
-            <w:r>
-              <w:t xml:space="preserve">Non disponible</w:t>
-            </w:r>
-          </w:p>
-        </w:tc>
-        <w:tc>
-          <w:tcPr/>
-          <w:p>
-            <w:pPr>
-              <w:pStyle w:val="Compact"/>
-            </w:pPr>
-            <w:r>
-              <w:t xml:space="preserve">❌ Désactivé</w:t>
-            </w:r>
-          </w:p>
-        </w:tc>
-      </w:tr>
-      <w:tr>
-        <w:tc>
-          <w:tcPr/>
-          <w:p>
-            <w:pPr>
-              <w:pStyle w:val="Compact"/>
-            </w:pPr>
-            <w:r>
-              <w:rPr>
-                <w:b/>
-                <w:bCs/>
-              </w:rPr>
-              <w:t xml:space="preserve">Push</w:t>
-            </w:r>
-          </w:p>
-        </w:tc>
-        <w:tc>
-          <w:tcPr/>
-          <w:p>
-            <w:pPr>
-              <w:pStyle w:val="Compact"/>
-            </w:pPr>
-            <w:r>
-              <w:t xml:space="preserve">Non disponible</w:t>
-            </w:r>
-          </w:p>
-        </w:tc>
-        <w:tc>
-          <w:tcPr/>
-          <w:p>
-            <w:pPr>
-              <w:pStyle w:val="Compact"/>
-            </w:pPr>
-            <w:r>
-              <w:t xml:space="preserve">❌ Désactivé</w:t>
+              <w:t xml:space="preserve">Stock critique</w:t>
+            </w:r>
+          </w:p>
+        </w:tc>
+        <w:tc>
+          <w:tcPr/>
+          <w:p>
+            <w:pPr>
+              <w:pStyle w:val="Compact"/>
+            </w:pPr>
+            <w:r>
+              <w:t xml:space="preserve">"Stock critique : "{nom}" est en rupture. Mettez à jour votre catalogue."</w:t>
+            </w:r>
+          </w:p>
+        </w:tc>
+        <w:tc>
+          <w:tcPr/>
+          <w:p>
+            <w:pPr>
+              <w:pStyle w:val="Compact"/>
+            </w:pPr>
+            <w:r>
+              <w:t xml:space="preserve">WhatsApp</w:t>
             </w:r>
           </w:p>
         </w:tc>
       </w:tr>
     </w:tbl>
-    <w:p>
-      <w:pPr>
-        <w:pStyle w:val="BodyText"/>
-      </w:pPr>
-      <w:r>
-        <w:t xml:space="preserve">Pour modifier vos préférences : accédez aux paramètres de notification via votre profil.</w:t>
-      </w:r>
-    </w:p>
-    <w:p>
-      <w:r>
-        <w:pict>
-          <v:rect style="width:0;height:1.5pt" o:hralign="center" o:hrstd="t" o:hr="t"/>
-        </w:pict>
-      </w:r>
-    </w:p>
-    <w:bookmarkEnd w:id="65"/>
-    <w:bookmarkEnd w:id="66"/>
-    <w:bookmarkStart w:id="73" w:name="Xac1fa1a637c7fad1691efecb9b5d15151ca1e3e"/>
-    <w:p>
-      <w:pPr>
-        <w:pStyle w:val="Heading2"/>
-      </w:pPr>
-      <w:r>
-        <w:t xml:space="preserve">14. Profil et gestion du compte</w:t>
-      </w:r>
-    </w:p>
-    <w:bookmarkStart w:id="67" w:name="page-profil"/>
+    <w:bookmarkEnd w:id="76"/>
+    <w:bookmarkStart w:id="77" w:name="préférences-de-notification"/>
     <w:p>
       <w:pPr>
         <w:pStyle w:val="Heading3"/>
       </w:pPr>
       <w:r>
-        <w:t xml:space="preserve">Page profil</w:t>
+        <w:t xml:space="preserve">Préférences de notification</w:t>
       </w:r>
     </w:p>
     <w:p>
@@ -7749,1002 +7475,7 @@
         <w:pStyle w:val="FirstParagraph"/>
       </w:pPr>
       <w:r>
-        <w:rPr>
-          <w:b/>
-          <w:bCs/>
-        </w:rPr>
-        <w:t xml:space="preserve">Page :</w:t>
-      </w:r>
-      <w:r>
-        <w:t xml:space="preserve"> </w:t>
-      </w:r>
-      <w:r>
-        <w:rPr>
-          <w:rStyle w:val="VerbatimChar"/>
-        </w:rPr>
-        <w:t xml:space="preserve">/profile</w:t>
-      </w:r>
-    </w:p>
-    <w:p>
-      <w:pPr>
-        <w:pStyle w:val="BodyText"/>
-      </w:pPr>
-      <w:r>
-        <w:t xml:space="preserve">Votre profil affiche :</w:t>
-      </w:r>
-    </w:p>
-    <w:p>
-      <w:pPr>
-        <w:pStyle w:val="Compact"/>
-        <w:numPr>
-          <w:ilvl w:val="0"/>
-          <w:numId w:val="1028"/>
-        </w:numPr>
-      </w:pPr>
-      <w:r>
-        <w:rPr>
-          <w:b/>
-          <w:bCs/>
-        </w:rPr>
-        <w:t xml:space="preserve">Numéro de téléphone</w:t>
-      </w:r>
-      <w:r>
-        <w:t xml:space="preserve"> </w:t>
-      </w:r>
-      <w:r>
-        <w:t xml:space="preserve">(masqué : +225 07 ** ** XX XX)</w:t>
-      </w:r>
-    </w:p>
-    <w:p>
-      <w:pPr>
-        <w:pStyle w:val="Compact"/>
-        <w:numPr>
-          <w:ilvl w:val="0"/>
-          <w:numId w:val="1028"/>
-        </w:numPr>
-      </w:pPr>
-      <w:r>
-        <w:rPr>
-          <w:b/>
-          <w:bCs/>
-        </w:rPr>
-        <w:t xml:space="preserve">Rôles</w:t>
-      </w:r>
-      <w:r>
-        <w:t xml:space="preserve"> </w:t>
-      </w:r>
-      <w:r>
-        <w:t xml:space="preserve">: Vendeur (affiché en bleu si actif), plus d'autres rôles si vous en avez</w:t>
-      </w:r>
-    </w:p>
-    <w:p>
-      <w:pPr>
-        <w:pStyle w:val="Compact"/>
-        <w:numPr>
-          <w:ilvl w:val="0"/>
-          <w:numId w:val="1028"/>
-        </w:numPr>
-      </w:pPr>
-      <w:r>
-        <w:rPr>
-          <w:b/>
-          <w:bCs/>
-        </w:rPr>
-        <w:t xml:space="preserve">Contexte actif</w:t>
-      </w:r>
-      <w:r>
-        <w:t xml:space="preserve"> </w:t>
-      </w:r>
-      <w:r>
-        <w:t xml:space="preserve">: Le rôle actuellement sélectionné</w:t>
-      </w:r>
-    </w:p>
-    <w:bookmarkEnd w:id="67"/>
-    <w:bookmarkStart w:id="68" w:name="changement-de-contexte"/>
-    <w:p>
-      <w:pPr>
-        <w:pStyle w:val="Heading3"/>
-      </w:pPr>
-      <w:r>
-        <w:t xml:space="preserve">Changement de contexte</w:t>
-      </w:r>
-    </w:p>
-    <w:p>
-      <w:pPr>
-        <w:pStyle w:val="FirstParagraph"/>
-      </w:pPr>
-      <w:r>
-        <w:t xml:space="preserve">Si vous avez plusieurs rôles (ex : Vendeur + Mécanicien), vous pouvez basculer entre eux :</w:t>
-      </w:r>
-    </w:p>
-    <w:p>
-      <w:pPr>
-        <w:pStyle w:val="Compact"/>
-        <w:numPr>
-          <w:ilvl w:val="0"/>
-          <w:numId w:val="1029"/>
-        </w:numPr>
-      </w:pPr>
-      <w:r>
-        <w:t xml:space="preserve">Un bouton par rôle non actif est affiché</w:t>
-      </w:r>
-    </w:p>
-    <w:p>
-      <w:pPr>
-        <w:pStyle w:val="Compact"/>
-        <w:numPr>
-          <w:ilvl w:val="0"/>
-          <w:numId w:val="1029"/>
-        </w:numPr>
-      </w:pPr>
-      <w:r>
-        <w:t xml:space="preserve">Le changement est immédiat et met à jour l'interface</w:t>
-      </w:r>
-    </w:p>
-    <w:bookmarkEnd w:id="68"/>
-    <w:bookmarkStart w:id="69" w:name="les-6-rôles-du-système"/>
-    <w:p>
-      <w:pPr>
-        <w:pStyle w:val="Heading3"/>
-      </w:pPr>
-      <w:r>
-        <w:t xml:space="preserve">Les 6 rôles du système</w:t>
-      </w:r>
-    </w:p>
-    <w:tbl>
-      <w:tblPr>
-        <w:tblStyle w:val="Table"/>
-        <w:tblW w:type="auto" w:w="0"/>
-        <w:tblLook w:firstRow="1" w:lastRow="0" w:firstColumn="0" w:lastColumn="0" w:noHBand="0" w:noVBand="0" w:val="0020"/>
-      </w:tblPr>
-      <w:tblGrid>
-        <w:gridCol w:w="3960"/>
-        <w:gridCol w:w="3960"/>
-      </w:tblGrid>
-      <w:tr>
-        <w:trPr>
-          <w:tblHeader w:val="on"/>
-        </w:trPr>
-        <w:tc>
-          <w:tcPr/>
-          <w:p>
-            <w:pPr>
-              <w:pStyle w:val="Compact"/>
-            </w:pPr>
-            <w:r>
-              <w:t xml:space="preserve">Rôle système</w:t>
-            </w:r>
-          </w:p>
-        </w:tc>
-        <w:tc>
-          <w:tcPr/>
-          <w:p>
-            <w:pPr>
-              <w:pStyle w:val="Compact"/>
-            </w:pPr>
-            <w:r>
-              <w:t xml:space="preserve">Libellé français</w:t>
-            </w:r>
-          </w:p>
-        </w:tc>
-      </w:tr>
-      <w:tr>
-        <w:tc>
-          <w:tcPr/>
-          <w:p>
-            <w:pPr>
-              <w:pStyle w:val="Compact"/>
-            </w:pPr>
-            <w:r>
-              <w:t xml:space="preserve">MECHANIC</w:t>
-            </w:r>
-          </w:p>
-        </w:tc>
-        <w:tc>
-          <w:tcPr/>
-          <w:p>
-            <w:pPr>
-              <w:pStyle w:val="Compact"/>
-            </w:pPr>
-            <w:r>
-              <w:t xml:space="preserve">Mécanicien</w:t>
-            </w:r>
-          </w:p>
-        </w:tc>
-      </w:tr>
-      <w:tr>
-        <w:tc>
-          <w:tcPr/>
-          <w:p>
-            <w:pPr>
-              <w:pStyle w:val="Compact"/>
-            </w:pPr>
-            <w:r>
-              <w:t xml:space="preserve">OWNER</w:t>
-            </w:r>
-          </w:p>
-        </w:tc>
-        <w:tc>
-          <w:tcPr/>
-          <w:p>
-            <w:pPr>
-              <w:pStyle w:val="Compact"/>
-            </w:pPr>
-            <w:r>
-              <w:t xml:space="preserve">Propriétaire</w:t>
-            </w:r>
-          </w:p>
-        </w:tc>
-      </w:tr>
-      <w:tr>
-        <w:tc>
-          <w:tcPr/>
-          <w:p>
-            <w:pPr>
-              <w:pStyle w:val="Compact"/>
-            </w:pPr>
-            <w:r>
-              <w:t xml:space="preserve">SELLER</w:t>
-            </w:r>
-          </w:p>
-        </w:tc>
-        <w:tc>
-          <w:tcPr/>
-          <w:p>
-            <w:pPr>
-              <w:pStyle w:val="Compact"/>
-            </w:pPr>
-            <w:r>
-              <w:rPr>
-                <w:b/>
-                <w:bCs/>
-              </w:rPr>
-              <w:t xml:space="preserve">Vendeur</w:t>
-            </w:r>
-          </w:p>
-        </w:tc>
-      </w:tr>
-      <w:tr>
-        <w:tc>
-          <w:tcPr/>
-          <w:p>
-            <w:pPr>
-              <w:pStyle w:val="Compact"/>
-            </w:pPr>
-            <w:r>
-              <w:t xml:space="preserve">RIDER</w:t>
-            </w:r>
-          </w:p>
-        </w:tc>
-        <w:tc>
-          <w:tcPr/>
-          <w:p>
-            <w:pPr>
-              <w:pStyle w:val="Compact"/>
-            </w:pPr>
-            <w:r>
-              <w:t xml:space="preserve">Livreur</w:t>
-            </w:r>
-          </w:p>
-        </w:tc>
-      </w:tr>
-      <w:tr>
-        <w:tc>
-          <w:tcPr/>
-          <w:p>
-            <w:pPr>
-              <w:pStyle w:val="Compact"/>
-            </w:pPr>
-            <w:r>
-              <w:t xml:space="preserve">ADMIN</w:t>
-            </w:r>
-          </w:p>
-        </w:tc>
-        <w:tc>
-          <w:tcPr/>
-          <w:p>
-            <w:pPr>
-              <w:pStyle w:val="Compact"/>
-            </w:pPr>
-            <w:r>
-              <w:t xml:space="preserve">Administrateur</w:t>
-            </w:r>
-          </w:p>
-        </w:tc>
-      </w:tr>
-      <w:tr>
-        <w:tc>
-          <w:tcPr/>
-          <w:p>
-            <w:pPr>
-              <w:pStyle w:val="Compact"/>
-            </w:pPr>
-            <w:r>
-              <w:t xml:space="preserve">ENTERPRISE</w:t>
-            </w:r>
-          </w:p>
-        </w:tc>
-        <w:tc>
-          <w:tcPr/>
-          <w:p>
-            <w:pPr>
-              <w:pStyle w:val="Compact"/>
-            </w:pPr>
-            <w:r>
-              <w:t xml:space="preserve">Entreprise</w:t>
-            </w:r>
-          </w:p>
-        </w:tc>
-      </w:tr>
-    </w:tbl>
-    <w:bookmarkEnd w:id="69"/>
-    <w:bookmarkStart w:id="70" w:name="données-personnelles"/>
-    <w:p>
-      <w:pPr>
-        <w:pStyle w:val="Heading3"/>
-      </w:pPr>
-      <w:r>
-        <w:t xml:space="preserve">Données personnelles</w:t>
-      </w:r>
-    </w:p>
-    <w:p>
-      <w:pPr>
-        <w:pStyle w:val="FirstParagraph"/>
-      </w:pPr>
-      <w:r>
-        <w:rPr>
-          <w:b/>
-          <w:bCs/>
-        </w:rPr>
-        <w:t xml:space="preserve">Page :</w:t>
-      </w:r>
-      <w:r>
-        <w:t xml:space="preserve"> </w:t>
-      </w:r>
-      <w:r>
-        <w:rPr>
-          <w:rStyle w:val="VerbatimChar"/>
-        </w:rPr>
-        <w:t xml:space="preserve">/profile/data</w:t>
-      </w:r>
-    </w:p>
-    <w:p>
-      <w:pPr>
-        <w:pStyle w:val="BodyText"/>
-      </w:pPr>
-      <w:r>
-        <w:t xml:space="preserve">Conformément à la réglementation ARTCI, vous pouvez consulter :</w:t>
-      </w:r>
-    </w:p>
-    <w:p>
-      <w:pPr>
-        <w:pStyle w:val="Compact"/>
-        <w:numPr>
-          <w:ilvl w:val="0"/>
-          <w:numId w:val="1030"/>
-        </w:numPr>
-      </w:pPr>
-      <w:r>
-        <w:t xml:space="preserve">Votre numéro de téléphone (non masqué)</w:t>
-      </w:r>
-    </w:p>
-    <w:p>
-      <w:pPr>
-        <w:pStyle w:val="Compact"/>
-        <w:numPr>
-          <w:ilvl w:val="0"/>
-          <w:numId w:val="1030"/>
-        </w:numPr>
-      </w:pPr>
-      <w:r>
-        <w:t xml:space="preserve">Vos rôles</w:t>
-      </w:r>
-    </w:p>
-    <w:p>
-      <w:pPr>
-        <w:pStyle w:val="Compact"/>
-        <w:numPr>
-          <w:ilvl w:val="0"/>
-          <w:numId w:val="1030"/>
-        </w:numPr>
-      </w:pPr>
-      <w:r>
-        <w:t xml:space="preserve">Votre contexte actif</w:t>
-      </w:r>
-    </w:p>
-    <w:p>
-      <w:pPr>
-        <w:pStyle w:val="Compact"/>
-        <w:numPr>
-          <w:ilvl w:val="0"/>
-          <w:numId w:val="1030"/>
-        </w:numPr>
-      </w:pPr>
-      <w:r>
-        <w:t xml:space="preserve">La date de consentement</w:t>
-      </w:r>
-    </w:p>
-    <w:p>
-      <w:pPr>
-        <w:pStyle w:val="Compact"/>
-        <w:numPr>
-          <w:ilvl w:val="0"/>
-          <w:numId w:val="1030"/>
-        </w:numPr>
-      </w:pPr>
-      <w:r>
-        <w:t xml:space="preserve">La date de création du compte</w:t>
-      </w:r>
-    </w:p>
-    <w:bookmarkEnd w:id="70"/>
-    <w:bookmarkStart w:id="71" w:name="suppression-des-données"/>
-    <w:p>
-      <w:pPr>
-        <w:pStyle w:val="Heading3"/>
-      </w:pPr>
-      <w:r>
-        <w:t xml:space="preserve">Suppression des données</w:t>
-      </w:r>
-    </w:p>
-    <w:p>
-      <w:pPr>
-        <w:pStyle w:val="FirstParagraph"/>
-      </w:pPr>
-      <w:r>
-        <w:t xml:space="preserve">Vous pouvez demander la</w:t>
-      </w:r>
-      <w:r>
-        <w:t xml:space="preserve"> </w:t>
-      </w:r>
-      <w:r>
-        <w:rPr>
-          <w:b/>
-          <w:bCs/>
-        </w:rPr>
-        <w:t xml:space="preserve">suppression de vos données personnelles</w:t>
-      </w:r>
-      <w:r>
-        <w:t xml:space="preserve"> </w:t>
-      </w:r>
-      <w:r>
-        <w:t xml:space="preserve">en appuyant sur</w:t>
-      </w:r>
-      <w:r>
-        <w:t xml:space="preserve"> </w:t>
-      </w:r>
-      <w:r>
-        <w:rPr>
-          <w:i/>
-          <w:iCs/>
-        </w:rPr>
-        <w:t xml:space="preserve">"Demander la suppression de mes données"</w:t>
-      </w:r>
-      <w:r>
-        <w:t xml:space="preserve">. La demande est enregistrée et traitée par l'équipe.</w:t>
-      </w:r>
-    </w:p>
-    <w:bookmarkEnd w:id="71"/>
-    <w:bookmarkStart w:id="72" w:name="déconnexion"/>
-    <w:p>
-      <w:pPr>
-        <w:pStyle w:val="Heading3"/>
-      </w:pPr>
-      <w:r>
-        <w:t xml:space="preserve">Déconnexion</w:t>
-      </w:r>
-    </w:p>
-    <w:p>
-      <w:pPr>
-        <w:pStyle w:val="FirstParagraph"/>
-      </w:pPr>
-      <w:r>
-        <w:t xml:space="preserve">Le bouton</w:t>
-      </w:r>
-      <w:r>
-        <w:t xml:space="preserve"> </w:t>
-      </w:r>
-      <w:r>
-        <w:rPr>
-          <w:b/>
-          <w:bCs/>
-        </w:rPr>
-        <w:t xml:space="preserve">"Se déconnecter"</w:t>
-      </w:r>
-      <w:r>
-        <w:t xml:space="preserve"> </w:t>
-      </w:r>
-      <w:r>
-        <w:t xml:space="preserve">termine votre session et vous redirige vers la page de connexion.</w:t>
-      </w:r>
-    </w:p>
-    <w:p>
-      <w:r>
-        <w:pict>
-          <v:rect style="width:0;height:1.5pt" o:hralign="center" o:hrstd="t" o:hr="t"/>
-        </w:pict>
-      </w:r>
-    </w:p>
-    <w:bookmarkEnd w:id="72"/>
-    <w:bookmarkEnd w:id="73"/>
-    <w:bookmarkStart w:id="75" w:name="Xf047febe9a7c61571496df7f39af2d8d43deaa3"/>
-    <w:p>
-      <w:pPr>
-        <w:pStyle w:val="Heading2"/>
-      </w:pPr>
-      <w:r>
-        <w:t xml:space="preserve">15. Cycle de vie complet d'une commande</w:t>
-      </w:r>
-    </w:p>
-    <w:p>
-      <w:pPr>
-        <w:pStyle w:val="FirstParagraph"/>
-      </w:pPr>
-      <w:r>
-        <w:t xml:space="preserve">Voici le parcours complet d'une commande du point de vue du vendeur :</w:t>
-      </w:r>
-    </w:p>
-    <w:p>
-      <w:pPr>
-        <w:pStyle w:val="SourceCode"/>
-      </w:pPr>
-      <w:r>
-        <w:rPr>
-          <w:rStyle w:val="VerbatimChar"/>
-        </w:rPr>
-        <w:t xml:space="preserve">ÉTAPE 1 : Création par le mécanicien</w:t>
-      </w:r>
-      <w:r>
-        <w:br/>
-      </w:r>
-      <w:r>
-        <w:rPr>
-          <w:rStyle w:val="VerbatimChar"/>
-        </w:rPr>
-        <w:t xml:space="preserve">┌──────────┐</w:t>
-      </w:r>
-      <w:r>
-        <w:br/>
-      </w:r>
-      <w:r>
-        <w:rPr>
-          <w:rStyle w:val="VerbatimChar"/>
-        </w:rPr>
-        <w:t xml:space="preserve">│  DRAFT   │ Le mécanicien sélectionne vos pièces et crée un panier</w:t>
-      </w:r>
-      <w:r>
-        <w:br/>
-      </w:r>
-      <w:r>
-        <w:rPr>
-          <w:rStyle w:val="VerbatimChar"/>
-        </w:rPr>
-        <w:t xml:space="preserve">└────┬─────┘</w:t>
-      </w:r>
-      <w:r>
-        <w:br/>
-      </w:r>
-      <w:r>
-        <w:rPr>
-          <w:rStyle w:val="VerbatimChar"/>
-        </w:rPr>
-        <w:t xml:space="preserve">     │ Lien partagé au propriétaire (WhatsApp/SMS)</w:t>
-      </w:r>
-      <w:r>
-        <w:br/>
-      </w:r>
-      <w:r>
-        <w:rPr>
-          <w:rStyle w:val="VerbatimChar"/>
-        </w:rPr>
-        <w:t xml:space="preserve">     ▼</w:t>
-      </w:r>
-      <w:r>
-        <w:br/>
-      </w:r>
-      <w:r>
-        <w:rPr>
-          <w:rStyle w:val="VerbatimChar"/>
-        </w:rPr>
-        <w:t xml:space="preserve">ÉTAPE 2 : Paiement par le propriétaire</w:t>
-      </w:r>
-      <w:r>
-        <w:br/>
-      </w:r>
-      <w:r>
-        <w:rPr>
-          <w:rStyle w:val="VerbatimChar"/>
-        </w:rPr>
-        <w:t xml:space="preserve">┌──────────────────┐</w:t>
-      </w:r>
-      <w:r>
-        <w:br/>
-      </w:r>
-      <w:r>
-        <w:rPr>
-          <w:rStyle w:val="VerbatimChar"/>
-        </w:rPr>
-        <w:t xml:space="preserve">│ PENDING_PAYMENT  │ Le propriétaire choisit sa méthode de paiement</w:t>
-      </w:r>
-      <w:r>
-        <w:br/>
-      </w:r>
-      <w:r>
-        <w:rPr>
-          <w:rStyle w:val="VerbatimChar"/>
-        </w:rPr>
-        <w:t xml:space="preserve">└────┬─────────────┘</w:t>
-      </w:r>
-      <w:r>
-        <w:br/>
-      </w:r>
-      <w:r>
-        <w:rPr>
-          <w:rStyle w:val="VerbatimChar"/>
-        </w:rPr>
-        <w:t xml:space="preserve">     │ Paiement mobile money confirmé (ou COD sélectionné)</w:t>
-      </w:r>
-      <w:r>
-        <w:br/>
-      </w:r>
-      <w:r>
-        <w:rPr>
-          <w:rStyle w:val="VerbatimChar"/>
-        </w:rPr>
-        <w:t xml:space="preserve">     ▼</w:t>
-      </w:r>
-      <w:r>
-        <w:br/>
-      </w:r>
-      <w:r>
-        <w:rPr>
-          <w:rStyle w:val="VerbatimChar"/>
-        </w:rPr>
-        <w:t xml:space="preserve">ÉTAPE 3 : Commande payée</w:t>
-      </w:r>
-      <w:r>
-        <w:br/>
-      </w:r>
-      <w:r>
-        <w:rPr>
-          <w:rStyle w:val="VerbatimChar"/>
-        </w:rPr>
-        <w:t xml:space="preserve">┌──────┐</w:t>
-      </w:r>
-      <w:r>
-        <w:br/>
-      </w:r>
-      <w:r>
-        <w:rPr>
-          <w:rStyle w:val="VerbatimChar"/>
-        </w:rPr>
-        <w:t xml:space="preserve">│ PAID │ ← 🔔 Vous recevez la notification WhatsApp</w:t>
-      </w:r>
-      <w:r>
-        <w:br/>
-      </w:r>
-      <w:r>
-        <w:rPr>
-          <w:rStyle w:val="VerbatimChar"/>
-        </w:rPr>
-        <w:t xml:space="preserve">└──┬───┘</w:t>
-      </w:r>
-      <w:r>
-        <w:br/>
-      </w:r>
-      <w:r>
-        <w:rPr>
-          <w:rStyle w:val="VerbatimChar"/>
-        </w:rPr>
-        <w:t xml:space="preserve">   │ ⏱️ SLA : Confirmez dans les 45 minutes</w:t>
-      </w:r>
-      <w:r>
-        <w:br/>
-      </w:r>
-      <w:r>
-        <w:rPr>
-          <w:rStyle w:val="VerbatimChar"/>
-        </w:rPr>
-        <w:t xml:space="preserve">   ▼</w:t>
-      </w:r>
-      <w:r>
-        <w:br/>
-      </w:r>
-      <w:r>
-        <w:rPr>
-          <w:rStyle w:val="VerbatimChar"/>
-        </w:rPr>
-        <w:t xml:space="preserve">ÉTAPE 4 : Votre confirmation  ★ VOTRE ACTION ★</w:t>
-      </w:r>
-      <w:r>
-        <w:br/>
-      </w:r>
-      <w:r>
-        <w:rPr>
-          <w:rStyle w:val="VerbatimChar"/>
-        </w:rPr>
-        <w:t xml:space="preserve">┌────────────────────┐</w:t>
-      </w:r>
-      <w:r>
-        <w:br/>
-      </w:r>
-      <w:r>
-        <w:rPr>
-          <w:rStyle w:val="VerbatimChar"/>
-        </w:rPr>
-        <w:t xml:space="preserve">│ VENDOR_CONFIRMED   │ Vous confirmez la disponibilité des pièces</w:t>
-      </w:r>
-      <w:r>
-        <w:br/>
-      </w:r>
-      <w:r>
-        <w:rPr>
-          <w:rStyle w:val="VerbatimChar"/>
-        </w:rPr>
-        <w:t xml:space="preserve">└────┬───────────────┘</w:t>
-      </w:r>
-      <w:r>
-        <w:br/>
-      </w:r>
-      <w:r>
-        <w:rPr>
-          <w:rStyle w:val="VerbatimChar"/>
-        </w:rPr>
-        <w:t xml:space="preserve">     │ L'admin crée la livraison et assigne un livreur</w:t>
-      </w:r>
-      <w:r>
-        <w:br/>
-      </w:r>
-      <w:r>
-        <w:rPr>
-          <w:rStyle w:val="VerbatimChar"/>
-        </w:rPr>
-        <w:t xml:space="preserve">     ▼</w:t>
-      </w:r>
-      <w:r>
-        <w:br/>
-      </w:r>
-      <w:r>
-        <w:rPr>
-          <w:rStyle w:val="VerbatimChar"/>
-        </w:rPr>
-        <w:t xml:space="preserve">ÉTAPE 5 : Expédition</w:t>
-      </w:r>
-      <w:r>
-        <w:br/>
-      </w:r>
-      <w:r>
-        <w:rPr>
-          <w:rStyle w:val="VerbatimChar"/>
-        </w:rPr>
-        <w:t xml:space="preserve">┌────────────┐</w:t>
-      </w:r>
-      <w:r>
-        <w:br/>
-      </w:r>
-      <w:r>
-        <w:rPr>
-          <w:rStyle w:val="VerbatimChar"/>
-        </w:rPr>
-        <w:t xml:space="preserve">│ DISPATCHED │ Le livreur est en route vers votre boutique</w:t>
-      </w:r>
-      <w:r>
-        <w:br/>
-      </w:r>
-      <w:r>
-        <w:rPr>
-          <w:rStyle w:val="VerbatimChar"/>
-        </w:rPr>
-        <w:t xml:space="preserve">└────┬───────┘</w:t>
-      </w:r>
-      <w:r>
-        <w:br/>
-      </w:r>
-      <w:r>
-        <w:rPr>
-          <w:rStyle w:val="VerbatimChar"/>
-        </w:rPr>
-        <w:t xml:space="preserve">     │ Collecte effectuée</w:t>
-      </w:r>
-      <w:r>
-        <w:br/>
-      </w:r>
-      <w:r>
-        <w:rPr>
-          <w:rStyle w:val="VerbatimChar"/>
-        </w:rPr>
-        <w:t xml:space="preserve">     ▼</w:t>
-      </w:r>
-      <w:r>
-        <w:br/>
-      </w:r>
-      <w:r>
-        <w:rPr>
-          <w:rStyle w:val="VerbatimChar"/>
-        </w:rPr>
-        <w:t xml:space="preserve">ÉTAPE 6 : En transit</w:t>
-      </w:r>
-      <w:r>
-        <w:br/>
-      </w:r>
-      <w:r>
-        <w:rPr>
-          <w:rStyle w:val="VerbatimChar"/>
-        </w:rPr>
-        <w:t xml:space="preserve">┌────────────┐</w:t>
-      </w:r>
-      <w:r>
-        <w:br/>
-      </w:r>
-      <w:r>
-        <w:rPr>
-          <w:rStyle w:val="VerbatimChar"/>
-        </w:rPr>
-        <w:t xml:space="preserve">│ IN_TRANSIT │ Le livreur transporte la pièce vers le client</w:t>
-      </w:r>
-      <w:r>
-        <w:br/>
-      </w:r>
-      <w:r>
-        <w:rPr>
-          <w:rStyle w:val="VerbatimChar"/>
-        </w:rPr>
-        <w:t xml:space="preserve">└────┬───────┘</w:t>
-      </w:r>
-      <w:r>
-        <w:br/>
-      </w:r>
-      <w:r>
-        <w:rPr>
-          <w:rStyle w:val="VerbatimChar"/>
-        </w:rPr>
-        <w:t xml:space="preserve">     │ Livraison effectuée</w:t>
-      </w:r>
-      <w:r>
-        <w:br/>
-      </w:r>
-      <w:r>
-        <w:rPr>
-          <w:rStyle w:val="VerbatimChar"/>
-        </w:rPr>
-        <w:t xml:space="preserve">     ▼</w:t>
-      </w:r>
-      <w:r>
-        <w:br/>
-      </w:r>
-      <w:r>
-        <w:rPr>
-          <w:rStyle w:val="VerbatimChar"/>
-        </w:rPr>
-        <w:t xml:space="preserve">ÉTAPE 7 : Livré</w:t>
-      </w:r>
-      <w:r>
-        <w:br/>
-      </w:r>
-      <w:r>
-        <w:rPr>
-          <w:rStyle w:val="VerbatimChar"/>
-        </w:rPr>
-        <w:t xml:space="preserve">┌───────────┐</w:t>
-      </w:r>
-      <w:r>
-        <w:br/>
-      </w:r>
-      <w:r>
-        <w:rPr>
-          <w:rStyle w:val="VerbatimChar"/>
-        </w:rPr>
-        <w:t xml:space="preserve">│ DELIVERED │ Le client a reçu la pièce</w:t>
-      </w:r>
-      <w:r>
-        <w:br/>
-      </w:r>
-      <w:r>
-        <w:rPr>
-          <w:rStyle w:val="VerbatimChar"/>
-        </w:rPr>
-        <w:t xml:space="preserve">└────┬──────┘</w:t>
-      </w:r>
-      <w:r>
-        <w:br/>
-      </w:r>
-      <w:r>
-        <w:rPr>
-          <w:rStyle w:val="VerbatimChar"/>
-        </w:rPr>
-        <w:t xml:space="preserve">     │ Confirmation par le client ou auto-confirmation (48h)</w:t>
-      </w:r>
-      <w:r>
-        <w:br/>
-      </w:r>
-      <w:r>
-        <w:rPr>
-          <w:rStyle w:val="VerbatimChar"/>
-        </w:rPr>
-        <w:t xml:space="preserve">     ▼</w:t>
-      </w:r>
-      <w:r>
-        <w:br/>
-      </w:r>
-      <w:r>
-        <w:rPr>
-          <w:rStyle w:val="VerbatimChar"/>
-        </w:rPr>
-        <w:t xml:space="preserve">ÉTAPE 8 : Confirmé puis complété</w:t>
-      </w:r>
-      <w:r>
-        <w:br/>
-      </w:r>
-      <w:r>
-        <w:rPr>
-          <w:rStyle w:val="VerbatimChar"/>
-        </w:rPr>
-        <w:t xml:space="preserve">┌───────────┐     ┌───────────┐</w:t>
-      </w:r>
-      <w:r>
-        <w:br/>
-      </w:r>
-      <w:r>
-        <w:rPr>
-          <w:rStyle w:val="VerbatimChar"/>
-        </w:rPr>
-        <w:t xml:space="preserve">│ CONFIRMED │ ──► │ COMPLETED │ → Fonds escrow libérés en votre faveur 💰</w:t>
-      </w:r>
-      <w:r>
-        <w:br/>
-      </w:r>
-      <w:r>
-        <w:rPr>
-          <w:rStyle w:val="VerbatimChar"/>
-        </w:rPr>
-        <w:t xml:space="preserve">└───────────┘     └───────────┘</w:t>
-      </w:r>
-      <w:r>
-        <w:br/>
-      </w:r>
-      <w:r>
-        <w:br/>
-      </w:r>
-      <w:r>
-        <w:rPr>
-          <w:rStyle w:val="VerbatimChar"/>
-        </w:rPr>
-        <w:t xml:space="preserve">❌ ANNULATION possible à tout moment avant DISPATCHED</w:t>
-      </w:r>
-      <w:r>
-        <w:br/>
-      </w:r>
-      <w:r>
-        <w:rPr>
-          <w:rStyle w:val="VerbatimChar"/>
-        </w:rPr>
-        <w:t xml:space="preserve">┌───────────┐</w:t>
-      </w:r>
-      <w:r>
-        <w:br/>
-      </w:r>
-      <w:r>
-        <w:rPr>
-          <w:rStyle w:val="VerbatimChar"/>
-        </w:rPr>
-        <w:t xml:space="preserve">│ CANCELLED │ → Fonds escrow remboursés à l'acheteur</w:t>
-      </w:r>
-      <w:r>
-        <w:br/>
-      </w:r>
-      <w:r>
-        <w:rPr>
-          <w:rStyle w:val="VerbatimChar"/>
-        </w:rPr>
-        <w:t xml:space="preserve">└───────────┘</w:t>
-      </w:r>
-    </w:p>
-    <w:bookmarkStart w:id="74" w:name="résumé-de-vos-actions-dans-le-cycle"/>
-    <w:p>
-      <w:pPr>
-        <w:pStyle w:val="Heading3"/>
-      </w:pPr>
-      <w:r>
-        <w:t xml:space="preserve">Résumé de vos actions dans le cycle</w:t>
+        <w:t xml:space="preserve">Vous pouvez configurer vos canaux de notification :</w:t>
       </w:r>
     </w:p>
     <w:tbl>
@@ -8769,45 +7500,34 @@
               <w:pStyle w:val="Compact"/>
             </w:pPr>
             <w:r>
-              <w:t xml:space="preserve">Étape</w:t>
-            </w:r>
-          </w:p>
-        </w:tc>
-        <w:tc>
-          <w:tcPr/>
-          <w:p>
-            <w:pPr>
-              <w:pStyle w:val="Compact"/>
-            </w:pPr>
-            <w:r>
-              <w:t xml:space="preserve">Votre action</w:t>
-            </w:r>
-          </w:p>
-        </w:tc>
-        <w:tc>
-          <w:tcPr/>
-          <w:p>
-            <w:pPr>
-              <w:pStyle w:val="Compact"/>
-            </w:pPr>
-            <w:r>
-              <w:t xml:space="preserve">Délai</w:t>
-            </w:r>
-          </w:p>
-        </w:tc>
-      </w:tr>
-      <w:tr>
-        <w:tc>
-          <w:tcPr/>
-          <w:p>
-            <w:pPr>
-              <w:pStyle w:val="Compact"/>
-            </w:pPr>
-            <w:r>
-              <w:t xml:space="preserve">Commande reçue (PAID)</w:t>
-            </w:r>
-          </w:p>
-        </w:tc>
+              <w:t xml:space="preserve">Canal</w:t>
+            </w:r>
+          </w:p>
+        </w:tc>
+        <w:tc>
+          <w:tcPr/>
+          <w:p>
+            <w:pPr>
+              <w:pStyle w:val="Compact"/>
+            </w:pPr>
+            <w:r>
+              <w:t xml:space="preserve">Statut</w:t>
+            </w:r>
+          </w:p>
+        </w:tc>
+        <w:tc>
+          <w:tcPr/>
+          <w:p>
+            <w:pPr>
+              <w:pStyle w:val="Compact"/>
+            </w:pPr>
+            <w:r>
+              <w:t xml:space="preserve">Par défaut</w:t>
+            </w:r>
+          </w:p>
+        </w:tc>
+      </w:tr>
+      <w:tr>
         <w:tc>
           <w:tcPr/>
           <w:p>
@@ -8819,34 +7539,34 @@
                 <w:b/>
                 <w:bCs/>
               </w:rPr>
-              <w:t xml:space="preserve">Confirmer la commande</w:t>
-            </w:r>
-          </w:p>
-        </w:tc>
-        <w:tc>
-          <w:tcPr/>
-          <w:p>
-            <w:pPr>
-              <w:pStyle w:val="Compact"/>
-            </w:pPr>
-            <w:r>
-              <w:t xml:space="preserve">45 minutes</w:t>
-            </w:r>
-          </w:p>
-        </w:tc>
-      </w:tr>
-      <w:tr>
-        <w:tc>
-          <w:tcPr/>
-          <w:p>
-            <w:pPr>
-              <w:pStyle w:val="Compact"/>
-            </w:pPr>
-            <w:r>
-              <w:t xml:space="preserve">Livreur arrive (PICKUP_IN_PROGRESS)</w:t>
-            </w:r>
-          </w:p>
-        </w:tc>
+              <w:t xml:space="preserve">WhatsApp</w:t>
+            </w:r>
+          </w:p>
+        </w:tc>
+        <w:tc>
+          <w:tcPr/>
+          <w:p>
+            <w:pPr>
+              <w:pStyle w:val="Compact"/>
+            </w:pPr>
+            <w:r>
+              <w:t xml:space="preserve">Actif</w:t>
+            </w:r>
+          </w:p>
+        </w:tc>
+        <w:tc>
+          <w:tcPr/>
+          <w:p>
+            <w:pPr>
+              <w:pStyle w:val="Compact"/>
+            </w:pPr>
+            <w:r>
+              <w:t xml:space="preserve">✅ Activé</w:t>
+            </w:r>
+          </w:p>
+        </w:tc>
+      </w:tr>
+      <w:tr>
         <w:tc>
           <w:tcPr/>
           <w:p>
@@ -8858,29 +7578,81 @@
                 <w:b/>
                 <w:bCs/>
               </w:rPr>
-              <w:t xml:space="preserve">Préparer les pièces</w:t>
-            </w:r>
-            <w:r>
-              <w:t xml:space="preserve"> </w:t>
-            </w:r>
-            <w:r>
-              <w:t xml:space="preserve">pour la collecte</w:t>
-            </w:r>
-          </w:p>
-        </w:tc>
-        <w:tc>
-          <w:tcPr/>
-          <w:p>
-            <w:pPr>
-              <w:pStyle w:val="Compact"/>
-            </w:pPr>
-            <w:r>
-              <w:t xml:space="preserve">—</w:t>
+              <w:t xml:space="preserve">SMS</w:t>
+            </w:r>
+          </w:p>
+        </w:tc>
+        <w:tc>
+          <w:tcPr/>
+          <w:p>
+            <w:pPr>
+              <w:pStyle w:val="Compact"/>
+            </w:pPr>
+            <w:r>
+              <w:t xml:space="preserve">Non disponible</w:t>
+            </w:r>
+          </w:p>
+        </w:tc>
+        <w:tc>
+          <w:tcPr/>
+          <w:p>
+            <w:pPr>
+              <w:pStyle w:val="Compact"/>
+            </w:pPr>
+            <w:r>
+              <w:t xml:space="preserve">❌ Désactivé</w:t>
+            </w:r>
+          </w:p>
+        </w:tc>
+      </w:tr>
+      <w:tr>
+        <w:tc>
+          <w:tcPr/>
+          <w:p>
+            <w:pPr>
+              <w:pStyle w:val="Compact"/>
+            </w:pPr>
+            <w:r>
+              <w:rPr>
+                <w:b/>
+                <w:bCs/>
+              </w:rPr>
+              <w:t xml:space="preserve">Push</w:t>
+            </w:r>
+          </w:p>
+        </w:tc>
+        <w:tc>
+          <w:tcPr/>
+          <w:p>
+            <w:pPr>
+              <w:pStyle w:val="Compact"/>
+            </w:pPr>
+            <w:r>
+              <w:t xml:space="preserve">Non disponible</w:t>
+            </w:r>
+          </w:p>
+        </w:tc>
+        <w:tc>
+          <w:tcPr/>
+          <w:p>
+            <w:pPr>
+              <w:pStyle w:val="Compact"/>
+            </w:pPr>
+            <w:r>
+              <w:t xml:space="preserve">❌ Désactivé</w:t>
             </w:r>
           </w:p>
         </w:tc>
       </w:tr>
     </w:tbl>
+    <w:p>
+      <w:pPr>
+        <w:pStyle w:val="BodyText"/>
+      </w:pPr>
+      <w:r>
+        <w:t xml:space="preserve">Pour modifier vos préférences : accédez aux paramètres de notification via votre profil.</w:t>
+      </w:r>
+    </w:p>
     <w:p>
       <w:r>
         <w:pict>
@@ -8888,24 +7660,1027 @@
         </w:pict>
       </w:r>
     </w:p>
-    <w:bookmarkEnd w:id="74"/>
-    <w:bookmarkEnd w:id="75"/>
-    <w:bookmarkStart w:id="81" w:name="X2b778d52802892545de175fbdf4da5534178752"/>
+    <w:bookmarkEnd w:id="77"/>
+    <w:bookmarkEnd w:id="78"/>
+    <w:bookmarkStart w:id="85" w:name="Xac1fa1a637c7fad1691efecb9b5d15151ca1e3e"/>
     <w:p>
       <w:pPr>
         <w:pStyle w:val="Heading2"/>
       </w:pPr>
       <w:r>
-        <w:t xml:space="preserve">16. Référence rapide des endpoints</w:t>
-      </w:r>
-    </w:p>
-    <w:bookmarkStart w:id="76" w:name="endpoints-vendeur"/>
+        <w:t xml:space="preserve">14. Profil et gestion du compte</w:t>
+      </w:r>
+    </w:p>
+    <w:bookmarkStart w:id="79" w:name="page-profil"/>
     <w:p>
       <w:pPr>
         <w:pStyle w:val="Heading3"/>
       </w:pPr>
       <w:r>
-        <w:t xml:space="preserve">Endpoints vendeur</w:t>
+        <w:t xml:space="preserve">Page profil</w:t>
+      </w:r>
+    </w:p>
+    <w:p>
+      <w:pPr>
+        <w:pStyle w:val="FirstParagraph"/>
+      </w:pPr>
+      <w:r>
+        <w:rPr>
+          <w:b/>
+          <w:bCs/>
+        </w:rPr>
+        <w:t xml:space="preserve">Page :</w:t>
+      </w:r>
+      <w:r>
+        <w:t xml:space="preserve"> </w:t>
+      </w:r>
+      <w:r>
+        <w:rPr>
+          <w:rStyle w:val="VerbatimChar"/>
+        </w:rPr>
+        <w:t xml:space="preserve">/profile</w:t>
+      </w:r>
+    </w:p>
+    <w:p>
+      <w:pPr>
+        <w:pStyle w:val="BodyText"/>
+      </w:pPr>
+      <w:r>
+        <w:t xml:space="preserve">Votre profil affiche :</w:t>
+      </w:r>
+    </w:p>
+    <w:p>
+      <w:pPr>
+        <w:pStyle w:val="Compact"/>
+        <w:numPr>
+          <w:ilvl w:val="0"/>
+          <w:numId w:val="1028"/>
+        </w:numPr>
+      </w:pPr>
+      <w:r>
+        <w:rPr>
+          <w:b/>
+          <w:bCs/>
+        </w:rPr>
+        <w:t xml:space="preserve">Numéro de téléphone</w:t>
+      </w:r>
+      <w:r>
+        <w:t xml:space="preserve"> </w:t>
+      </w:r>
+      <w:r>
+        <w:t xml:space="preserve">(masqué : +225 07 ** ** XX XX)</w:t>
+      </w:r>
+    </w:p>
+    <w:p>
+      <w:pPr>
+        <w:pStyle w:val="Compact"/>
+        <w:numPr>
+          <w:ilvl w:val="0"/>
+          <w:numId w:val="1028"/>
+        </w:numPr>
+      </w:pPr>
+      <w:r>
+        <w:rPr>
+          <w:b/>
+          <w:bCs/>
+        </w:rPr>
+        <w:t xml:space="preserve">Rôles</w:t>
+      </w:r>
+      <w:r>
+        <w:t xml:space="preserve"> </w:t>
+      </w:r>
+      <w:r>
+        <w:t xml:space="preserve">: Vendeur (affiché en bleu si actif), plus d'autres rôles si vous en avez</w:t>
+      </w:r>
+    </w:p>
+    <w:p>
+      <w:pPr>
+        <w:pStyle w:val="Compact"/>
+        <w:numPr>
+          <w:ilvl w:val="0"/>
+          <w:numId w:val="1028"/>
+        </w:numPr>
+      </w:pPr>
+      <w:r>
+        <w:rPr>
+          <w:b/>
+          <w:bCs/>
+        </w:rPr>
+        <w:t xml:space="preserve">Contexte actif</w:t>
+      </w:r>
+      <w:r>
+        <w:t xml:space="preserve"> </w:t>
+      </w:r>
+      <w:r>
+        <w:t xml:space="preserve">: Le rôle actuellement sélectionné</w:t>
+      </w:r>
+    </w:p>
+    <w:bookmarkEnd w:id="79"/>
+    <w:bookmarkStart w:id="80" w:name="changement-de-contexte"/>
+    <w:p>
+      <w:pPr>
+        <w:pStyle w:val="Heading3"/>
+      </w:pPr>
+      <w:r>
+        <w:t xml:space="preserve">Changement de contexte</w:t>
+      </w:r>
+    </w:p>
+    <w:p>
+      <w:pPr>
+        <w:pStyle w:val="FirstParagraph"/>
+      </w:pPr>
+      <w:r>
+        <w:t xml:space="preserve">Si vous avez plusieurs rôles (ex : Vendeur + Mécanicien), vous pouvez basculer entre eux :</w:t>
+      </w:r>
+    </w:p>
+    <w:p>
+      <w:pPr>
+        <w:pStyle w:val="Compact"/>
+        <w:numPr>
+          <w:ilvl w:val="0"/>
+          <w:numId w:val="1029"/>
+        </w:numPr>
+      </w:pPr>
+      <w:r>
+        <w:t xml:space="preserve">Un bouton par rôle non actif est affiché</w:t>
+      </w:r>
+    </w:p>
+    <w:p>
+      <w:pPr>
+        <w:pStyle w:val="Compact"/>
+        <w:numPr>
+          <w:ilvl w:val="0"/>
+          <w:numId w:val="1029"/>
+        </w:numPr>
+      </w:pPr>
+      <w:r>
+        <w:t xml:space="preserve">Le changement est immédiat et met à jour l'interface</w:t>
+      </w:r>
+    </w:p>
+    <w:bookmarkEnd w:id="80"/>
+    <w:bookmarkStart w:id="81" w:name="les-6-rôles-du-système"/>
+    <w:p>
+      <w:pPr>
+        <w:pStyle w:val="Heading3"/>
+      </w:pPr>
+      <w:r>
+        <w:t xml:space="preserve">Les 6 rôles du système</w:t>
+      </w:r>
+    </w:p>
+    <w:tbl>
+      <w:tblPr>
+        <w:tblStyle w:val="Table"/>
+        <w:tblW w:type="auto" w:w="0"/>
+        <w:tblLook w:firstRow="1" w:lastRow="0" w:firstColumn="0" w:lastColumn="0" w:noHBand="0" w:noVBand="0" w:val="0020"/>
+      </w:tblPr>
+      <w:tblGrid>
+        <w:gridCol w:w="3960"/>
+        <w:gridCol w:w="3960"/>
+      </w:tblGrid>
+      <w:tr>
+        <w:trPr>
+          <w:tblHeader w:val="on"/>
+        </w:trPr>
+        <w:tc>
+          <w:tcPr/>
+          <w:p>
+            <w:pPr>
+              <w:pStyle w:val="Compact"/>
+            </w:pPr>
+            <w:r>
+              <w:t xml:space="preserve">Rôle système</w:t>
+            </w:r>
+          </w:p>
+        </w:tc>
+        <w:tc>
+          <w:tcPr/>
+          <w:p>
+            <w:pPr>
+              <w:pStyle w:val="Compact"/>
+            </w:pPr>
+            <w:r>
+              <w:t xml:space="preserve">Libellé français</w:t>
+            </w:r>
+          </w:p>
+        </w:tc>
+      </w:tr>
+      <w:tr>
+        <w:tc>
+          <w:tcPr/>
+          <w:p>
+            <w:pPr>
+              <w:pStyle w:val="Compact"/>
+            </w:pPr>
+            <w:r>
+              <w:t xml:space="preserve">MECHANIC</w:t>
+            </w:r>
+          </w:p>
+        </w:tc>
+        <w:tc>
+          <w:tcPr/>
+          <w:p>
+            <w:pPr>
+              <w:pStyle w:val="Compact"/>
+            </w:pPr>
+            <w:r>
+              <w:t xml:space="preserve">Mécanicien</w:t>
+            </w:r>
+          </w:p>
+        </w:tc>
+      </w:tr>
+      <w:tr>
+        <w:tc>
+          <w:tcPr/>
+          <w:p>
+            <w:pPr>
+              <w:pStyle w:val="Compact"/>
+            </w:pPr>
+            <w:r>
+              <w:t xml:space="preserve">OWNER</w:t>
+            </w:r>
+          </w:p>
+        </w:tc>
+        <w:tc>
+          <w:tcPr/>
+          <w:p>
+            <w:pPr>
+              <w:pStyle w:val="Compact"/>
+            </w:pPr>
+            <w:r>
+              <w:t xml:space="preserve">Propriétaire</w:t>
+            </w:r>
+          </w:p>
+        </w:tc>
+      </w:tr>
+      <w:tr>
+        <w:tc>
+          <w:tcPr/>
+          <w:p>
+            <w:pPr>
+              <w:pStyle w:val="Compact"/>
+            </w:pPr>
+            <w:r>
+              <w:t xml:space="preserve">SELLER</w:t>
+            </w:r>
+          </w:p>
+        </w:tc>
+        <w:tc>
+          <w:tcPr/>
+          <w:p>
+            <w:pPr>
+              <w:pStyle w:val="Compact"/>
+            </w:pPr>
+            <w:r>
+              <w:rPr>
+                <w:b/>
+                <w:bCs/>
+              </w:rPr>
+              <w:t xml:space="preserve">Vendeur</w:t>
+            </w:r>
+          </w:p>
+        </w:tc>
+      </w:tr>
+      <w:tr>
+        <w:tc>
+          <w:tcPr/>
+          <w:p>
+            <w:pPr>
+              <w:pStyle w:val="Compact"/>
+            </w:pPr>
+            <w:r>
+              <w:t xml:space="preserve">RIDER</w:t>
+            </w:r>
+          </w:p>
+        </w:tc>
+        <w:tc>
+          <w:tcPr/>
+          <w:p>
+            <w:pPr>
+              <w:pStyle w:val="Compact"/>
+            </w:pPr>
+            <w:r>
+              <w:t xml:space="preserve">Livreur</w:t>
+            </w:r>
+          </w:p>
+        </w:tc>
+      </w:tr>
+      <w:tr>
+        <w:tc>
+          <w:tcPr/>
+          <w:p>
+            <w:pPr>
+              <w:pStyle w:val="Compact"/>
+            </w:pPr>
+            <w:r>
+              <w:t xml:space="preserve">ADMIN</w:t>
+            </w:r>
+          </w:p>
+        </w:tc>
+        <w:tc>
+          <w:tcPr/>
+          <w:p>
+            <w:pPr>
+              <w:pStyle w:val="Compact"/>
+            </w:pPr>
+            <w:r>
+              <w:t xml:space="preserve">Administrateur</w:t>
+            </w:r>
+          </w:p>
+        </w:tc>
+      </w:tr>
+      <w:tr>
+        <w:tc>
+          <w:tcPr/>
+          <w:p>
+            <w:pPr>
+              <w:pStyle w:val="Compact"/>
+            </w:pPr>
+            <w:r>
+              <w:t xml:space="preserve">ENTERPRISE</w:t>
+            </w:r>
+          </w:p>
+        </w:tc>
+        <w:tc>
+          <w:tcPr/>
+          <w:p>
+            <w:pPr>
+              <w:pStyle w:val="Compact"/>
+            </w:pPr>
+            <w:r>
+              <w:t xml:space="preserve">Entreprise</w:t>
+            </w:r>
+          </w:p>
+        </w:tc>
+      </w:tr>
+    </w:tbl>
+    <w:bookmarkEnd w:id="81"/>
+    <w:bookmarkStart w:id="82" w:name="données-personnelles"/>
+    <w:p>
+      <w:pPr>
+        <w:pStyle w:val="Heading3"/>
+      </w:pPr>
+      <w:r>
+        <w:t xml:space="preserve">Données personnelles</w:t>
+      </w:r>
+    </w:p>
+    <w:p>
+      <w:pPr>
+        <w:pStyle w:val="FirstParagraph"/>
+      </w:pPr>
+      <w:r>
+        <w:rPr>
+          <w:b/>
+          <w:bCs/>
+        </w:rPr>
+        <w:t xml:space="preserve">Page :</w:t>
+      </w:r>
+      <w:r>
+        <w:t xml:space="preserve"> </w:t>
+      </w:r>
+      <w:r>
+        <w:rPr>
+          <w:rStyle w:val="VerbatimChar"/>
+        </w:rPr>
+        <w:t xml:space="preserve">/profile/data</w:t>
+      </w:r>
+    </w:p>
+    <w:p>
+      <w:pPr>
+        <w:pStyle w:val="BodyText"/>
+      </w:pPr>
+      <w:r>
+        <w:t xml:space="preserve">Conformément à la réglementation ARTCI, vous pouvez consulter :</w:t>
+      </w:r>
+    </w:p>
+    <w:p>
+      <w:pPr>
+        <w:pStyle w:val="Compact"/>
+        <w:numPr>
+          <w:ilvl w:val="0"/>
+          <w:numId w:val="1030"/>
+        </w:numPr>
+      </w:pPr>
+      <w:r>
+        <w:t xml:space="preserve">Votre numéro de téléphone (non masqué)</w:t>
+      </w:r>
+    </w:p>
+    <w:p>
+      <w:pPr>
+        <w:pStyle w:val="Compact"/>
+        <w:numPr>
+          <w:ilvl w:val="0"/>
+          <w:numId w:val="1030"/>
+        </w:numPr>
+      </w:pPr>
+      <w:r>
+        <w:t xml:space="preserve">Vos rôles</w:t>
+      </w:r>
+    </w:p>
+    <w:p>
+      <w:pPr>
+        <w:pStyle w:val="Compact"/>
+        <w:numPr>
+          <w:ilvl w:val="0"/>
+          <w:numId w:val="1030"/>
+        </w:numPr>
+      </w:pPr>
+      <w:r>
+        <w:t xml:space="preserve">Votre contexte actif</w:t>
+      </w:r>
+    </w:p>
+    <w:p>
+      <w:pPr>
+        <w:pStyle w:val="Compact"/>
+        <w:numPr>
+          <w:ilvl w:val="0"/>
+          <w:numId w:val="1030"/>
+        </w:numPr>
+      </w:pPr>
+      <w:r>
+        <w:t xml:space="preserve">La date de consentement</w:t>
+      </w:r>
+    </w:p>
+    <w:p>
+      <w:pPr>
+        <w:pStyle w:val="Compact"/>
+        <w:numPr>
+          <w:ilvl w:val="0"/>
+          <w:numId w:val="1030"/>
+        </w:numPr>
+      </w:pPr>
+      <w:r>
+        <w:t xml:space="preserve">La date de création du compte</w:t>
+      </w:r>
+    </w:p>
+    <w:bookmarkEnd w:id="82"/>
+    <w:bookmarkStart w:id="83" w:name="suppression-des-données"/>
+    <w:p>
+      <w:pPr>
+        <w:pStyle w:val="Heading3"/>
+      </w:pPr>
+      <w:r>
+        <w:t xml:space="preserve">Suppression des données</w:t>
+      </w:r>
+    </w:p>
+    <w:p>
+      <w:pPr>
+        <w:pStyle w:val="FirstParagraph"/>
+      </w:pPr>
+      <w:r>
+        <w:t xml:space="preserve">Vous pouvez demander la</w:t>
+      </w:r>
+      <w:r>
+        <w:t xml:space="preserve"> </w:t>
+      </w:r>
+      <w:r>
+        <w:rPr>
+          <w:b/>
+          <w:bCs/>
+        </w:rPr>
+        <w:t xml:space="preserve">suppression de vos données personnelles</w:t>
+      </w:r>
+      <w:r>
+        <w:t xml:space="preserve"> </w:t>
+      </w:r>
+      <w:r>
+        <w:t xml:space="preserve">en appuyant sur</w:t>
+      </w:r>
+      <w:r>
+        <w:t xml:space="preserve"> </w:t>
+      </w:r>
+      <w:r>
+        <w:rPr>
+          <w:i/>
+          <w:iCs/>
+        </w:rPr>
+        <w:t xml:space="preserve">"Demander la suppression de mes données"</w:t>
+      </w:r>
+      <w:r>
+        <w:t xml:space="preserve">. La demande est enregistrée et traitée par l'équipe.</w:t>
+      </w:r>
+    </w:p>
+    <w:bookmarkEnd w:id="83"/>
+    <w:bookmarkStart w:id="84" w:name="déconnexion"/>
+    <w:p>
+      <w:pPr>
+        <w:pStyle w:val="Heading3"/>
+      </w:pPr>
+      <w:r>
+        <w:t xml:space="preserve">Déconnexion</w:t>
+      </w:r>
+    </w:p>
+    <w:p>
+      <w:pPr>
+        <w:pStyle w:val="FirstParagraph"/>
+      </w:pPr>
+      <w:r>
+        <w:t xml:space="preserve">Le bouton</w:t>
+      </w:r>
+      <w:r>
+        <w:t xml:space="preserve"> </w:t>
+      </w:r>
+      <w:r>
+        <w:rPr>
+          <w:b/>
+          <w:bCs/>
+        </w:rPr>
+        <w:t xml:space="preserve">"Se déconnecter"</w:t>
+      </w:r>
+      <w:r>
+        <w:t xml:space="preserve"> </w:t>
+      </w:r>
+      <w:r>
+        <w:t xml:space="preserve">termine votre session et vous redirige vers la page de connexion.</w:t>
+      </w:r>
+    </w:p>
+    <w:p>
+      <w:r>
+        <w:pict>
+          <v:rect style="width:0;height:1.5pt" o:hralign="center" o:hrstd="t" o:hr="t"/>
+        </w:pict>
+      </w:r>
+    </w:p>
+    <w:bookmarkEnd w:id="84"/>
+    <w:bookmarkEnd w:id="85"/>
+    <w:bookmarkStart w:id="87" w:name="Xf047febe9a7c61571496df7f39af2d8d43deaa3"/>
+    <w:p>
+      <w:pPr>
+        <w:pStyle w:val="Heading2"/>
+      </w:pPr>
+      <w:r>
+        <w:t xml:space="preserve">15. Cycle de vie complet d'une commande</w:t>
+      </w:r>
+    </w:p>
+    <w:p>
+      <w:pPr>
+        <w:pStyle w:val="FirstParagraph"/>
+      </w:pPr>
+      <w:r>
+        <w:t xml:space="preserve">Voici le parcours complet d'une commande du point de vue du vendeur :</w:t>
+      </w:r>
+    </w:p>
+    <w:p>
+      <w:pPr>
+        <w:pStyle w:val="SourceCode"/>
+      </w:pPr>
+      <w:r>
+        <w:rPr>
+          <w:rStyle w:val="VerbatimChar"/>
+        </w:rPr>
+        <w:t xml:space="preserve">ÉTAPE 1 : Création par le mécanicien</w:t>
+      </w:r>
+      <w:r>
+        <w:br/>
+      </w:r>
+      <w:r>
+        <w:rPr>
+          <w:rStyle w:val="VerbatimChar"/>
+        </w:rPr>
+        <w:t xml:space="preserve">┌──────────┐</w:t>
+      </w:r>
+      <w:r>
+        <w:br/>
+      </w:r>
+      <w:r>
+        <w:rPr>
+          <w:rStyle w:val="VerbatimChar"/>
+        </w:rPr>
+        <w:t xml:space="preserve">│  DRAFT   │ Le mécanicien sélectionne vos pièces et crée un panier</w:t>
+      </w:r>
+      <w:r>
+        <w:br/>
+      </w:r>
+      <w:r>
+        <w:rPr>
+          <w:rStyle w:val="VerbatimChar"/>
+        </w:rPr>
+        <w:t xml:space="preserve">└────┬─────┘</w:t>
+      </w:r>
+      <w:r>
+        <w:br/>
+      </w:r>
+      <w:r>
+        <w:rPr>
+          <w:rStyle w:val="VerbatimChar"/>
+        </w:rPr>
+        <w:t xml:space="preserve">     │ Lien partagé au propriétaire (WhatsApp/SMS)</w:t>
+      </w:r>
+      <w:r>
+        <w:br/>
+      </w:r>
+      <w:r>
+        <w:rPr>
+          <w:rStyle w:val="VerbatimChar"/>
+        </w:rPr>
+        <w:t xml:space="preserve">     ▼</w:t>
+      </w:r>
+      <w:r>
+        <w:br/>
+      </w:r>
+      <w:r>
+        <w:rPr>
+          <w:rStyle w:val="VerbatimChar"/>
+        </w:rPr>
+        <w:t xml:space="preserve">ÉTAPE 2 : Paiement par le propriétaire</w:t>
+      </w:r>
+      <w:r>
+        <w:br/>
+      </w:r>
+      <w:r>
+        <w:rPr>
+          <w:rStyle w:val="VerbatimChar"/>
+        </w:rPr>
+        <w:t xml:space="preserve">┌──────────────────┐</w:t>
+      </w:r>
+      <w:r>
+        <w:br/>
+      </w:r>
+      <w:r>
+        <w:rPr>
+          <w:rStyle w:val="VerbatimChar"/>
+        </w:rPr>
+        <w:t xml:space="preserve">│ PENDING_PAYMENT  │ Le propriétaire choisit sa méthode de paiement</w:t>
+      </w:r>
+      <w:r>
+        <w:br/>
+      </w:r>
+      <w:r>
+        <w:rPr>
+          <w:rStyle w:val="VerbatimChar"/>
+        </w:rPr>
+        <w:t xml:space="preserve">└────┬─────────────┘</w:t>
+      </w:r>
+      <w:r>
+        <w:br/>
+      </w:r>
+      <w:r>
+        <w:rPr>
+          <w:rStyle w:val="VerbatimChar"/>
+        </w:rPr>
+        <w:t xml:space="preserve">     │ Paiement mobile money confirmé (ou COD sélectionné)</w:t>
+      </w:r>
+      <w:r>
+        <w:br/>
+      </w:r>
+      <w:r>
+        <w:rPr>
+          <w:rStyle w:val="VerbatimChar"/>
+        </w:rPr>
+        <w:t xml:space="preserve">     ▼</w:t>
+      </w:r>
+      <w:r>
+        <w:br/>
+      </w:r>
+      <w:r>
+        <w:rPr>
+          <w:rStyle w:val="VerbatimChar"/>
+        </w:rPr>
+        <w:t xml:space="preserve">ÉTAPE 3 : Commande payée</w:t>
+      </w:r>
+      <w:r>
+        <w:br/>
+      </w:r>
+      <w:r>
+        <w:rPr>
+          <w:rStyle w:val="VerbatimChar"/>
+        </w:rPr>
+        <w:t xml:space="preserve">┌──────┐</w:t>
+      </w:r>
+      <w:r>
+        <w:br/>
+      </w:r>
+      <w:r>
+        <w:rPr>
+          <w:rStyle w:val="VerbatimChar"/>
+        </w:rPr>
+        <w:t xml:space="preserve">│ PAID │ ← 🔔 Vous recevez la notification WhatsApp</w:t>
+      </w:r>
+      <w:r>
+        <w:br/>
+      </w:r>
+      <w:r>
+        <w:rPr>
+          <w:rStyle w:val="VerbatimChar"/>
+        </w:rPr>
+        <w:t xml:space="preserve">└──┬───┘</w:t>
+      </w:r>
+      <w:r>
+        <w:br/>
+      </w:r>
+      <w:r>
+        <w:rPr>
+          <w:rStyle w:val="VerbatimChar"/>
+        </w:rPr>
+        <w:t xml:space="preserve">   │ ⏱️ SLA : Confirmez dans les 45 minutes</w:t>
+      </w:r>
+      <w:r>
+        <w:br/>
+      </w:r>
+      <w:r>
+        <w:rPr>
+          <w:rStyle w:val="VerbatimChar"/>
+        </w:rPr>
+        <w:t xml:space="preserve">   ▼</w:t>
+      </w:r>
+      <w:r>
+        <w:br/>
+      </w:r>
+      <w:r>
+        <w:rPr>
+          <w:rStyle w:val="VerbatimChar"/>
+        </w:rPr>
+        <w:t xml:space="preserve">ÉTAPE 4 : Votre confirmation  ★ VOTRE ACTION ★</w:t>
+      </w:r>
+      <w:r>
+        <w:br/>
+      </w:r>
+      <w:r>
+        <w:rPr>
+          <w:rStyle w:val="VerbatimChar"/>
+        </w:rPr>
+        <w:t xml:space="preserve">┌────────────────────┐</w:t>
+      </w:r>
+      <w:r>
+        <w:br/>
+      </w:r>
+      <w:r>
+        <w:rPr>
+          <w:rStyle w:val="VerbatimChar"/>
+        </w:rPr>
+        <w:t xml:space="preserve">│ VENDOR_CONFIRMED   │ Vous confirmez la disponibilité des pièces</w:t>
+      </w:r>
+      <w:r>
+        <w:br/>
+      </w:r>
+      <w:r>
+        <w:rPr>
+          <w:rStyle w:val="VerbatimChar"/>
+        </w:rPr>
+        <w:t xml:space="preserve">└────┬───────────────┘</w:t>
+      </w:r>
+      <w:r>
+        <w:br/>
+      </w:r>
+      <w:r>
+        <w:rPr>
+          <w:rStyle w:val="VerbatimChar"/>
+        </w:rPr>
+        <w:t xml:space="preserve">     │ L'admin crée la livraison et assigne un livreur</w:t>
+      </w:r>
+      <w:r>
+        <w:br/>
+      </w:r>
+      <w:r>
+        <w:rPr>
+          <w:rStyle w:val="VerbatimChar"/>
+        </w:rPr>
+        <w:t xml:space="preserve">     ▼</w:t>
+      </w:r>
+      <w:r>
+        <w:br/>
+      </w:r>
+      <w:r>
+        <w:rPr>
+          <w:rStyle w:val="VerbatimChar"/>
+        </w:rPr>
+        <w:t xml:space="preserve">ÉTAPE 5 : Expédition</w:t>
+      </w:r>
+      <w:r>
+        <w:br/>
+      </w:r>
+      <w:r>
+        <w:rPr>
+          <w:rStyle w:val="VerbatimChar"/>
+        </w:rPr>
+        <w:t xml:space="preserve">┌────────────┐</w:t>
+      </w:r>
+      <w:r>
+        <w:br/>
+      </w:r>
+      <w:r>
+        <w:rPr>
+          <w:rStyle w:val="VerbatimChar"/>
+        </w:rPr>
+        <w:t xml:space="preserve">│ DISPATCHED │ Le livreur est en route vers votre boutique</w:t>
+      </w:r>
+      <w:r>
+        <w:br/>
+      </w:r>
+      <w:r>
+        <w:rPr>
+          <w:rStyle w:val="VerbatimChar"/>
+        </w:rPr>
+        <w:t xml:space="preserve">└────┬───────┘</w:t>
+      </w:r>
+      <w:r>
+        <w:br/>
+      </w:r>
+      <w:r>
+        <w:rPr>
+          <w:rStyle w:val="VerbatimChar"/>
+        </w:rPr>
+        <w:t xml:space="preserve">     │ Collecte effectuée</w:t>
+      </w:r>
+      <w:r>
+        <w:br/>
+      </w:r>
+      <w:r>
+        <w:rPr>
+          <w:rStyle w:val="VerbatimChar"/>
+        </w:rPr>
+        <w:t xml:space="preserve">     ▼</w:t>
+      </w:r>
+      <w:r>
+        <w:br/>
+      </w:r>
+      <w:r>
+        <w:rPr>
+          <w:rStyle w:val="VerbatimChar"/>
+        </w:rPr>
+        <w:t xml:space="preserve">ÉTAPE 6 : En transit</w:t>
+      </w:r>
+      <w:r>
+        <w:br/>
+      </w:r>
+      <w:r>
+        <w:rPr>
+          <w:rStyle w:val="VerbatimChar"/>
+        </w:rPr>
+        <w:t xml:space="preserve">┌────────────┐</w:t>
+      </w:r>
+      <w:r>
+        <w:br/>
+      </w:r>
+      <w:r>
+        <w:rPr>
+          <w:rStyle w:val="VerbatimChar"/>
+        </w:rPr>
+        <w:t xml:space="preserve">│ IN_TRANSIT │ Le livreur transporte la pièce vers le client</w:t>
+      </w:r>
+      <w:r>
+        <w:br/>
+      </w:r>
+      <w:r>
+        <w:rPr>
+          <w:rStyle w:val="VerbatimChar"/>
+        </w:rPr>
+        <w:t xml:space="preserve">└────┬───────┘</w:t>
+      </w:r>
+      <w:r>
+        <w:br/>
+      </w:r>
+      <w:r>
+        <w:rPr>
+          <w:rStyle w:val="VerbatimChar"/>
+        </w:rPr>
+        <w:t xml:space="preserve">     │ Livraison effectuée</w:t>
+      </w:r>
+      <w:r>
+        <w:br/>
+      </w:r>
+      <w:r>
+        <w:rPr>
+          <w:rStyle w:val="VerbatimChar"/>
+        </w:rPr>
+        <w:t xml:space="preserve">     ▼</w:t>
+      </w:r>
+      <w:r>
+        <w:br/>
+      </w:r>
+      <w:r>
+        <w:rPr>
+          <w:rStyle w:val="VerbatimChar"/>
+        </w:rPr>
+        <w:t xml:space="preserve">ÉTAPE 7 : Livré</w:t>
+      </w:r>
+      <w:r>
+        <w:br/>
+      </w:r>
+      <w:r>
+        <w:rPr>
+          <w:rStyle w:val="VerbatimChar"/>
+        </w:rPr>
+        <w:t xml:space="preserve">┌───────────┐</w:t>
+      </w:r>
+      <w:r>
+        <w:br/>
+      </w:r>
+      <w:r>
+        <w:rPr>
+          <w:rStyle w:val="VerbatimChar"/>
+        </w:rPr>
+        <w:t xml:space="preserve">│ DELIVERED │ Le client a reçu la pièce</w:t>
+      </w:r>
+      <w:r>
+        <w:br/>
+      </w:r>
+      <w:r>
+        <w:rPr>
+          <w:rStyle w:val="VerbatimChar"/>
+        </w:rPr>
+        <w:t xml:space="preserve">└────┬──────┘</w:t>
+      </w:r>
+      <w:r>
+        <w:br/>
+      </w:r>
+      <w:r>
+        <w:rPr>
+          <w:rStyle w:val="VerbatimChar"/>
+        </w:rPr>
+        <w:t xml:space="preserve">     │ Confirmation par le client ou auto-confirmation (48h)</w:t>
+      </w:r>
+      <w:r>
+        <w:br/>
+      </w:r>
+      <w:r>
+        <w:rPr>
+          <w:rStyle w:val="VerbatimChar"/>
+        </w:rPr>
+        <w:t xml:space="preserve">     ▼</w:t>
+      </w:r>
+      <w:r>
+        <w:br/>
+      </w:r>
+      <w:r>
+        <w:rPr>
+          <w:rStyle w:val="VerbatimChar"/>
+        </w:rPr>
+        <w:t xml:space="preserve">ÉTAPE 8 : Confirmé puis complété</w:t>
+      </w:r>
+      <w:r>
+        <w:br/>
+      </w:r>
+      <w:r>
+        <w:rPr>
+          <w:rStyle w:val="VerbatimChar"/>
+        </w:rPr>
+        <w:t xml:space="preserve">┌───────────┐     ┌───────────┐</w:t>
+      </w:r>
+      <w:r>
+        <w:br/>
+      </w:r>
+      <w:r>
+        <w:rPr>
+          <w:rStyle w:val="VerbatimChar"/>
+        </w:rPr>
+        <w:t xml:space="preserve">│ CONFIRMED │ ──► │ COMPLETED │ → Vente définitive (vous avez déjà été payé) 💰</w:t>
+      </w:r>
+      <w:r>
+        <w:br/>
+      </w:r>
+      <w:r>
+        <w:rPr>
+          <w:rStyle w:val="VerbatimChar"/>
+        </w:rPr>
+        <w:t xml:space="preserve">└───────────┘     └───────────┘</w:t>
+      </w:r>
+      <w:r>
+        <w:br/>
+      </w:r>
+      <w:r>
+        <w:br/>
+      </w:r>
+      <w:r>
+        <w:rPr>
+          <w:rStyle w:val="VerbatimChar"/>
+        </w:rPr>
+        <w:t xml:space="preserve">❌ ANNULATION possible à tout moment avant DISPATCHED</w:t>
+      </w:r>
+      <w:r>
+        <w:br/>
+      </w:r>
+      <w:r>
+        <w:rPr>
+          <w:rStyle w:val="VerbatimChar"/>
+        </w:rPr>
+        <w:t xml:space="preserve">┌───────────┐</w:t>
+      </w:r>
+      <w:r>
+        <w:br/>
+      </w:r>
+      <w:r>
+        <w:rPr>
+          <w:rStyle w:val="VerbatimChar"/>
+        </w:rPr>
+        <w:t xml:space="preserve">│ CANCELLED │ → Aucun encaissement, ou remboursement de l'acheteur</w:t>
+      </w:r>
+      <w:r>
+        <w:br/>
+      </w:r>
+      <w:r>
+        <w:rPr>
+          <w:rStyle w:val="VerbatimChar"/>
+        </w:rPr>
+        <w:t xml:space="preserve">└───────────┘</w:t>
+      </w:r>
+    </w:p>
+    <w:bookmarkStart w:id="86" w:name="résumé-de-vos-actions-dans-le-cycle"/>
+    <w:p>
+      <w:pPr>
+        <w:pStyle w:val="Heading3"/>
+      </w:pPr>
+      <w:r>
+        <w:t xml:space="preserve">Résumé de vos actions dans le cycle</w:t>
       </w:r>
     </w:p>
     <w:tbl>
@@ -8930,42 +8705,42 @@
               <w:pStyle w:val="Compact"/>
             </w:pPr>
             <w:r>
-              <w:t xml:space="preserve">Méthode</w:t>
-            </w:r>
-          </w:p>
-        </w:tc>
-        <w:tc>
-          <w:tcPr/>
-          <w:p>
-            <w:pPr>
-              <w:pStyle w:val="Compact"/>
-            </w:pPr>
-            <w:r>
-              <w:t xml:space="preserve">Endpoint</w:t>
-            </w:r>
-          </w:p>
-        </w:tc>
-        <w:tc>
-          <w:tcPr/>
-          <w:p>
-            <w:pPr>
-              <w:pStyle w:val="Compact"/>
-            </w:pPr>
-            <w:r>
-              <w:t xml:space="preserve">Description</w:t>
-            </w:r>
-          </w:p>
-        </w:tc>
-      </w:tr>
-      <w:tr>
-        <w:tc>
-          <w:tcPr/>
-          <w:p>
-            <w:pPr>
-              <w:pStyle w:val="Compact"/>
-            </w:pPr>
-            <w:r>
-              <w:t xml:space="preserve">POST</w:t>
+              <w:t xml:space="preserve">Étape</w:t>
+            </w:r>
+          </w:p>
+        </w:tc>
+        <w:tc>
+          <w:tcPr/>
+          <w:p>
+            <w:pPr>
+              <w:pStyle w:val="Compact"/>
+            </w:pPr>
+            <w:r>
+              <w:t xml:space="preserve">Votre action</w:t>
+            </w:r>
+          </w:p>
+        </w:tc>
+        <w:tc>
+          <w:tcPr/>
+          <w:p>
+            <w:pPr>
+              <w:pStyle w:val="Compact"/>
+            </w:pPr>
+            <w:r>
+              <w:t xml:space="preserve">Délai</w:t>
+            </w:r>
+          </w:p>
+        </w:tc>
+      </w:tr>
+      <w:tr>
+        <w:tc>
+          <w:tcPr/>
+          <w:p>
+            <w:pPr>
+              <w:pStyle w:val="Compact"/>
+            </w:pPr>
+            <w:r>
+              <w:t xml:space="preserve">Commande reçue (PAID)</w:t>
             </w:r>
           </w:p>
         </w:tc>
@@ -8977,33 +8752,34 @@
             </w:pPr>
             <w:r>
               <w:rPr>
-                <w:rStyle w:val="VerbatimChar"/>
+                <w:b/>
+                <w:bCs/>
               </w:rPr>
-              <w:t xml:space="preserve">/api/v1/vendors</w:t>
-            </w:r>
-          </w:p>
-        </w:tc>
-        <w:tc>
-          <w:tcPr/>
-          <w:p>
-            <w:pPr>
-              <w:pStyle w:val="Compact"/>
-            </w:pPr>
-            <w:r>
-              <w:t xml:space="preserve">Créer profil vendeur (onboarding)</w:t>
-            </w:r>
-          </w:p>
-        </w:tc>
-      </w:tr>
-      <w:tr>
-        <w:tc>
-          <w:tcPr/>
-          <w:p>
-            <w:pPr>
-              <w:pStyle w:val="Compact"/>
-            </w:pPr>
-            <w:r>
-              <w:t xml:space="preserve">GET</w:t>
+              <w:t xml:space="preserve">Confirmer la commande</w:t>
+            </w:r>
+          </w:p>
+        </w:tc>
+        <w:tc>
+          <w:tcPr/>
+          <w:p>
+            <w:pPr>
+              <w:pStyle w:val="Compact"/>
+            </w:pPr>
+            <w:r>
+              <w:t xml:space="preserve">45 minutes</w:t>
+            </w:r>
+          </w:p>
+        </w:tc>
+      </w:tr>
+      <w:tr>
+        <w:tc>
+          <w:tcPr/>
+          <w:p>
+            <w:pPr>
+              <w:pStyle w:val="Compact"/>
+            </w:pPr>
+            <w:r>
+              <w:t xml:space="preserve">Livreur arrive (PICKUP_IN_PROGRESS)</w:t>
             </w:r>
           </w:p>
         </w:tc>
@@ -9015,223 +8791,57 @@
             </w:pPr>
             <w:r>
               <w:rPr>
-                <w:rStyle w:val="VerbatimChar"/>
+                <w:b/>
+                <w:bCs/>
               </w:rPr>
-              <w:t xml:space="preserve">/api/v1/vendors/me</w:t>
-            </w:r>
-          </w:p>
-        </w:tc>
-        <w:tc>
-          <w:tcPr/>
-          <w:p>
-            <w:pPr>
-              <w:pStyle w:val="Compact"/>
-            </w:pPr>
-            <w:r>
-              <w:t xml:space="preserve">Consulter mon profil vendeur</w:t>
-            </w:r>
-          </w:p>
-        </w:tc>
-      </w:tr>
-      <w:tr>
-        <w:tc>
-          <w:tcPr/>
-          <w:p>
-            <w:pPr>
-              <w:pStyle w:val="Compact"/>
-            </w:pPr>
-            <w:r>
-              <w:t xml:space="preserve">POST</w:t>
-            </w:r>
-          </w:p>
-        </w:tc>
-        <w:tc>
-          <w:tcPr/>
-          <w:p>
-            <w:pPr>
-              <w:pStyle w:val="Compact"/>
-            </w:pPr>
-            <w:r>
-              <w:rPr>
-                <w:rStyle w:val="VerbatimChar"/>
-              </w:rPr>
-              <w:t xml:space="preserve">/api/v1/vendors/me/signature</w:t>
-            </w:r>
-          </w:p>
-        </w:tc>
-        <w:tc>
-          <w:tcPr/>
-          <w:p>
-            <w:pPr>
-              <w:pStyle w:val="Compact"/>
-            </w:pPr>
-            <w:r>
-              <w:t xml:space="preserve">Signer les garanties</w:t>
-            </w:r>
-          </w:p>
-        </w:tc>
-      </w:tr>
-      <w:tr>
-        <w:tc>
-          <w:tcPr/>
-          <w:p>
-            <w:pPr>
-              <w:pStyle w:val="Compact"/>
-            </w:pPr>
-            <w:r>
-              <w:t xml:space="preserve">GET</w:t>
-            </w:r>
-          </w:p>
-        </w:tc>
-        <w:tc>
-          <w:tcPr/>
-          <w:p>
-            <w:pPr>
-              <w:pStyle w:val="Compact"/>
-            </w:pPr>
-            <w:r>
-              <w:rPr>
-                <w:rStyle w:val="VerbatimChar"/>
-              </w:rPr>
-              <w:t xml:space="preserve">/api/v1/vendors/me/guarantees</w:t>
-            </w:r>
-          </w:p>
-        </w:tc>
-        <w:tc>
-          <w:tcPr/>
-          <w:p>
-            <w:pPr>
-              <w:pStyle w:val="Compact"/>
-            </w:pPr>
-            <w:r>
-              <w:t xml:space="preserve">Voir le statut des garanties</w:t>
-            </w:r>
-          </w:p>
-        </w:tc>
-      </w:tr>
-      <w:tr>
-        <w:tc>
-          <w:tcPr/>
-          <w:p>
-            <w:pPr>
-              <w:pStyle w:val="Compact"/>
-            </w:pPr>
-            <w:r>
-              <w:t xml:space="preserve">GET</w:t>
-            </w:r>
-          </w:p>
-        </w:tc>
-        <w:tc>
-          <w:tcPr/>
-          <w:p>
-            <w:pPr>
-              <w:pStyle w:val="Compact"/>
-            </w:pPr>
-            <w:r>
-              <w:rPr>
-                <w:rStyle w:val="VerbatimChar"/>
-              </w:rPr>
-              <w:t xml:space="preserve">/api/v1/vendors/me/delivery-zones</w:t>
-            </w:r>
-          </w:p>
-        </w:tc>
-        <w:tc>
-          <w:tcPr/>
-          <w:p>
-            <w:pPr>
-              <w:pStyle w:val="Compact"/>
-            </w:pPr>
-            <w:r>
-              <w:t xml:space="preserve">Consulter mes zones</w:t>
-            </w:r>
-          </w:p>
-        </w:tc>
-      </w:tr>
-      <w:tr>
-        <w:tc>
-          <w:tcPr/>
-          <w:p>
-            <w:pPr>
-              <w:pStyle w:val="Compact"/>
-            </w:pPr>
-            <w:r>
-              <w:t xml:space="preserve">PUT</w:t>
-            </w:r>
-          </w:p>
-        </w:tc>
-        <w:tc>
-          <w:tcPr/>
-          <w:p>
-            <w:pPr>
-              <w:pStyle w:val="Compact"/>
-            </w:pPr>
-            <w:r>
-              <w:rPr>
-                <w:rStyle w:val="VerbatimChar"/>
-              </w:rPr>
-              <w:t xml:space="preserve">/api/v1/vendors/me/delivery-zones</w:t>
-            </w:r>
-          </w:p>
-        </w:tc>
-        <w:tc>
-          <w:tcPr/>
-          <w:p>
-            <w:pPr>
-              <w:pStyle w:val="Compact"/>
-            </w:pPr>
-            <w:r>
-              <w:t xml:space="preserve">Modifier mes zones</w:t>
-            </w:r>
-          </w:p>
-        </w:tc>
-      </w:tr>
-      <w:tr>
-        <w:tc>
-          <w:tcPr/>
-          <w:p>
-            <w:pPr>
-              <w:pStyle w:val="Compact"/>
-            </w:pPr>
-            <w:r>
-              <w:t xml:space="preserve">GET</w:t>
-            </w:r>
-          </w:p>
-        </w:tc>
-        <w:tc>
-          <w:tcPr/>
-          <w:p>
-            <w:pPr>
-              <w:pStyle w:val="Compact"/>
-            </w:pPr>
-            <w:r>
-              <w:rPr>
-                <w:rStyle w:val="VerbatimChar"/>
-              </w:rPr>
-              <w:t xml:space="preserve">/api/v1/vendors/me/dashboard</w:t>
-            </w:r>
-          </w:p>
-        </w:tc>
-        <w:tc>
-          <w:tcPr/>
-          <w:p>
-            <w:pPr>
-              <w:pStyle w:val="Compact"/>
-            </w:pPr>
-            <w:r>
-              <w:t xml:space="preserve">Tableau de bord</w:t>
+              <w:t xml:space="preserve">Préparer les pièces</w:t>
+            </w:r>
+            <w:r>
+              <w:t xml:space="preserve"> </w:t>
+            </w:r>
+            <w:r>
+              <w:t xml:space="preserve">pour la collecte</w:t>
+            </w:r>
+          </w:p>
+        </w:tc>
+        <w:tc>
+          <w:tcPr/>
+          <w:p>
+            <w:pPr>
+              <w:pStyle w:val="Compact"/>
+            </w:pPr>
+            <w:r>
+              <w:t xml:space="preserve">—</w:t>
             </w:r>
           </w:p>
         </w:tc>
       </w:tr>
     </w:tbl>
-    <w:bookmarkEnd w:id="76"/>
-    <w:bookmarkStart w:id="77" w:name="endpoints-catalogue"/>
+    <w:p>
+      <w:r>
+        <w:pict>
+          <v:rect style="width:0;height:1.5pt" o:hralign="center" o:hrstd="t" o:hr="t"/>
+        </w:pict>
+      </w:r>
+    </w:p>
+    <w:bookmarkEnd w:id="86"/>
+    <w:bookmarkEnd w:id="87"/>
+    <w:bookmarkStart w:id="93" w:name="X2b778d52802892545de175fbdf4da5534178752"/>
+    <w:p>
+      <w:pPr>
+        <w:pStyle w:val="Heading2"/>
+      </w:pPr>
+      <w:r>
+        <w:t xml:space="preserve">16. Référence rapide des endpoints</w:t>
+      </w:r>
+    </w:p>
+    <w:bookmarkStart w:id="88" w:name="endpoints-vendeur"/>
     <w:p>
       <w:pPr>
         <w:pStyle w:val="Heading3"/>
       </w:pPr>
       <w:r>
-        <w:t xml:space="preserve">Endpoints catalogue</w:t>
+        <w:t xml:space="preserve">Endpoints vendeur</w:t>
       </w:r>
     </w:p>
     <w:tbl>
@@ -9305,18 +8915,18 @@
               <w:rPr>
                 <w:rStyle w:val="VerbatimChar"/>
               </w:rPr>
-              <w:t xml:space="preserve">/api/v1/catalog/items/upload</w:t>
-            </w:r>
-          </w:p>
-        </w:tc>
-        <w:tc>
-          <w:tcPr/>
-          <w:p>
-            <w:pPr>
-              <w:pStyle w:val="Compact"/>
-            </w:pPr>
-            <w:r>
-              <w:t xml:space="preserve">Uploader une photo de pièce</w:t>
+              <w:t xml:space="preserve">/api/v1/vendors</w:t>
+            </w:r>
+          </w:p>
+        </w:tc>
+        <w:tc>
+          <w:tcPr/>
+          <w:p>
+            <w:pPr>
+              <w:pStyle w:val="Compact"/>
+            </w:pPr>
+            <w:r>
+              <w:t xml:space="preserve">Créer profil vendeur (onboarding)</w:t>
             </w:r>
           </w:p>
         </w:tc>
@@ -9343,31 +8953,31 @@
               <w:rPr>
                 <w:rStyle w:val="VerbatimChar"/>
               </w:rPr>
-              <w:t xml:space="preserve">/api/v1/catalog/items</w:t>
-            </w:r>
-          </w:p>
-        </w:tc>
-        <w:tc>
-          <w:tcPr/>
-          <w:p>
-            <w:pPr>
-              <w:pStyle w:val="Compact"/>
-            </w:pPr>
-            <w:r>
-              <w:t xml:space="preserve">Lister mes pièces</w:t>
-            </w:r>
-          </w:p>
-        </w:tc>
-      </w:tr>
-      <w:tr>
-        <w:tc>
-          <w:tcPr/>
-          <w:p>
-            <w:pPr>
-              <w:pStyle w:val="Compact"/>
-            </w:pPr>
-            <w:r>
-              <w:t xml:space="preserve">GET</w:t>
+              <w:t xml:space="preserve">/api/v1/vendors/me</w:t>
+            </w:r>
+          </w:p>
+        </w:tc>
+        <w:tc>
+          <w:tcPr/>
+          <w:p>
+            <w:pPr>
+              <w:pStyle w:val="Compact"/>
+            </w:pPr>
+            <w:r>
+              <w:t xml:space="preserve">Consulter mon profil vendeur</w:t>
+            </w:r>
+          </w:p>
+        </w:tc>
+      </w:tr>
+      <w:tr>
+        <w:tc>
+          <w:tcPr/>
+          <w:p>
+            <w:pPr>
+              <w:pStyle w:val="Compact"/>
+            </w:pPr>
+            <w:r>
+              <w:t xml:space="preserve">POST</w:t>
             </w:r>
           </w:p>
         </w:tc>
@@ -9381,31 +8991,31 @@
               <w:rPr>
                 <w:rStyle w:val="VerbatimChar"/>
               </w:rPr>
-              <w:t xml:space="preserve">/api/v1/catalog/items/:id</w:t>
-            </w:r>
-          </w:p>
-        </w:tc>
-        <w:tc>
-          <w:tcPr/>
-          <w:p>
-            <w:pPr>
-              <w:pStyle w:val="Compact"/>
-            </w:pPr>
-            <w:r>
-              <w:t xml:space="preserve">Détail d'une pièce</w:t>
-            </w:r>
-          </w:p>
-        </w:tc>
-      </w:tr>
-      <w:tr>
-        <w:tc>
-          <w:tcPr/>
-          <w:p>
-            <w:pPr>
-              <w:pStyle w:val="Compact"/>
-            </w:pPr>
-            <w:r>
-              <w:t xml:space="preserve">PATCH</w:t>
+              <w:t xml:space="preserve">/api/v1/vendors/me/signature</w:t>
+            </w:r>
+          </w:p>
+        </w:tc>
+        <w:tc>
+          <w:tcPr/>
+          <w:p>
+            <w:pPr>
+              <w:pStyle w:val="Compact"/>
+            </w:pPr>
+            <w:r>
+              <w:t xml:space="preserve">Signer les garanties</w:t>
+            </w:r>
+          </w:p>
+        </w:tc>
+      </w:tr>
+      <w:tr>
+        <w:tc>
+          <w:tcPr/>
+          <w:p>
+            <w:pPr>
+              <w:pStyle w:val="Compact"/>
+            </w:pPr>
+            <w:r>
+              <w:t xml:space="preserve">GET</w:t>
             </w:r>
           </w:p>
         </w:tc>
@@ -9419,31 +9029,31 @@
               <w:rPr>
                 <w:rStyle w:val="VerbatimChar"/>
               </w:rPr>
-              <w:t xml:space="preserve">/api/v1/catalog/items/:id</w:t>
-            </w:r>
-          </w:p>
-        </w:tc>
-        <w:tc>
-          <w:tcPr/>
-          <w:p>
-            <w:pPr>
-              <w:pStyle w:val="Compact"/>
-            </w:pPr>
-            <w:r>
-              <w:t xml:space="preserve">Modifier une fiche</w:t>
-            </w:r>
-          </w:p>
-        </w:tc>
-      </w:tr>
-      <w:tr>
-        <w:tc>
-          <w:tcPr/>
-          <w:p>
-            <w:pPr>
-              <w:pStyle w:val="Compact"/>
-            </w:pPr>
-            <w:r>
-              <w:t xml:space="preserve">POST</w:t>
+              <w:t xml:space="preserve">/api/v1/vendors/me/guarantees</w:t>
+            </w:r>
+          </w:p>
+        </w:tc>
+        <w:tc>
+          <w:tcPr/>
+          <w:p>
+            <w:pPr>
+              <w:pStyle w:val="Compact"/>
+            </w:pPr>
+            <w:r>
+              <w:t xml:space="preserve">Voir le statut des garanties</w:t>
+            </w:r>
+          </w:p>
+        </w:tc>
+      </w:tr>
+      <w:tr>
+        <w:tc>
+          <w:tcPr/>
+          <w:p>
+            <w:pPr>
+              <w:pStyle w:val="Compact"/>
+            </w:pPr>
+            <w:r>
+              <w:t xml:space="preserve">GET</w:t>
             </w:r>
           </w:p>
         </w:tc>
@@ -9457,31 +9067,31 @@
               <w:rPr>
                 <w:rStyle w:val="VerbatimChar"/>
               </w:rPr>
-              <w:t xml:space="preserve">/api/v1/catalog/items/:id/publish</w:t>
-            </w:r>
-          </w:p>
-        </w:tc>
-        <w:tc>
-          <w:tcPr/>
-          <w:p>
-            <w:pPr>
-              <w:pStyle w:val="Compact"/>
-            </w:pPr>
-            <w:r>
-              <w:t xml:space="preserve">Publier une fiche</w:t>
-            </w:r>
-          </w:p>
-        </w:tc>
-      </w:tr>
-      <w:tr>
-        <w:tc>
-          <w:tcPr/>
-          <w:p>
-            <w:pPr>
-              <w:pStyle w:val="Compact"/>
-            </w:pPr>
-            <w:r>
-              <w:t xml:space="preserve">PATCH</w:t>
+              <w:t xml:space="preserve">/api/v1/vendors/me/delivery-zones</w:t>
+            </w:r>
+          </w:p>
+        </w:tc>
+        <w:tc>
+          <w:tcPr/>
+          <w:p>
+            <w:pPr>
+              <w:pStyle w:val="Compact"/>
+            </w:pPr>
+            <w:r>
+              <w:t xml:space="preserve">Consulter mes zones</w:t>
+            </w:r>
+          </w:p>
+        </w:tc>
+      </w:tr>
+      <w:tr>
+        <w:tc>
+          <w:tcPr/>
+          <w:p>
+            <w:pPr>
+              <w:pStyle w:val="Compact"/>
+            </w:pPr>
+            <w:r>
+              <w:t xml:space="preserve">PUT</w:t>
             </w:r>
           </w:p>
         </w:tc>
@@ -9495,31 +9105,69 @@
               <w:rPr>
                 <w:rStyle w:val="VerbatimChar"/>
               </w:rPr>
-              <w:t xml:space="preserve">/api/v1/catalog/items/:id/stock</w:t>
-            </w:r>
-          </w:p>
-        </w:tc>
-        <w:tc>
-          <w:tcPr/>
-          <w:p>
-            <w:pPr>
-              <w:pStyle w:val="Compact"/>
-            </w:pPr>
-            <w:r>
-              <w:t xml:space="preserve">Changer le statut de stock</w:t>
+              <w:t xml:space="preserve">/api/v1/vendors/me/delivery-zones</w:t>
+            </w:r>
+          </w:p>
+        </w:tc>
+        <w:tc>
+          <w:tcPr/>
+          <w:p>
+            <w:pPr>
+              <w:pStyle w:val="Compact"/>
+            </w:pPr>
+            <w:r>
+              <w:t xml:space="preserve">Modifier mes zones</w:t>
+            </w:r>
+          </w:p>
+        </w:tc>
+      </w:tr>
+      <w:tr>
+        <w:tc>
+          <w:tcPr/>
+          <w:p>
+            <w:pPr>
+              <w:pStyle w:val="Compact"/>
+            </w:pPr>
+            <w:r>
+              <w:t xml:space="preserve">GET</w:t>
+            </w:r>
+          </w:p>
+        </w:tc>
+        <w:tc>
+          <w:tcPr/>
+          <w:p>
+            <w:pPr>
+              <w:pStyle w:val="Compact"/>
+            </w:pPr>
+            <w:r>
+              <w:rPr>
+                <w:rStyle w:val="VerbatimChar"/>
+              </w:rPr>
+              <w:t xml:space="preserve">/api/v1/vendors/me/dashboard</w:t>
+            </w:r>
+          </w:p>
+        </w:tc>
+        <w:tc>
+          <w:tcPr/>
+          <w:p>
+            <w:pPr>
+              <w:pStyle w:val="Compact"/>
+            </w:pPr>
+            <w:r>
+              <w:t xml:space="preserve">Tableau de bord</w:t>
             </w:r>
           </w:p>
         </w:tc>
       </w:tr>
     </w:tbl>
-    <w:bookmarkEnd w:id="77"/>
-    <w:bookmarkStart w:id="78" w:name="endpoints-commandes-et-paiements"/>
+    <w:bookmarkEnd w:id="88"/>
+    <w:bookmarkStart w:id="89" w:name="endpoints-catalogue"/>
     <w:p>
       <w:pPr>
         <w:pStyle w:val="Heading3"/>
       </w:pPr>
       <w:r>
-        <w:t xml:space="preserve">Endpoints commandes et paiements</w:t>
+        <w:t xml:space="preserve">Endpoints catalogue</w:t>
       </w:r>
     </w:p>
     <w:tbl>
@@ -9593,18 +9241,18 @@
               <w:rPr>
                 <w:rStyle w:val="VerbatimChar"/>
               </w:rPr>
-              <w:t xml:space="preserve">/api/v1/orders/:id/confirm</w:t>
-            </w:r>
-          </w:p>
-        </w:tc>
-        <w:tc>
-          <w:tcPr/>
-          <w:p>
-            <w:pPr>
-              <w:pStyle w:val="Compact"/>
-            </w:pPr>
-            <w:r>
-              <w:t xml:space="preserve">Confirmer une commande</w:t>
+              <w:t xml:space="preserve">/api/v1/catalog/items/upload</w:t>
+            </w:r>
+          </w:p>
+        </w:tc>
+        <w:tc>
+          <w:tcPr/>
+          <w:p>
+            <w:pPr>
+              <w:pStyle w:val="Compact"/>
+            </w:pPr>
+            <w:r>
+              <w:t xml:space="preserve">Uploader une photo de pièce</w:t>
             </w:r>
           </w:p>
         </w:tc>
@@ -9631,18 +9279,18 @@
               <w:rPr>
                 <w:rStyle w:val="VerbatimChar"/>
               </w:rPr>
-              <w:t xml:space="preserve">/api/v1/orders/:id</w:t>
-            </w:r>
-          </w:p>
-        </w:tc>
-        <w:tc>
-          <w:tcPr/>
-          <w:p>
-            <w:pPr>
-              <w:pStyle w:val="Compact"/>
-            </w:pPr>
-            <w:r>
-              <w:t xml:space="preserve">Détail d'une commande</w:t>
+              <w:t xml:space="preserve">/api/v1/catalog/items</w:t>
+            </w:r>
+          </w:p>
+        </w:tc>
+        <w:tc>
+          <w:tcPr/>
+          <w:p>
+            <w:pPr>
+              <w:pStyle w:val="Compact"/>
+            </w:pPr>
+            <w:r>
+              <w:t xml:space="preserve">Lister mes pièces</w:t>
             </w:r>
           </w:p>
         </w:tc>
@@ -9669,31 +9317,31 @@
               <w:rPr>
                 <w:rStyle w:val="VerbatimChar"/>
               </w:rPr>
-              <w:t xml:space="preserve">/api/v1/orders/:id/escrow</w:t>
-            </w:r>
-          </w:p>
-        </w:tc>
-        <w:tc>
-          <w:tcPr/>
-          <w:p>
-            <w:pPr>
-              <w:pStyle w:val="Compact"/>
-            </w:pPr>
-            <w:r>
-              <w:t xml:space="preserve">Statut du paiement escrow</w:t>
-            </w:r>
-          </w:p>
-        </w:tc>
-      </w:tr>
-      <w:tr>
-        <w:tc>
-          <w:tcPr/>
-          <w:p>
-            <w:pPr>
-              <w:pStyle w:val="Compact"/>
-            </w:pPr>
-            <w:r>
-              <w:t xml:space="preserve">GET</w:t>
+              <w:t xml:space="preserve">/api/v1/catalog/items/:id</w:t>
+            </w:r>
+          </w:p>
+        </w:tc>
+        <w:tc>
+          <w:tcPr/>
+          <w:p>
+            <w:pPr>
+              <w:pStyle w:val="Compact"/>
+            </w:pPr>
+            <w:r>
+              <w:t xml:space="preserve">Détail d'une pièce</w:t>
+            </w:r>
+          </w:p>
+        </w:tc>
+      </w:tr>
+      <w:tr>
+        <w:tc>
+          <w:tcPr/>
+          <w:p>
+            <w:pPr>
+              <w:pStyle w:val="Compact"/>
+            </w:pPr>
+            <w:r>
+              <w:t xml:space="preserve">PATCH</w:t>
             </w:r>
           </w:p>
         </w:tc>
@@ -9707,31 +9355,107 @@
               <w:rPr>
                 <w:rStyle w:val="VerbatimChar"/>
               </w:rPr>
-              <w:t xml:space="preserve">/api/v1/deliveries/order/:id</w:t>
-            </w:r>
-          </w:p>
-        </w:tc>
-        <w:tc>
-          <w:tcPr/>
-          <w:p>
-            <w:pPr>
-              <w:pStyle w:val="Compact"/>
-            </w:pPr>
-            <w:r>
-              <w:t xml:space="preserve">Suivi de la livraison</w:t>
+              <w:t xml:space="preserve">/api/v1/catalog/items/:id</w:t>
+            </w:r>
+          </w:p>
+        </w:tc>
+        <w:tc>
+          <w:tcPr/>
+          <w:p>
+            <w:pPr>
+              <w:pStyle w:val="Compact"/>
+            </w:pPr>
+            <w:r>
+              <w:t xml:space="preserve">Modifier une fiche</w:t>
+            </w:r>
+          </w:p>
+        </w:tc>
+      </w:tr>
+      <w:tr>
+        <w:tc>
+          <w:tcPr/>
+          <w:p>
+            <w:pPr>
+              <w:pStyle w:val="Compact"/>
+            </w:pPr>
+            <w:r>
+              <w:t xml:space="preserve">POST</w:t>
+            </w:r>
+          </w:p>
+        </w:tc>
+        <w:tc>
+          <w:tcPr/>
+          <w:p>
+            <w:pPr>
+              <w:pStyle w:val="Compact"/>
+            </w:pPr>
+            <w:r>
+              <w:rPr>
+                <w:rStyle w:val="VerbatimChar"/>
+              </w:rPr>
+              <w:t xml:space="preserve">/api/v1/catalog/items/:id/publish</w:t>
+            </w:r>
+          </w:p>
+        </w:tc>
+        <w:tc>
+          <w:tcPr/>
+          <w:p>
+            <w:pPr>
+              <w:pStyle w:val="Compact"/>
+            </w:pPr>
+            <w:r>
+              <w:t xml:space="preserve">Publier une fiche</w:t>
+            </w:r>
+          </w:p>
+        </w:tc>
+      </w:tr>
+      <w:tr>
+        <w:tc>
+          <w:tcPr/>
+          <w:p>
+            <w:pPr>
+              <w:pStyle w:val="Compact"/>
+            </w:pPr>
+            <w:r>
+              <w:t xml:space="preserve">PATCH</w:t>
+            </w:r>
+          </w:p>
+        </w:tc>
+        <w:tc>
+          <w:tcPr/>
+          <w:p>
+            <w:pPr>
+              <w:pStyle w:val="Compact"/>
+            </w:pPr>
+            <w:r>
+              <w:rPr>
+                <w:rStyle w:val="VerbatimChar"/>
+              </w:rPr>
+              <w:t xml:space="preserve">/api/v1/catalog/items/:id/stock</w:t>
+            </w:r>
+          </w:p>
+        </w:tc>
+        <w:tc>
+          <w:tcPr/>
+          <w:p>
+            <w:pPr>
+              <w:pStyle w:val="Compact"/>
+            </w:pPr>
+            <w:r>
+              <w:t xml:space="preserve">Changer le statut de stock</w:t>
             </w:r>
           </w:p>
         </w:tc>
       </w:tr>
     </w:tbl>
-    <w:bookmarkEnd w:id="78"/>
-    <w:bookmarkStart w:id="79" w:name="endpoints-profil"/>
+    <w:bookmarkEnd w:id="89"/>
+    <w:bookmarkStart w:id="90" w:name="endpoints-commandes-et-paiements"/>
     <w:p>
       <w:pPr>
         <w:pStyle w:val="Heading3"/>
       </w:pPr>
       <w:r>
-        <w:t xml:space="preserve">Endpoints profil</w:t>
+        <w:t xml:space="preserve">Endpoints commandes et paiements</w:t>
       </w:r>
     </w:p>
     <w:tbl>
@@ -9791,7 +9515,7 @@
               <w:pStyle w:val="Compact"/>
             </w:pPr>
             <w:r>
-              <w:t xml:space="preserve">GET</w:t>
+              <w:t xml:space="preserve">POST</w:t>
             </w:r>
           </w:p>
         </w:tc>
@@ -9805,18 +9529,18 @@
               <w:rPr>
                 <w:rStyle w:val="VerbatimChar"/>
               </w:rPr>
-              <w:t xml:space="preserve">/api/v1/reviews/vendor/:id</w:t>
-            </w:r>
-          </w:p>
-        </w:tc>
-        <w:tc>
-          <w:tcPr/>
-          <w:p>
-            <w:pPr>
-              <w:pStyle w:val="Compact"/>
-            </w:pPr>
-            <w:r>
-              <w:t xml:space="preserve">Mes avis clients</w:t>
+              <w:t xml:space="preserve">/api/v1/orders/:id/confirm</w:t>
+            </w:r>
+          </w:p>
+        </w:tc>
+        <w:tc>
+          <w:tcPr/>
+          <w:p>
+            <w:pPr>
+              <w:pStyle w:val="Compact"/>
+            </w:pPr>
+            <w:r>
+              <w:t xml:space="preserve">Confirmer une commande</w:t>
             </w:r>
           </w:p>
         </w:tc>
@@ -9843,31 +9567,31 @@
               <w:rPr>
                 <w:rStyle w:val="VerbatimChar"/>
               </w:rPr>
-              <w:t xml:space="preserve">/api/v1/notifications/preferences</w:t>
-            </w:r>
-          </w:p>
-        </w:tc>
-        <w:tc>
-          <w:tcPr/>
-          <w:p>
-            <w:pPr>
-              <w:pStyle w:val="Compact"/>
-            </w:pPr>
-            <w:r>
-              <w:t xml:space="preserve">Mes préférences de notification</w:t>
-            </w:r>
-          </w:p>
-        </w:tc>
-      </w:tr>
-      <w:tr>
-        <w:tc>
-          <w:tcPr/>
-          <w:p>
-            <w:pPr>
-              <w:pStyle w:val="Compact"/>
-            </w:pPr>
-            <w:r>
-              <w:t xml:space="preserve">PUT</w:t>
+              <w:t xml:space="preserve">/api/v1/orders/:id</w:t>
+            </w:r>
+          </w:p>
+        </w:tc>
+        <w:tc>
+          <w:tcPr/>
+          <w:p>
+            <w:pPr>
+              <w:pStyle w:val="Compact"/>
+            </w:pPr>
+            <w:r>
+              <w:t xml:space="preserve">Détail d'une commande</w:t>
+            </w:r>
+          </w:p>
+        </w:tc>
+      </w:tr>
+      <w:tr>
+        <w:tc>
+          <w:tcPr/>
+          <w:p>
+            <w:pPr>
+              <w:pStyle w:val="Compact"/>
+            </w:pPr>
+            <w:r>
+              <w:t xml:space="preserve">GET</w:t>
             </w:r>
           </w:p>
         </w:tc>
@@ -9881,31 +9605,69 @@
               <w:rPr>
                 <w:rStyle w:val="VerbatimChar"/>
               </w:rPr>
-              <w:t xml:space="preserve">/api/v1/notifications/preferences</w:t>
-            </w:r>
-          </w:p>
-        </w:tc>
-        <w:tc>
-          <w:tcPr/>
-          <w:p>
-            <w:pPr>
-              <w:pStyle w:val="Compact"/>
-            </w:pPr>
-            <w:r>
-              <w:t xml:space="preserve">Modifier mes notifications</w:t>
+              <w:t xml:space="preserve">/api/v1/orders/:id/escrow</w:t>
+            </w:r>
+          </w:p>
+        </w:tc>
+        <w:tc>
+          <w:tcPr/>
+          <w:p>
+            <w:pPr>
+              <w:pStyle w:val="Compact"/>
+            </w:pPr>
+            <w:r>
+              <w:t xml:space="preserve">Statut du paiement de la commande</w:t>
+            </w:r>
+          </w:p>
+        </w:tc>
+      </w:tr>
+      <w:tr>
+        <w:tc>
+          <w:tcPr/>
+          <w:p>
+            <w:pPr>
+              <w:pStyle w:val="Compact"/>
+            </w:pPr>
+            <w:r>
+              <w:t xml:space="preserve">GET</w:t>
+            </w:r>
+          </w:p>
+        </w:tc>
+        <w:tc>
+          <w:tcPr/>
+          <w:p>
+            <w:pPr>
+              <w:pStyle w:val="Compact"/>
+            </w:pPr>
+            <w:r>
+              <w:rPr>
+                <w:rStyle w:val="VerbatimChar"/>
+              </w:rPr>
+              <w:t xml:space="preserve">/api/v1/deliveries/order/:id</w:t>
+            </w:r>
+          </w:p>
+        </w:tc>
+        <w:tc>
+          <w:tcPr/>
+          <w:p>
+            <w:pPr>
+              <w:pStyle w:val="Compact"/>
+            </w:pPr>
+            <w:r>
+              <w:t xml:space="preserve">Suivi de la livraison</w:t>
             </w:r>
           </w:p>
         </w:tc>
       </w:tr>
     </w:tbl>
-    <w:bookmarkEnd w:id="79"/>
-    <w:bookmarkStart w:id="80" w:name="codes-derreur-fréquents"/>
+    <w:bookmarkEnd w:id="90"/>
+    <w:bookmarkStart w:id="91" w:name="endpoints-profil"/>
     <w:p>
       <w:pPr>
         <w:pStyle w:val="Heading3"/>
       </w:pPr>
       <w:r>
-        <w:t xml:space="preserve">Codes d'erreur fréquents</w:t>
+        <w:t xml:space="preserve">Endpoints profil</w:t>
       </w:r>
     </w:p>
     <w:tbl>
@@ -9930,6 +9692,180 @@
               <w:pStyle w:val="Compact"/>
             </w:pPr>
             <w:r>
+              <w:t xml:space="preserve">Méthode</w:t>
+            </w:r>
+          </w:p>
+        </w:tc>
+        <w:tc>
+          <w:tcPr/>
+          <w:p>
+            <w:pPr>
+              <w:pStyle w:val="Compact"/>
+            </w:pPr>
+            <w:r>
+              <w:t xml:space="preserve">Endpoint</w:t>
+            </w:r>
+          </w:p>
+        </w:tc>
+        <w:tc>
+          <w:tcPr/>
+          <w:p>
+            <w:pPr>
+              <w:pStyle w:val="Compact"/>
+            </w:pPr>
+            <w:r>
+              <w:t xml:space="preserve">Description</w:t>
+            </w:r>
+          </w:p>
+        </w:tc>
+      </w:tr>
+      <w:tr>
+        <w:tc>
+          <w:tcPr/>
+          <w:p>
+            <w:pPr>
+              <w:pStyle w:val="Compact"/>
+            </w:pPr>
+            <w:r>
+              <w:t xml:space="preserve">GET</w:t>
+            </w:r>
+          </w:p>
+        </w:tc>
+        <w:tc>
+          <w:tcPr/>
+          <w:p>
+            <w:pPr>
+              <w:pStyle w:val="Compact"/>
+            </w:pPr>
+            <w:r>
+              <w:rPr>
+                <w:rStyle w:val="VerbatimChar"/>
+              </w:rPr>
+              <w:t xml:space="preserve">/api/v1/reviews/vendor/:id</w:t>
+            </w:r>
+          </w:p>
+        </w:tc>
+        <w:tc>
+          <w:tcPr/>
+          <w:p>
+            <w:pPr>
+              <w:pStyle w:val="Compact"/>
+            </w:pPr>
+            <w:r>
+              <w:t xml:space="preserve">Mes avis clients</w:t>
+            </w:r>
+          </w:p>
+        </w:tc>
+      </w:tr>
+      <w:tr>
+        <w:tc>
+          <w:tcPr/>
+          <w:p>
+            <w:pPr>
+              <w:pStyle w:val="Compact"/>
+            </w:pPr>
+            <w:r>
+              <w:t xml:space="preserve">GET</w:t>
+            </w:r>
+          </w:p>
+        </w:tc>
+        <w:tc>
+          <w:tcPr/>
+          <w:p>
+            <w:pPr>
+              <w:pStyle w:val="Compact"/>
+            </w:pPr>
+            <w:r>
+              <w:rPr>
+                <w:rStyle w:val="VerbatimChar"/>
+              </w:rPr>
+              <w:t xml:space="preserve">/api/v1/notifications/preferences</w:t>
+            </w:r>
+          </w:p>
+        </w:tc>
+        <w:tc>
+          <w:tcPr/>
+          <w:p>
+            <w:pPr>
+              <w:pStyle w:val="Compact"/>
+            </w:pPr>
+            <w:r>
+              <w:t xml:space="preserve">Mes préférences de notification</w:t>
+            </w:r>
+          </w:p>
+        </w:tc>
+      </w:tr>
+      <w:tr>
+        <w:tc>
+          <w:tcPr/>
+          <w:p>
+            <w:pPr>
+              <w:pStyle w:val="Compact"/>
+            </w:pPr>
+            <w:r>
+              <w:t xml:space="preserve">PUT</w:t>
+            </w:r>
+          </w:p>
+        </w:tc>
+        <w:tc>
+          <w:tcPr/>
+          <w:p>
+            <w:pPr>
+              <w:pStyle w:val="Compact"/>
+            </w:pPr>
+            <w:r>
+              <w:rPr>
+                <w:rStyle w:val="VerbatimChar"/>
+              </w:rPr>
+              <w:t xml:space="preserve">/api/v1/notifications/preferences</w:t>
+            </w:r>
+          </w:p>
+        </w:tc>
+        <w:tc>
+          <w:tcPr/>
+          <w:p>
+            <w:pPr>
+              <w:pStyle w:val="Compact"/>
+            </w:pPr>
+            <w:r>
+              <w:t xml:space="preserve">Modifier mes notifications</w:t>
+            </w:r>
+          </w:p>
+        </w:tc>
+      </w:tr>
+    </w:tbl>
+    <w:bookmarkEnd w:id="91"/>
+    <w:bookmarkStart w:id="92" w:name="codes-derreur-fréquents"/>
+    <w:p>
+      <w:pPr>
+        <w:pStyle w:val="Heading3"/>
+      </w:pPr>
+      <w:r>
+        <w:t xml:space="preserve">Codes d'erreur fréquents</w:t>
+      </w:r>
+    </w:p>
+    <w:tbl>
+      <w:tblPr>
+        <w:tblStyle w:val="Table"/>
+        <w:tblW w:type="auto" w:w="0"/>
+        <w:tblLook w:firstRow="1" w:lastRow="0" w:firstColumn="0" w:lastColumn="0" w:noHBand="0" w:noVBand="0" w:val="0020"/>
+      </w:tblPr>
+      <w:tblGrid>
+        <w:gridCol w:w="2640"/>
+        <w:gridCol w:w="2640"/>
+        <w:gridCol w:w="2640"/>
+      </w:tblGrid>
+      <w:tr>
+        <w:trPr>
+          <w:tblHeader w:val="on"/>
+        </w:trPr>
+        <w:tc>
+          <w:tcPr/>
+          <w:p>
+            <w:pPr>
+              <w:pStyle w:val="Compact"/>
+            </w:pPr>
+            <w:r>
               <w:t xml:space="preserve">Code</w:t>
             </w:r>
           </w:p>
@@ -10459,9 +10395,9 @@
         </w:pict>
       </w:r>
     </w:p>
-    <w:bookmarkEnd w:id="80"/>
-    <w:bookmarkEnd w:id="81"/>
-    <w:bookmarkStart w:id="92" w:name="X3db6a90c60cda6a286f6d906c74452b2e3dfb34"/>
+    <w:bookmarkEnd w:id="92"/>
+    <w:bookmarkEnd w:id="93"/>
+    <w:bookmarkStart w:id="104" w:name="X3db6a90c60cda6a286f6d906c74452b2e3dfb34"/>
     <w:p>
       <w:pPr>
         <w:pStyle w:val="Heading2"/>
@@ -10470,7 +10406,7 @@
         <w:t xml:space="preserve">17. FAQ vendeur</w:t>
       </w:r>
     </w:p>
-    <w:bookmarkStart w:id="82" w:name="q1--comment-devenir-vendeur-sur-pièces-"/>
+    <w:bookmarkStart w:id="94" w:name="q1--comment-devenir-vendeur-sur-pièces-"/>
     <w:p>
       <w:pPr>
         <w:pStyle w:val="Heading3"/>
@@ -10496,8 +10432,8 @@
         <w:t xml:space="preserve">). Remplissez le formulaire KYC avec votre document d'identité (CNI pour les vendeurs informels, RCCM pour les commerces enregistrés), puis signez les deux garanties obligatoires pour activer votre profil.</w:t>
       </w:r>
     </w:p>
-    <w:bookmarkEnd w:id="82"/>
-    <w:bookmarkStart w:id="83" w:name="X9265d016901d5f9cb164e5297337b1dbeb2eeb8"/>
+    <w:bookmarkEnd w:id="94"/>
+    <w:bookmarkStart w:id="95" w:name="X9265d016901d5f9cb164e5297337b1dbeb2eeb8"/>
     <w:p>
       <w:pPr>
         <w:pStyle w:val="Heading3"/>
@@ -10546,8 +10482,8 @@
         <w:t xml:space="preserve">garantit le fonctionnement minimum de la pièce d'occasion.</w:t>
       </w:r>
     </w:p>
-    <w:bookmarkEnd w:id="83"/>
-    <w:bookmarkStart w:id="84" w:name="Xc1abd1506e6a7aca67b1f89bf7f626d730aa5e8"/>
+    <w:bookmarkEnd w:id="95"/>
+    <w:bookmarkStart w:id="96" w:name="Xc1abd1506e6a7aca67b1f89bf7f626d730aa5e8"/>
     <w:p>
       <w:pPr>
         <w:pStyle w:val="Heading3"/>
@@ -10564,8 +10500,8 @@
         <w:t xml:space="preserve">Lorsque vous prenez une photo, notre intelligence artificielle (Google Gemini) analyse l'image pour identifier le nom, la catégorie, la référence OEM, la compatibilité véhicule et proposer un prix. Vous pouvez corriger ou compléter toutes ces informations avant de publier.</w:t>
       </w:r>
     </w:p>
-    <w:bookmarkEnd w:id="84"/>
-    <w:bookmarkStart w:id="85" w:name="q4--que-faire-si-lia-se-trompe-"/>
+    <w:bookmarkEnd w:id="96"/>
+    <w:bookmarkStart w:id="97" w:name="q4--que-faire-si-lia-se-trompe-"/>
     <w:p>
       <w:pPr>
         <w:pStyle w:val="Heading3"/>
@@ -10582,8 +10518,8 @@
         <w:t xml:space="preserve">L'IA affiche un score de confiance. Si l'identification est incorrecte, corrigez simplement les champs sur la page de détail de la fiche avant de publier. L'IA apprend de vos corrections.</w:t>
       </w:r>
     </w:p>
-    <w:bookmarkEnd w:id="85"/>
-    <w:bookmarkStart w:id="86" w:name="X335809b0800048a1d8904be33642d665178b86e"/>
+    <w:bookmarkEnd w:id="97"/>
+    <w:bookmarkStart w:id="98" w:name="X335809b0800048a1d8904be33642d665178b86e"/>
     <w:p>
       <w:pPr>
         <w:pStyle w:val="Heading3"/>
@@ -10613,8 +10549,8 @@
         <w:t xml:space="preserve">.</w:t>
       </w:r>
     </w:p>
-    <w:bookmarkEnd w:id="86"/>
-    <w:bookmarkStart w:id="87" w:name="X41dd8f615df9afa46588123f576700fb53e70d9"/>
+    <w:bookmarkEnd w:id="98"/>
+    <w:bookmarkStart w:id="99" w:name="X41dd8f615df9afa46588123f576700fb53e70d9"/>
     <w:p>
       <w:pPr>
         <w:pStyle w:val="Heading3"/>
@@ -10647,8 +10583,8 @@
         <w:t xml:space="preserve">après réception de la notification pour confirmer une commande. Au-delà, la commande risque d'être annulée.</w:t>
       </w:r>
     </w:p>
-    <w:bookmarkEnd w:id="87"/>
-    <w:bookmarkStart w:id="88" w:name="q7--quand-vais-je-recevoir-mon-paiement-"/>
+    <w:bookmarkEnd w:id="99"/>
+    <w:bookmarkStart w:id="100" w:name="q7--quand-vais-je-recevoir-mon-paiement-"/>
     <w:p>
       <w:pPr>
         <w:pStyle w:val="Heading3"/>
@@ -10661,28 +10597,19 @@
       <w:pPr>
         <w:pStyle w:val="FirstParagraph"/>
       </w:pPr>
-      <w:r>
-        <w:t xml:space="preserve">Les fonds sont retenus en escrow (séquestre) jusqu'à la livraison. Ils sont libérés automatiquement</w:t>
-      </w:r>
-      <w:r>
-        <w:t xml:space="preserve"> </w:t>
-      </w:r>
       <w:r>
         <w:rPr>
           <w:b/>
           <w:bCs/>
         </w:rPr>
-        <w:t xml:space="preserve">48 heures</w:t>
-      </w:r>
-      <w:r>
-        <w:t xml:space="preserve"> </w:t>
-      </w:r>
-      <w:r>
-        <w:t xml:space="preserve">après la livraison confirmée, sauf si un litige est ouvert. En cas de litige résolu en votre faveur, les fonds sont libérés par l'administrateur.</w:t>
-      </w:r>
-    </w:p>
-    <w:bookmarkEnd w:id="88"/>
-    <w:bookmarkStart w:id="89" w:name="q8--puis-je-vendre-en-dehors-dabidjan-"/>
+        <w:t xml:space="preserve">Immédiatement à l'encaissement</w:t>
+      </w:r>
+      <w:r>
+        <w:t xml:space="preserve">, commission déduite. Si l'acheteur paie en ligne à la commande, vous êtes payé à ce moment-là ; s'il paie au livreur, à la remise de la pièce. Aucun fonds n'est bloqué et il n'y a pas de délai d'attente. Et si l'acheteur ne paie pas, la pièce ne lui est pas remise : elle vous revient.</w:t>
+      </w:r>
+    </w:p>
+    <w:bookmarkEnd w:id="100"/>
+    <w:bookmarkStart w:id="101" w:name="q8--puis-je-vendre-en-dehors-dabidjan-"/>
     <w:p>
       <w:pPr>
         <w:pStyle w:val="Heading3"/>
@@ -10712,8 +10639,8 @@
         <w:t xml:space="preserve">. La couverture géographique sera étendue dans les prochaines versions.</w:t>
       </w:r>
     </w:p>
-    <w:bookmarkEnd w:id="89"/>
-    <w:bookmarkStart w:id="90" w:name="X2ea282088abf089e5f204534da8b1f12c7812f6"/>
+    <w:bookmarkEnd w:id="101"/>
+    <w:bookmarkStart w:id="102" w:name="X2ea282088abf089e5f204534da8b1f12c7812f6"/>
     <w:p>
       <w:pPr>
         <w:pStyle w:val="Heading3"/>
@@ -10730,8 +10657,8 @@
         <w:t xml:space="preserve">L'acheteur peut ouvrir un litige. Un administrateur examine la situation et tranche en votre faveur (fonds libérés) ou en faveur de l'acheteur (remboursement). Vous ne pouvez pas ouvrir de litige vous-même.</w:t>
       </w:r>
     </w:p>
-    <w:bookmarkEnd w:id="90"/>
-    <w:bookmarkStart w:id="91" w:name="q10--comment-améliorer-ma-note-vendeur-"/>
+    <w:bookmarkEnd w:id="102"/>
+    <w:bookmarkStart w:id="103" w:name="q10--comment-améliorer-ma-note-vendeur-"/>
     <w:p>
       <w:pPr>
         <w:pStyle w:val="Heading3"/>
@@ -10819,9 +10746,9 @@
         <w:t xml:space="preserve">Document généré le 2026-03-01 — Pièces v1.0</w:t>
       </w:r>
     </w:p>
-    <w:bookmarkEnd w:id="91"/>
-    <w:bookmarkEnd w:id="92"/>
-    <w:bookmarkEnd w:id="93"/>
+    <w:bookmarkEnd w:id="103"/>
+    <w:bookmarkEnd w:id="104"/>
+    <w:bookmarkEnd w:id="105"/>
     <w:sectPr>
       <w:footnotePr>
         <w:numRestart w:val="eachSect"/>
@@ -11386,10 +11313,10 @@
   <w:docDefaults>
     <w:rPrDefault>
       <w:rPr>
-        <w:rFonts w:asciiTheme="minorHAnsi" w:cstheme="minorBidi" w:eastAsiaTheme="minorEastAsia" w:hAnsiTheme="minorHAnsi"/>
+        <w:rFonts w:asciiTheme="minorHAnsi" w:cstheme="minorBidi" w:eastAsiaTheme="minorHAnsi" w:hAnsiTheme="minorHAnsi"/>
         <w:sz w:val="24"/>
         <w:szCs w:val="24"/>
-        <w:lang w:bidi="ar-SA" w:eastAsia="zh-CN" w:val="en-US"/>
+        <w:lang w:bidi="ar-SA" w:eastAsia="en-US" w:val="en-US"/>
       </w:rPr>
     </w:rPrDefault>
     <w:pPrDefault>
@@ -11930,6 +11857,13 @@
       </w:tblCellMar>
     </w:tblPr>
     <w:tblStylePr w:type="firstRow">
+      <w:tblPr>
+        <w:jc w:val="left"/>
+        <w:tblInd w:type="dxa" w:w="0"/>
+      </w:tblPr>
+      <w:trPr>
+        <w:jc w:val="left"/>
+      </w:trPr>
       <w:tcPr>
         <w:tcBorders>
           <w:bottom w:val="single"/>
